--- a/Mostafa-khansa-custom-cv.docx
+++ b/Mostafa-khansa-custom-cv.docx
@@ -4,927 +4,1530 @@
   <w:body>
     <w:p>
       <w:pPr>
-        <w:pBdr>
-          <w:bottom w:val="single" w:sz="6" w:space="1" w:color="auto"/>
-        </w:pBdr>
+        <w:pStyle w:val="Heading1"/>
+        <w:spacing w:before="0"/>
         <w:jc w:val="center"/>
         <w:rPr>
-          <w:b/>
-          <w:bCs/>
-          <w:color w:val="2E74B5" w:themeColor="accent1" w:themeShade="BF"/>
-        </w:rPr>
-      </w:pPr>
-      <w:r>
-        <w:rPr>
-          <w:rFonts w:asciiTheme="minorBidi" w:hAnsiTheme="minorBidi"/>
-          <w:b/>
-          <w:bCs/>
-          <w:color w:val="2E74B5" w:themeColor="accent1" w:themeShade="BF"/>
-        </w:rPr>
-        <w:t>PROFESSIONAL</w:t>
-      </w:r>
-      <w:r>
-        <w:rPr>
-          <w:b/>
-          <w:bCs/>
-          <w:color w:val="2E74B5" w:themeColor="accent1" w:themeShade="BF"/>
-        </w:rPr>
-        <w:t xml:space="preserve"> </w:t>
-      </w:r>
-      <w:r>
-        <w:rPr>
-          <w:rFonts w:asciiTheme="minorBidi" w:hAnsiTheme="minorBidi"/>
-          <w:b/>
-          <w:bCs/>
-          <w:color w:val="2E74B5" w:themeColor="accent1" w:themeShade="BF"/>
-        </w:rPr>
-        <w:t>SUMMARY</w:t>
+          <w:rFonts w:asciiTheme="minorBidi" w:hAnsiTheme="minorBidi" w:cstheme="minorBidi"/>
+          <w:b/>
+          <w:bCs/>
+          <w:color w:val="000000" w:themeColor="text1"/>
+          <w:sz w:val="22"/>
+          <w:szCs w:val="22"/>
+        </w:rPr>
+      </w:pPr>
+      <w:bookmarkStart w:id="0" w:name="_MOSTAFA_EL_KHANSA"/>
+      <w:bookmarkEnd w:id="0"/>
+      <w:r>
+        <w:rPr>
+          <w:rFonts w:asciiTheme="minorBidi" w:hAnsiTheme="minorBidi" w:cstheme="minorBidi"/>
+          <w:b/>
+          <w:bCs/>
+          <w:color w:val="000000" w:themeColor="text1"/>
+          <w:sz w:val="22"/>
+          <w:szCs w:val="22"/>
+        </w:rPr>
+        <w:t>MOSTAFA EL KHANSA</w:t>
       </w:r>
     </w:p>
     <w:p>
-      <w:r>
-        <w:t xml:space="preserve">Software developer with 13+ years of experience building complex web applications from the ground up. While I work across the full stack, my core strength lies in backend architecture, database design, and translating business logic into effective solutions. I prioritize understanding user requirements before writing the first line of code, ensuring the system meets actual needs. On the frontend, I focus on building clear, </w:t>
-      </w:r>
-      <w:proofErr w:type="spellStart"/>
-      <w:r>
-        <w:t xml:space="preserve">well </w:t>
-      </w:r>
-      <w:r>
-        <w:t>structured</w:t>
-      </w:r>
-      <w:proofErr w:type="spellEnd"/>
-      <w:r>
-        <w:t xml:space="preserve"> interfaces that keep users oriented, even within complex workflows.</w:t>
+      <w:pPr>
+        <w:jc w:val="center"/>
+        <w:rPr>
+          <w:rFonts w:asciiTheme="minorBidi" w:hAnsiTheme="minorBidi"/>
+          <w:b/>
+          <w:bCs/>
+        </w:rPr>
+      </w:pPr>
+      <w:r>
+        <w:rPr>
+          <w:rFonts w:asciiTheme="minorBidi" w:hAnsiTheme="minorBidi"/>
+          <w:b/>
+          <w:bCs/>
+        </w:rPr>
+        <w:t>Senior Software Engineer</w:t>
       </w:r>
     </w:p>
     <w:p>
       <w:pPr>
-        <w:pBdr>
-          <w:bottom w:val="single" w:sz="6" w:space="1" w:color="auto"/>
-        </w:pBdr>
         <w:jc w:val="center"/>
         <w:rPr>
-          <w:b/>
-          <w:bCs/>
-          <w:color w:val="2E74B5" w:themeColor="accent1" w:themeShade="BF"/>
-        </w:rPr>
-      </w:pPr>
-      <w:r>
-        <w:rPr>
-          <w:rFonts w:asciiTheme="minorBidi" w:hAnsiTheme="minorBidi"/>
-          <w:b/>
-          <w:bCs/>
-          <w:color w:val="2E74B5" w:themeColor="accent1" w:themeShade="BF"/>
-        </w:rPr>
-        <w:t>PROFESSIONAL</w:t>
-      </w:r>
-      <w:r>
-        <w:rPr>
-          <w:b/>
-          <w:bCs/>
-          <w:color w:val="2E74B5" w:themeColor="accent1" w:themeShade="BF"/>
-        </w:rPr>
-        <w:t xml:space="preserve"> </w:t>
-      </w:r>
-      <w:r>
-        <w:rPr>
-          <w:rFonts w:asciiTheme="minorBidi" w:hAnsiTheme="minorBidi"/>
-          <w:b/>
-          <w:bCs/>
-          <w:color w:val="2E74B5" w:themeColor="accent1" w:themeShade="BF"/>
-        </w:rPr>
-        <w:t>EXPERIENCE</w:t>
-      </w:r>
-    </w:p>
-    <w:p>
-      <w:pPr>
-        <w:spacing w:after="0" w:line="192" w:lineRule="auto"/>
-        <w:rPr>
-          <w:b/>
-          <w:bCs/>
-          <w:color w:val="2E74B5" w:themeColor="accent1" w:themeShade="BF"/>
-          <w:sz w:val="20"/>
-          <w:szCs w:val="20"/>
-        </w:rPr>
-      </w:pPr>
-      <w:r>
-        <w:rPr>
-          <w:b/>
-          <w:bCs/>
-          <w:color w:val="2E74B5" w:themeColor="accent1" w:themeShade="BF"/>
-        </w:rPr>
-        <w:t>Software Developer</w:t>
-      </w:r>
-      <w:r>
-        <w:rPr>
-          <w:b/>
-          <w:bCs/>
-          <w:color w:val="2E74B5" w:themeColor="accent1" w:themeShade="BF"/>
-        </w:rPr>
-        <w:tab/>
-      </w:r>
-      <w:r>
-        <w:rPr>
-          <w:b/>
-          <w:bCs/>
-          <w:color w:val="2E74B5" w:themeColor="accent1" w:themeShade="BF"/>
-        </w:rPr>
-        <w:tab/>
-      </w:r>
-      <w:r>
-        <w:rPr>
-          <w:b/>
-          <w:bCs/>
-          <w:color w:val="2E74B5" w:themeColor="accent1" w:themeShade="BF"/>
-        </w:rPr>
-        <w:tab/>
-      </w:r>
-      <w:r>
-        <w:rPr>
-          <w:b/>
-          <w:bCs/>
-          <w:color w:val="2E74B5" w:themeColor="accent1" w:themeShade="BF"/>
-        </w:rPr>
-        <w:tab/>
-      </w:r>
-      <w:r>
-        <w:rPr>
-          <w:b/>
-          <w:bCs/>
-          <w:color w:val="2E74B5" w:themeColor="accent1" w:themeShade="BF"/>
-        </w:rPr>
-        <w:tab/>
-      </w:r>
-      <w:r>
-        <w:rPr>
-          <w:b/>
-          <w:bCs/>
-          <w:color w:val="2E74B5" w:themeColor="accent1" w:themeShade="BF"/>
-        </w:rPr>
-        <w:tab/>
-      </w:r>
-      <w:r>
-        <w:rPr>
-          <w:b/>
-          <w:bCs/>
-          <w:color w:val="2E74B5" w:themeColor="accent1" w:themeShade="BF"/>
-        </w:rPr>
-        <w:tab/>
-      </w:r>
-      <w:r>
-        <w:rPr>
-          <w:b/>
-          <w:bCs/>
-          <w:color w:val="2E74B5" w:themeColor="accent1" w:themeShade="BF"/>
-          <w:sz w:val="16"/>
-          <w:szCs w:val="16"/>
-        </w:rPr>
-        <w:t>Feb 2018 – now</w:t>
-      </w:r>
-    </w:p>
-    <w:p>
-      <w:pPr>
-        <w:spacing w:after="0" w:line="192" w:lineRule="auto"/>
-        <w:rPr>
-          <w:b/>
-          <w:bCs/>
-          <w:color w:val="2E74B5" w:themeColor="accent1" w:themeShade="BF"/>
-          <w:sz w:val="20"/>
-          <w:szCs w:val="20"/>
-        </w:rPr>
-      </w:pPr>
+          <w:rFonts w:asciiTheme="minorBidi" w:hAnsiTheme="minorBidi"/>
+          <w:sz w:val="20"/>
+          <w:szCs w:val="20"/>
+        </w:rPr>
+      </w:pPr>
+      <w:r>
+        <w:rPr>
+          <w:rFonts w:asciiTheme="minorBidi" w:hAnsiTheme="minorBidi"/>
+          <w:sz w:val="20"/>
+          <w:szCs w:val="20"/>
+        </w:rPr>
+        <w:t xml:space="preserve">+961 81 761 183 | </w:t>
+      </w:r>
       <w:hyperlink r:id="rId7" w:history="1">
         <w:r>
           <w:rPr>
             <w:rStyle w:val="Hyperlink"/>
-            <w:b/>
-            <w:bCs/>
-            <w:color w:val="034990" w:themeColor="hyperlink" w:themeShade="BF"/>
+            <w:rFonts w:asciiTheme="minorBidi" w:hAnsiTheme="minorBidi"/>
+            <w:color w:val="2E74B5" w:themeColor="accent1" w:themeShade="BF"/>
+            <w:sz w:val="20"/>
+            <w:szCs w:val="20"/>
             <w:u w:val="none"/>
           </w:rPr>
-          <w:t>Wizard</w:t>
-        </w:r>
-        <w:r>
-          <w:rPr>
-            <w:rStyle w:val="Hyperlink"/>
-            <w:b/>
-            <w:bCs/>
-            <w:color w:val="034990" w:themeColor="hyperlink" w:themeShade="BF"/>
-          </w:rPr>
-          <w:t xml:space="preserve"> </w:t>
-        </w:r>
-        <w:r>
-          <w:rPr>
-            <w:rStyle w:val="Hyperlink"/>
-            <w:b/>
-            <w:bCs/>
-            <w:color w:val="034990" w:themeColor="hyperlink" w:themeShade="BF"/>
-            <w:u w:val="none"/>
-          </w:rPr>
-          <w:t>Solutions</w:t>
+          <w:t>mostafa.khansa.lb@gmail.com</w:t>
         </w:r>
       </w:hyperlink>
       <w:r>
         <w:rPr>
-          <w:b/>
-          <w:bCs/>
-          <w:color w:val="2E74B5" w:themeColor="accent1" w:themeShade="BF"/>
-        </w:rPr>
-        <w:t xml:space="preserve">                                                                                               </w:t>
-      </w:r>
-      <w:r>
-        <w:rPr>
-          <w:b/>
-          <w:bCs/>
-          <w:color w:val="2E74B5" w:themeColor="accent1" w:themeShade="BF"/>
-        </w:rPr>
-        <w:t xml:space="preserve">    </w:t>
-      </w:r>
-      <w:r>
-        <w:rPr>
-          <w:b/>
-          <w:bCs/>
-          <w:color w:val="2E74B5" w:themeColor="accent1" w:themeShade="BF"/>
-          <w:sz w:val="16"/>
-          <w:szCs w:val="16"/>
-        </w:rPr>
-        <w:t xml:space="preserve"> </w:t>
-      </w:r>
-      <w:r>
-        <w:rPr>
-          <w:b/>
-          <w:bCs/>
-          <w:color w:val="2E74B5" w:themeColor="accent1" w:themeShade="BF"/>
-          <w:sz w:val="16"/>
-          <w:szCs w:val="16"/>
-        </w:rPr>
-        <w:t>Jal El Dib, Lebanon</w:t>
-      </w:r>
-    </w:p>
-    <w:p>
-      <w:pPr>
-        <w:spacing w:after="0" w:line="192" w:lineRule="auto"/>
-        <w:rPr>
-          <w:b/>
-          <w:bCs/>
-          <w:color w:val="2E74B5" w:themeColor="accent1" w:themeShade="BF"/>
-          <w:sz w:val="20"/>
-          <w:szCs w:val="20"/>
-        </w:rPr>
-      </w:pPr>
-    </w:p>
-    <w:p>
-      <w:pPr>
-        <w:pStyle w:val="ListParagraph"/>
-        <w:numPr>
-          <w:ilvl w:val="0"/>
-          <w:numId w:val="3"/>
-        </w:numPr>
-        <w:spacing w:after="240" w:line="276" w:lineRule="auto"/>
-        <w:rPr>
-          <w:color w:val="000000" w:themeColor="text1"/>
-        </w:rPr>
-      </w:pPr>
-      <w:r>
-        <w:rPr>
-          <w:b/>
-          <w:bCs/>
-        </w:rPr>
-        <w:t xml:space="preserve"> </w:t>
-      </w:r>
-      <w:r>
-        <w:t>Successfully migrated a legacy desktop ERP</w:t>
-      </w:r>
-      <w:r>
-        <w:t xml:space="preserve"> into a modern web application using PHP, MySQL, and JavaScript; the platform now supports over 1,000 major clients across Lebanon and generates predictable, recurring monthly revenue.</w:t>
-      </w:r>
-    </w:p>
-    <w:p>
-      <w:pPr>
-        <w:pStyle w:val="ListParagraph"/>
-        <w:numPr>
-          <w:ilvl w:val="0"/>
-          <w:numId w:val="2"/>
-        </w:numPr>
-        <w:spacing w:after="240" w:line="276" w:lineRule="auto"/>
-        <w:rPr>
-          <w:color w:val="000000" w:themeColor="text1"/>
-        </w:rPr>
-      </w:pPr>
-      <w:r>
-        <w:rPr>
-          <w:b/>
-          <w:bCs/>
-        </w:rPr>
-        <w:t xml:space="preserve"> </w:t>
-      </w:r>
-      <w:r>
-        <w:t>Rewrote a legacy POS</w:t>
-      </w:r>
-      <w:r>
-        <w:t xml:space="preserve"> system as a modern </w:t>
-      </w:r>
-      <w:r>
-        <w:t xml:space="preserve">cross-platform </w:t>
-      </w:r>
-      <w:r>
-        <w:t>application using Flutter and SQLite, integrating it seamlessly with the core ERP via a REST API.</w:t>
-      </w:r>
-    </w:p>
-    <w:p>
-      <w:pPr>
-        <w:pStyle w:val="ListParagraph"/>
-        <w:numPr>
-          <w:ilvl w:val="0"/>
-          <w:numId w:val="2"/>
-        </w:numPr>
-        <w:spacing w:after="240" w:line="276" w:lineRule="auto"/>
-        <w:rPr>
-          <w:color w:val="000000" w:themeColor="text1"/>
-        </w:rPr>
-      </w:pPr>
-      <w:r>
-        <w:rPr>
-          <w:b/>
-          <w:bCs/>
-        </w:rPr>
-        <w:t xml:space="preserve"> </w:t>
-      </w:r>
-      <w:r>
-        <w:t>Continuously scale and extend both the ERP and POS applications</w:t>
-      </w:r>
-      <w:r>
-        <w:t>, regularly shipping new features, optimizing database performance, and maintaining system stability for the active user base.</w:t>
-      </w:r>
-    </w:p>
-    <w:p>
-      <w:pPr>
-        <w:spacing w:after="0" w:line="192" w:lineRule="auto"/>
-        <w:rPr>
-          <w:b/>
-          <w:bCs/>
-          <w:color w:val="2E74B5" w:themeColor="accent1" w:themeShade="BF"/>
-          <w:sz w:val="20"/>
-          <w:szCs w:val="20"/>
-        </w:rPr>
-      </w:pPr>
-      <w:r>
-        <w:rPr>
-          <w:b/>
-          <w:bCs/>
-          <w:color w:val="2E74B5" w:themeColor="accent1" w:themeShade="BF"/>
-        </w:rPr>
-        <w:t>Software Developer</w:t>
-      </w:r>
-      <w:r>
-        <w:rPr>
-          <w:b/>
-          <w:bCs/>
-          <w:color w:val="2E74B5" w:themeColor="accent1" w:themeShade="BF"/>
-        </w:rPr>
-        <w:tab/>
-      </w:r>
-      <w:r>
-        <w:rPr>
-          <w:b/>
-          <w:bCs/>
-          <w:color w:val="2E74B5" w:themeColor="accent1" w:themeShade="BF"/>
-        </w:rPr>
-        <w:tab/>
-      </w:r>
-      <w:r>
-        <w:rPr>
-          <w:b/>
-          <w:bCs/>
-          <w:color w:val="2E74B5" w:themeColor="accent1" w:themeShade="BF"/>
-        </w:rPr>
-        <w:tab/>
-      </w:r>
-      <w:r>
-        <w:rPr>
-          <w:b/>
-          <w:bCs/>
-          <w:color w:val="2E74B5" w:themeColor="accent1" w:themeShade="BF"/>
-        </w:rPr>
-        <w:tab/>
-      </w:r>
-      <w:r>
-        <w:rPr>
-          <w:b/>
-          <w:bCs/>
-          <w:color w:val="2E74B5" w:themeColor="accent1" w:themeShade="BF"/>
-        </w:rPr>
-        <w:tab/>
-      </w:r>
-      <w:r>
-        <w:rPr>
-          <w:b/>
-          <w:bCs/>
-          <w:color w:val="2E74B5" w:themeColor="accent1" w:themeShade="BF"/>
-        </w:rPr>
-        <w:tab/>
-      </w:r>
-      <w:r>
-        <w:rPr>
-          <w:b/>
-          <w:bCs/>
-          <w:color w:val="2E74B5" w:themeColor="accent1" w:themeShade="BF"/>
-        </w:rPr>
-        <w:tab/>
-        <w:t xml:space="preserve">   </w:t>
-      </w:r>
-      <w:r>
-        <w:rPr>
-          <w:b/>
-          <w:bCs/>
-          <w:color w:val="2E74B5" w:themeColor="accent1" w:themeShade="BF"/>
-          <w:sz w:val="16"/>
-          <w:szCs w:val="16"/>
-        </w:rPr>
-        <w:t>March 2013 – Sep 2017</w:t>
-      </w:r>
-    </w:p>
-    <w:p>
-      <w:pPr>
-        <w:spacing w:after="0" w:line="192" w:lineRule="auto"/>
-        <w:rPr>
-          <w:b/>
-          <w:bCs/>
-          <w:color w:val="2E74B5" w:themeColor="accent1" w:themeShade="BF"/>
-          <w:sz w:val="20"/>
-          <w:szCs w:val="20"/>
-        </w:rPr>
-      </w:pPr>
+          <w:rFonts w:asciiTheme="minorBidi" w:hAnsiTheme="minorBidi"/>
+          <w:sz w:val="20"/>
+          <w:szCs w:val="20"/>
+        </w:rPr>
+        <w:t xml:space="preserve"> | </w:t>
+      </w:r>
       <w:hyperlink r:id="rId8" w:history="1">
         <w:r>
           <w:rPr>
             <w:rStyle w:val="Hyperlink"/>
-            <w:b/>
-            <w:bCs/>
-            <w:color w:val="034990" w:themeColor="hyperlink" w:themeShade="BF"/>
+            <w:rFonts w:asciiTheme="minorBidi" w:hAnsiTheme="minorBidi"/>
+            <w:sz w:val="20"/>
+            <w:szCs w:val="20"/>
             <w:u w:val="none"/>
           </w:rPr>
-          <w:t>Al-</w:t>
+          <w:t>https://www.linkedin.com/in/mostafa-el-khansa/</w:t>
         </w:r>
-        <w:proofErr w:type="spellStart"/>
+      </w:hyperlink>
+      <w:r>
+        <w:rPr>
+          <w:rStyle w:val="Hyperlink"/>
+          <w:rFonts w:asciiTheme="minorBidi" w:hAnsiTheme="minorBidi"/>
+          <w:color w:val="auto"/>
+          <w:sz w:val="20"/>
+          <w:szCs w:val="20"/>
+          <w:u w:val="none"/>
+        </w:rPr>
+        <w:t xml:space="preserve"> </w:t>
+      </w:r>
+      <w:hyperlink r:id="rId9" w:history="1">
         <w:r>
           <w:rPr>
             <w:rStyle w:val="Hyperlink"/>
-            <w:b/>
-            <w:bCs/>
-            <w:color w:val="034990" w:themeColor="hyperlink" w:themeShade="BF"/>
+            <w:rFonts w:asciiTheme="minorBidi" w:hAnsiTheme="minorBidi"/>
+            <w:color w:val="2E74B5" w:themeColor="accent1" w:themeShade="BF"/>
+            <w:sz w:val="20"/>
+            <w:szCs w:val="20"/>
             <w:u w:val="none"/>
           </w:rPr>
-          <w:t>Kaff</w:t>
-        </w:r>
-        <w:proofErr w:type="spellEnd"/>
-        <w:r>
-          <w:rPr>
-            <w:rStyle w:val="Hyperlink"/>
-            <w:b/>
-            <w:bCs/>
-            <w:color w:val="034990" w:themeColor="hyperlink" w:themeShade="BF"/>
-            <w:u w:val="none"/>
-          </w:rPr>
-          <w:t xml:space="preserve"> For Computer</w:t>
+          <w:t>https://github.com/mostafa-khansa</w:t>
         </w:r>
       </w:hyperlink>
       <w:r>
         <w:rPr>
-          <w:b/>
-          <w:bCs/>
+          <w:rStyle w:val="Hyperlink"/>
+          <w:rFonts w:asciiTheme="minorBidi" w:hAnsiTheme="minorBidi"/>
           <w:color w:val="2E74B5" w:themeColor="accent1" w:themeShade="BF"/>
-        </w:rPr>
-        <w:t xml:space="preserve">                                                               </w:t>
-      </w:r>
-      <w:r>
-        <w:rPr>
-          <w:b/>
-          <w:bCs/>
-          <w:color w:val="2E74B5" w:themeColor="accent1" w:themeShade="BF"/>
-        </w:rPr>
-        <w:t xml:space="preserve">                               </w:t>
-      </w:r>
-      <w:r>
-        <w:rPr>
-          <w:b/>
-          <w:bCs/>
-          <w:color w:val="2E74B5" w:themeColor="accent1" w:themeShade="BF"/>
-          <w:sz w:val="16"/>
-          <w:szCs w:val="16"/>
-        </w:rPr>
-        <w:t>Riyadh, KSA</w:t>
+          <w:sz w:val="20"/>
+          <w:szCs w:val="20"/>
+          <w:u w:val="none"/>
+        </w:rPr>
+        <w:t xml:space="preserve"> </w:t>
+      </w:r>
+      <w:r>
+        <w:rPr>
+          <w:rFonts w:asciiTheme="minorBidi" w:hAnsiTheme="minorBidi"/>
+          <w:sz w:val="20"/>
+          <w:szCs w:val="20"/>
+        </w:rPr>
+        <w:t>| Beirut, Lebanon</w:t>
+      </w:r>
+      <w:r>
+        <w:rPr>
+          <w:rFonts w:asciiTheme="minorBidi" w:hAnsiTheme="minorBidi"/>
+          <w:color w:val="3B3B3B"/>
+          <w:sz w:val="20"/>
+          <w:szCs w:val="20"/>
+        </w:rPr>
+        <w:t xml:space="preserve">, UTC+3 </w:t>
+      </w:r>
+      <w:r>
+        <w:rPr>
+          <w:rFonts w:asciiTheme="minorBidi" w:hAnsiTheme="minorBidi"/>
+          <w:sz w:val="20"/>
+          <w:szCs w:val="20"/>
+        </w:rPr>
+        <w:t>open to remote · EU overlap and US-East mornings</w:t>
+      </w:r>
+      <w:r>
+        <w:rPr>
+          <w:rFonts w:asciiTheme="minorBidi" w:hAnsiTheme="minorBidi"/>
+          <w:sz w:val="20"/>
+          <w:szCs w:val="20"/>
+        </w:rPr>
+        <w:t xml:space="preserve"> Bachelor of sciences computer science</w:t>
+      </w:r>
+      <w:r>
+        <w:rPr>
+          <w:rFonts w:asciiTheme="minorBidi" w:hAnsiTheme="minorBidi"/>
+          <w:sz w:val="20"/>
+          <w:szCs w:val="20"/>
+        </w:rPr>
+        <w:t xml:space="preserve"> Lebanese International University</w:t>
       </w:r>
     </w:p>
     <w:p>
       <w:pPr>
-        <w:spacing w:after="0" w:line="192" w:lineRule="auto"/>
-        <w:rPr>
-          <w:b/>
-          <w:bCs/>
-          <w:color w:val="2E74B5" w:themeColor="accent1" w:themeShade="BF"/>
-          <w:sz w:val="20"/>
-          <w:szCs w:val="20"/>
-        </w:rPr>
-      </w:pPr>
+        <w:spacing w:after="240"/>
+        <w:jc w:val="center"/>
+        <w:rPr>
+          <w:rFonts w:asciiTheme="minorBidi" w:hAnsiTheme="minorBidi"/>
+          <w:color w:val="3B3B3B"/>
+          <w:sz w:val="20"/>
+          <w:szCs w:val="20"/>
+        </w:rPr>
+      </w:pPr>
+      <w:r>
+        <w:rPr>
+          <w:rFonts w:asciiTheme="minorBidi" w:hAnsiTheme="minorBidi"/>
+          <w:color w:val="3B3B3B"/>
+          <w:sz w:val="20"/>
+          <w:szCs w:val="20"/>
+        </w:rPr>
+        <w:t>Full Stack engineer with 13+ years building and running business critical web products end to end. I shipped the ERP platform that 2,000+ companies run their daily operations on, and the cross platform POS that syncs to it. Strongest in backend architecture, relational data modeling, and API design.</w:t>
+      </w:r>
     </w:p>
     <w:p>
       <w:pPr>
-        <w:pStyle w:val="ListParagraph"/>
+        <w:spacing w:before="40" w:after="0"/>
+        <w:jc w:val="center"/>
+        <w:rPr>
+          <w:rFonts w:asciiTheme="minorBidi" w:hAnsiTheme="minorBidi"/>
+          <w:b/>
+          <w:bCs/>
+          <w:color w:val="0D0D0D" w:themeColor="text1" w:themeTint="F2"/>
+        </w:rPr>
+      </w:pPr>
+      <w:r>
+        <w:rPr>
+          <w:rFonts w:asciiTheme="minorBidi" w:hAnsiTheme="minorBidi"/>
+          <w:b/>
+          <w:bCs/>
+          <w:color w:val="0D0D0D" w:themeColor="text1" w:themeTint="F2"/>
+        </w:rPr>
+        <w:t>PROFESSIONAL EXPERIENCE</w:t>
+      </w:r>
+    </w:p>
+    <w:p>
+      <w:pPr>
+        <w:spacing w:before="120" w:after="120" w:line="240" w:lineRule="auto"/>
+        <w:outlineLvl w:val="2"/>
+        <w:rPr>
+          <w:rFonts w:asciiTheme="minorBidi" w:eastAsia="Times New Roman" w:hAnsiTheme="minorBidi"/>
+          <w:b/>
+          <w:bCs/>
+          <w:color w:val="3B3B3B"/>
+          <w:sz w:val="20"/>
+          <w:szCs w:val="20"/>
+        </w:rPr>
+      </w:pPr>
+      <w:r>
+        <w:rPr>
+          <w:rFonts w:asciiTheme="minorBidi" w:eastAsia="Times New Roman" w:hAnsiTheme="minorBidi"/>
+          <w:b/>
+          <w:bCs/>
+          <w:color w:val="3B3B3B"/>
+          <w:sz w:val="20"/>
+          <w:szCs w:val="20"/>
+        </w:rPr>
+        <w:t>Senior Software Engineer - Wizard Solutions (full-time)</w:t>
+      </w:r>
+    </w:p>
+    <w:p>
+      <w:pPr>
+        <w:spacing w:after="0" w:line="240" w:lineRule="auto"/>
+        <w:rPr>
+          <w:rFonts w:asciiTheme="minorBidi" w:eastAsia="Times New Roman" w:hAnsiTheme="minorBidi"/>
+          <w:color w:val="3B3B3B"/>
+          <w:sz w:val="20"/>
+          <w:szCs w:val="20"/>
+        </w:rPr>
+      </w:pPr>
+      <w:r>
+        <w:rPr>
+          <w:rFonts w:asciiTheme="minorBidi" w:eastAsia="Times New Roman" w:hAnsiTheme="minorBidi"/>
+          <w:i/>
+          <w:iCs/>
+          <w:color w:val="3B3B3B"/>
+          <w:sz w:val="20"/>
+          <w:szCs w:val="20"/>
+        </w:rPr>
+        <w:t>Jal El Dib, Lebanon | Feb 2018 – Present</w:t>
+      </w:r>
+    </w:p>
+    <w:p>
+      <w:pPr>
         <w:numPr>
           <w:ilvl w:val="0"/>
-          <w:numId w:val="3"/>
+          <w:numId w:val="4"/>
         </w:numPr>
-        <w:spacing w:after="240" w:line="276" w:lineRule="auto"/>
-        <w:rPr>
-          <w:color w:val="000000" w:themeColor="text1"/>
-        </w:rPr>
-      </w:pPr>
-      <w:r>
-        <w:rPr>
-          <w:b/>
-          <w:bCs/>
-        </w:rPr>
-        <w:t xml:space="preserve"> </w:t>
-      </w:r>
-      <w:r>
-        <w:t xml:space="preserve">Developed multiple web applications to automate monthly employee </w:t>
-      </w:r>
-      <w:r>
-        <w:t>payroll processing</w:t>
-      </w:r>
-      <w:r>
-        <w:rPr>
-          <w:b/>
-          <w:bCs/>
-        </w:rPr>
-        <w:t xml:space="preserve"> </w:t>
-      </w:r>
-      <w:r>
-        <w:t xml:space="preserve">and manage secure member </w:t>
-      </w:r>
-      <w:r>
-        <w:t>ATM card</w:t>
-      </w:r>
-      <w:r>
-        <w:t xml:space="preserve"> issuance and operations.</w:t>
+        <w:spacing w:before="40" w:after="60" w:line="240" w:lineRule="auto"/>
+        <w:rPr>
+          <w:rFonts w:asciiTheme="minorBidi" w:eastAsia="Times New Roman" w:hAnsiTheme="minorBidi"/>
+          <w:color w:val="3B3B3B"/>
+          <w:sz w:val="20"/>
+          <w:szCs w:val="20"/>
+        </w:rPr>
+      </w:pPr>
+      <w:r>
+        <w:rPr>
+          <w:rFonts w:asciiTheme="minorBidi" w:eastAsia="Times New Roman" w:hAnsiTheme="minorBidi"/>
+          <w:color w:val="3B3B3B"/>
+          <w:sz w:val="20"/>
+          <w:szCs w:val="20"/>
+        </w:rPr>
+        <w:t>Led the migration of a legacy desktop ERP to a web platform (PHP, MySQL, JavaScript), owning application architecture and delivery. Started as the sole application engineer with one senior database developer; as the team grew to </w:t>
+      </w:r>
+      <w:r>
+        <w:rPr>
+          <w:rFonts w:asciiTheme="minorBidi" w:eastAsia="Times New Roman" w:hAnsiTheme="minorBidi"/>
+          <w:b/>
+          <w:bCs/>
+          <w:color w:val="3B3B3B"/>
+          <w:sz w:val="20"/>
+          <w:szCs w:val="20"/>
+        </w:rPr>
+        <w:t>7 engineers</w:t>
+      </w:r>
+      <w:r>
+        <w:rPr>
+          <w:rFonts w:asciiTheme="minorBidi" w:eastAsia="Times New Roman" w:hAnsiTheme="minorBidi"/>
+          <w:color w:val="3B3B3B"/>
+          <w:sz w:val="20"/>
+          <w:szCs w:val="20"/>
+        </w:rPr>
+        <w:t>, I led and coached developers, and now work alongside other lead engineers. The platform serves </w:t>
+      </w:r>
+      <w:r>
+        <w:rPr>
+          <w:rFonts w:asciiTheme="minorBidi" w:eastAsia="Times New Roman" w:hAnsiTheme="minorBidi"/>
+          <w:b/>
+          <w:bCs/>
+          <w:color w:val="3B3B3B"/>
+          <w:sz w:val="20"/>
+          <w:szCs w:val="20"/>
+        </w:rPr>
+        <w:t>2,000+ business clients across Lebanon</w:t>
+      </w:r>
+      <w:r>
+        <w:rPr>
+          <w:rFonts w:asciiTheme="minorBidi" w:eastAsia="Times New Roman" w:hAnsiTheme="minorBidi"/>
+          <w:color w:val="3B3B3B"/>
+          <w:sz w:val="20"/>
+          <w:szCs w:val="20"/>
+        </w:rPr>
+        <w:t> on a recurring revenue model.</w:t>
       </w:r>
     </w:p>
     <w:p>
       <w:pPr>
-        <w:pStyle w:val="ListParagraph"/>
         <w:numPr>
           <w:ilvl w:val="0"/>
-          <w:numId w:val="3"/>
+          <w:numId w:val="4"/>
+        </w:numPr>
+        <w:spacing w:before="100" w:beforeAutospacing="1" w:after="60" w:line="240" w:lineRule="auto"/>
+        <w:rPr>
+          <w:rFonts w:asciiTheme="minorBidi" w:eastAsia="Times New Roman" w:hAnsiTheme="minorBidi"/>
+          <w:color w:val="3B3B3B"/>
+          <w:sz w:val="20"/>
+          <w:szCs w:val="20"/>
+        </w:rPr>
+      </w:pPr>
+      <w:r>
+        <w:rPr>
+          <w:rFonts w:asciiTheme="minorBidi" w:eastAsia="Times New Roman" w:hAnsiTheme="minorBidi"/>
+          <w:color w:val="3B3B3B"/>
+          <w:sz w:val="20"/>
+          <w:szCs w:val="20"/>
+        </w:rPr>
+        <w:t>Rebuilt the legacy POS as a cross-platform </w:t>
+      </w:r>
+      <w:r>
+        <w:rPr>
+          <w:rFonts w:asciiTheme="minorBidi" w:eastAsia="Times New Roman" w:hAnsiTheme="minorBidi"/>
+          <w:b/>
+          <w:bCs/>
+          <w:color w:val="3B3B3B"/>
+          <w:sz w:val="20"/>
+          <w:szCs w:val="20"/>
+        </w:rPr>
+        <w:t>Flutter + SQLite</w:t>
+      </w:r>
+      <w:r>
+        <w:rPr>
+          <w:rFonts w:asciiTheme="minorBidi" w:eastAsia="Times New Roman" w:hAnsiTheme="minorBidi"/>
+          <w:color w:val="3B3B3B"/>
+          <w:sz w:val="20"/>
+          <w:szCs w:val="20"/>
+        </w:rPr>
+        <w:t> application with local-first data, integrated with the core ERP through a REST API I designed and maintain.</w:t>
+      </w:r>
+    </w:p>
+    <w:p>
+      <w:pPr>
+        <w:numPr>
+          <w:ilvl w:val="0"/>
+          <w:numId w:val="4"/>
+        </w:numPr>
+        <w:spacing w:before="100" w:beforeAutospacing="1" w:after="60" w:line="240" w:lineRule="auto"/>
+        <w:rPr>
+          <w:rFonts w:asciiTheme="minorBidi" w:eastAsia="Times New Roman" w:hAnsiTheme="minorBidi"/>
+          <w:color w:val="3B3B3B"/>
+          <w:sz w:val="20"/>
+          <w:szCs w:val="20"/>
+        </w:rPr>
+      </w:pPr>
+      <w:r>
+        <w:rPr>
+          <w:rFonts w:asciiTheme="minorBidi" w:eastAsia="Times New Roman" w:hAnsiTheme="minorBidi"/>
+          <w:color w:val="3B3B3B"/>
+          <w:sz w:val="20"/>
+          <w:szCs w:val="20"/>
+        </w:rPr>
+        <w:t>A shared document component (sales, orders, purchases) posted </w:t>
+      </w:r>
+      <w:r>
+        <w:rPr>
+          <w:rFonts w:asciiTheme="minorBidi" w:eastAsia="Times New Roman" w:hAnsiTheme="minorBidi"/>
+          <w:b/>
+          <w:bCs/>
+          <w:color w:val="3B3B3B"/>
+          <w:sz w:val="20"/>
+          <w:szCs w:val="20"/>
+        </w:rPr>
+        <w:t>10,000+ form fields</w:t>
+      </w:r>
+      <w:r>
+        <w:rPr>
+          <w:rFonts w:asciiTheme="minorBidi" w:eastAsia="Times New Roman" w:hAnsiTheme="minorBidi"/>
+          <w:color w:val="3B3B3B"/>
+          <w:sz w:val="20"/>
+          <w:szCs w:val="20"/>
+        </w:rPr>
+        <w:t>, so invoices with ~300 line items silently saved only ~100. Replaced per-field POST with a </w:t>
+      </w:r>
+      <w:r>
+        <w:rPr>
+          <w:rFonts w:asciiTheme="minorBidi" w:eastAsia="Times New Roman" w:hAnsiTheme="minorBidi"/>
+          <w:b/>
+          <w:bCs/>
+          <w:color w:val="3B3B3B"/>
+          <w:sz w:val="20"/>
+          <w:szCs w:val="20"/>
+        </w:rPr>
+        <w:t>single JSON payload</w:t>
+      </w:r>
+      <w:r>
+        <w:rPr>
+          <w:rFonts w:asciiTheme="minorBidi" w:eastAsia="Times New Roman" w:hAnsiTheme="minorBidi"/>
+          <w:color w:val="3B3B3B"/>
+          <w:sz w:val="20"/>
+          <w:szCs w:val="20"/>
+        </w:rPr>
+        <w:t> instead of raising PHP </w:t>
+      </w:r>
+      <w:proofErr w:type="spellStart"/>
+      <w:r>
+        <w:rPr>
+          <w:rFonts w:asciiTheme="minorBidi" w:eastAsia="Times New Roman" w:hAnsiTheme="minorBidi"/>
+          <w:color w:val="3B3B3B"/>
+          <w:sz w:val="20"/>
+          <w:szCs w:val="20"/>
+        </w:rPr>
+        <w:t>max_input_vars</w:t>
+      </w:r>
+      <w:proofErr w:type="spellEnd"/>
+      <w:r>
+        <w:rPr>
+          <w:rFonts w:asciiTheme="minorBidi" w:eastAsia="Times New Roman" w:hAnsiTheme="minorBidi"/>
+          <w:color w:val="3B3B3B"/>
+          <w:sz w:val="20"/>
+          <w:szCs w:val="20"/>
+        </w:rPr>
+        <w:t>, so full documents persist.</w:t>
+      </w:r>
+    </w:p>
+    <w:p>
+      <w:pPr>
+        <w:numPr>
+          <w:ilvl w:val="0"/>
+          <w:numId w:val="4"/>
+        </w:numPr>
+        <w:spacing w:before="100" w:beforeAutospacing="1" w:after="60" w:line="240" w:lineRule="auto"/>
+        <w:rPr>
+          <w:rFonts w:asciiTheme="minorBidi" w:eastAsia="Times New Roman" w:hAnsiTheme="minorBidi"/>
+          <w:color w:val="3B3B3B"/>
+          <w:sz w:val="20"/>
+          <w:szCs w:val="20"/>
+        </w:rPr>
+      </w:pPr>
+      <w:r>
+        <w:rPr>
+          <w:rFonts w:asciiTheme="minorBidi" w:eastAsia="Times New Roman" w:hAnsiTheme="minorBidi"/>
+          <w:color w:val="3B3B3B"/>
+          <w:sz w:val="20"/>
+          <w:szCs w:val="20"/>
+        </w:rPr>
+        <w:t>Identified missing </w:t>
+      </w:r>
+      <w:r>
+        <w:rPr>
+          <w:rFonts w:asciiTheme="minorBidi" w:eastAsia="Times New Roman" w:hAnsiTheme="minorBidi"/>
+          <w:b/>
+          <w:bCs/>
+          <w:color w:val="3B3B3B"/>
+          <w:sz w:val="20"/>
+          <w:szCs w:val="20"/>
+        </w:rPr>
+        <w:t>commit/rollback</w:t>
+      </w:r>
+      <w:r>
+        <w:rPr>
+          <w:rFonts w:asciiTheme="minorBidi" w:eastAsia="Times New Roman" w:hAnsiTheme="minorBidi"/>
+          <w:color w:val="3B3B3B"/>
+          <w:sz w:val="20"/>
+          <w:szCs w:val="20"/>
+        </w:rPr>
+        <w:t> on multi-step document saves (e.g. invoice → inventory → accounting). Raised it with leadership and aligned the team on wrapping those flows in database transactions, and on surfacing failures instead of swallowing them.</w:t>
+      </w:r>
+    </w:p>
+    <w:p>
+      <w:pPr>
+        <w:numPr>
+          <w:ilvl w:val="0"/>
+          <w:numId w:val="4"/>
+        </w:numPr>
+        <w:spacing w:before="100" w:beforeAutospacing="1" w:after="60" w:line="240" w:lineRule="auto"/>
+        <w:rPr>
+          <w:rFonts w:asciiTheme="minorBidi" w:eastAsia="Times New Roman" w:hAnsiTheme="minorBidi"/>
+          <w:color w:val="3B3B3B"/>
+          <w:sz w:val="20"/>
+          <w:szCs w:val="20"/>
+        </w:rPr>
+      </w:pPr>
+      <w:r>
+        <w:rPr>
+          <w:rFonts w:asciiTheme="minorBidi" w:eastAsia="Times New Roman" w:hAnsiTheme="minorBidi"/>
+          <w:color w:val="3B3B3B"/>
+          <w:sz w:val="20"/>
+          <w:szCs w:val="20"/>
+        </w:rPr>
+        <w:t>Traced a </w:t>
+      </w:r>
+      <w:r>
+        <w:rPr>
+          <w:rFonts w:asciiTheme="minorBidi" w:eastAsia="Times New Roman" w:hAnsiTheme="minorBidi"/>
+          <w:b/>
+          <w:bCs/>
+          <w:color w:val="3B3B3B"/>
+          <w:sz w:val="20"/>
+          <w:szCs w:val="20"/>
+        </w:rPr>
+        <w:t>2+ minute</w:t>
+      </w:r>
+      <w:r>
+        <w:rPr>
+          <w:rFonts w:asciiTheme="minorBidi" w:eastAsia="Times New Roman" w:hAnsiTheme="minorBidi"/>
+          <w:color w:val="3B3B3B"/>
+          <w:sz w:val="20"/>
+          <w:szCs w:val="20"/>
+        </w:rPr>
+        <w:t> invoice save the database developer could not isolate to a nested function inside a </w:t>
+      </w:r>
+      <w:r>
+        <w:rPr>
+          <w:rFonts w:asciiTheme="minorBidi" w:eastAsia="Times New Roman" w:hAnsiTheme="minorBidi"/>
+          <w:b/>
+          <w:bCs/>
+          <w:color w:val="3B3B3B"/>
+          <w:sz w:val="20"/>
+          <w:szCs w:val="20"/>
+        </w:rPr>
+        <w:t>BEFORE INSERT</w:t>
+      </w:r>
+      <w:r>
+        <w:rPr>
+          <w:rFonts w:asciiTheme="minorBidi" w:eastAsia="Times New Roman" w:hAnsiTheme="minorBidi"/>
+          <w:color w:val="3B3B3B"/>
+          <w:sz w:val="20"/>
+          <w:szCs w:val="20"/>
+        </w:rPr>
+        <w:t> trigger; save time dropped to </w:t>
+      </w:r>
+      <w:r>
+        <w:rPr>
+          <w:rFonts w:asciiTheme="minorBidi" w:eastAsia="Times New Roman" w:hAnsiTheme="minorBidi"/>
+          <w:b/>
+          <w:bCs/>
+          <w:color w:val="3B3B3B"/>
+          <w:sz w:val="20"/>
+          <w:szCs w:val="20"/>
+        </w:rPr>
+        <w:t>3 seconds or less</w:t>
+      </w:r>
+      <w:r>
+        <w:rPr>
+          <w:rFonts w:asciiTheme="minorBidi" w:eastAsia="Times New Roman" w:hAnsiTheme="minorBidi"/>
+          <w:color w:val="3B3B3B"/>
+          <w:sz w:val="20"/>
+          <w:szCs w:val="20"/>
+        </w:rPr>
+        <w:t>.</w:t>
+      </w:r>
+    </w:p>
+    <w:p>
+      <w:pPr>
+        <w:numPr>
+          <w:ilvl w:val="0"/>
+          <w:numId w:val="4"/>
+        </w:numPr>
+        <w:spacing w:before="100" w:beforeAutospacing="1" w:after="120" w:line="240" w:lineRule="auto"/>
+        <w:rPr>
+          <w:rFonts w:asciiTheme="minorBidi" w:eastAsia="Times New Roman" w:hAnsiTheme="minorBidi"/>
+          <w:color w:val="3B3B3B"/>
+          <w:sz w:val="20"/>
+          <w:szCs w:val="20"/>
+        </w:rPr>
+      </w:pPr>
+      <w:r>
+        <w:rPr>
+          <w:rFonts w:asciiTheme="minorBidi" w:eastAsia="Times New Roman" w:hAnsiTheme="minorBidi"/>
+          <w:color w:val="3B3B3B"/>
+          <w:sz w:val="20"/>
+          <w:szCs w:val="20"/>
+        </w:rPr>
+        <w:t>Extended </w:t>
+      </w:r>
+      <w:proofErr w:type="spellStart"/>
+      <w:r>
+        <w:rPr>
+          <w:rFonts w:asciiTheme="minorBidi" w:eastAsia="Times New Roman" w:hAnsiTheme="minorBidi"/>
+          <w:b/>
+          <w:bCs/>
+          <w:color w:val="3B3B3B"/>
+          <w:sz w:val="20"/>
+          <w:szCs w:val="20"/>
+        </w:rPr>
+        <w:t>Yii</w:t>
+      </w:r>
+      <w:proofErr w:type="spellEnd"/>
+      <w:r>
+        <w:rPr>
+          <w:rFonts w:asciiTheme="minorBidi" w:eastAsia="Times New Roman" w:hAnsiTheme="minorBidi"/>
+          <w:b/>
+          <w:bCs/>
+          <w:color w:val="3B3B3B"/>
+          <w:sz w:val="20"/>
+          <w:szCs w:val="20"/>
+        </w:rPr>
+        <w:t xml:space="preserve"> 1.1</w:t>
+      </w:r>
+      <w:r>
+        <w:rPr>
+          <w:rFonts w:asciiTheme="minorBidi" w:eastAsia="Times New Roman" w:hAnsiTheme="minorBidi"/>
+          <w:color w:val="3B3B3B"/>
+          <w:sz w:val="20"/>
+          <w:szCs w:val="20"/>
+        </w:rPr>
+        <w:t> logging so production errors include tenant, logged-in user, originating SQL, and a full stack trace - cutting diagnosis time on a large codebase of pages, procedures, functions, and triggers. Logs are viewed in </w:t>
+      </w:r>
+      <w:r>
+        <w:rPr>
+          <w:rFonts w:asciiTheme="minorBidi" w:eastAsia="Times New Roman" w:hAnsiTheme="minorBidi"/>
+          <w:b/>
+          <w:bCs/>
+          <w:color w:val="3B3B3B"/>
+          <w:sz w:val="20"/>
+          <w:szCs w:val="20"/>
+        </w:rPr>
+        <w:t xml:space="preserve">AWS </w:t>
+      </w:r>
+      <w:proofErr w:type="spellStart"/>
+      <w:r>
+        <w:rPr>
+          <w:rFonts w:asciiTheme="minorBidi" w:eastAsia="Times New Roman" w:hAnsiTheme="minorBidi"/>
+          <w:b/>
+          <w:bCs/>
+          <w:color w:val="3B3B3B"/>
+          <w:sz w:val="20"/>
+          <w:szCs w:val="20"/>
+        </w:rPr>
+        <w:t>CloudWatch</w:t>
+      </w:r>
+      <w:proofErr w:type="spellEnd"/>
+      <w:r>
+        <w:rPr>
+          <w:rFonts w:asciiTheme="minorBidi" w:eastAsia="Times New Roman" w:hAnsiTheme="minorBidi"/>
+          <w:color w:val="3B3B3B"/>
+          <w:sz w:val="20"/>
+          <w:szCs w:val="20"/>
+        </w:rPr>
+        <w:t> (pipeline owned by DevOps).</w:t>
+      </w:r>
+    </w:p>
+    <w:p>
+      <w:pPr>
+        <w:spacing w:before="240" w:after="0" w:line="240" w:lineRule="auto"/>
+        <w:outlineLvl w:val="2"/>
+        <w:rPr>
+          <w:rFonts w:asciiTheme="minorBidi" w:eastAsia="Times New Roman" w:hAnsiTheme="minorBidi"/>
+          <w:b/>
+          <w:bCs/>
+          <w:color w:val="3B3B3B"/>
+          <w:sz w:val="20"/>
+          <w:szCs w:val="20"/>
+        </w:rPr>
+      </w:pPr>
+      <w:r>
+        <w:rPr>
+          <w:rFonts w:asciiTheme="minorBidi" w:eastAsia="Times New Roman" w:hAnsiTheme="minorBidi"/>
+          <w:b/>
+          <w:bCs/>
+          <w:color w:val="3B3B3B"/>
+          <w:sz w:val="20"/>
+          <w:szCs w:val="20"/>
+        </w:rPr>
+        <w:t>Software Developer - Al-</w:t>
+      </w:r>
+      <w:proofErr w:type="spellStart"/>
+      <w:r>
+        <w:rPr>
+          <w:rFonts w:asciiTheme="minorBidi" w:eastAsia="Times New Roman" w:hAnsiTheme="minorBidi"/>
+          <w:b/>
+          <w:bCs/>
+          <w:color w:val="3B3B3B"/>
+          <w:sz w:val="20"/>
+          <w:szCs w:val="20"/>
+        </w:rPr>
+        <w:t>Kaff</w:t>
+      </w:r>
+      <w:proofErr w:type="spellEnd"/>
+      <w:r>
+        <w:rPr>
+          <w:rFonts w:asciiTheme="minorBidi" w:eastAsia="Times New Roman" w:hAnsiTheme="minorBidi"/>
+          <w:b/>
+          <w:bCs/>
+          <w:color w:val="3B3B3B"/>
+          <w:sz w:val="20"/>
+          <w:szCs w:val="20"/>
+        </w:rPr>
+        <w:t xml:space="preserve"> </w:t>
+      </w:r>
+      <w:proofErr w:type="gramStart"/>
+      <w:r>
+        <w:rPr>
+          <w:rFonts w:asciiTheme="minorBidi" w:eastAsia="Times New Roman" w:hAnsiTheme="minorBidi"/>
+          <w:b/>
+          <w:bCs/>
+          <w:color w:val="3B3B3B"/>
+          <w:sz w:val="20"/>
+          <w:szCs w:val="20"/>
+        </w:rPr>
+        <w:t>For</w:t>
+      </w:r>
+      <w:proofErr w:type="gramEnd"/>
+      <w:r>
+        <w:rPr>
+          <w:rFonts w:asciiTheme="minorBidi" w:eastAsia="Times New Roman" w:hAnsiTheme="minorBidi"/>
+          <w:b/>
+          <w:bCs/>
+          <w:color w:val="3B3B3B"/>
+          <w:sz w:val="20"/>
+          <w:szCs w:val="20"/>
+        </w:rPr>
+        <w:t xml:space="preserve"> Computer (remote, part-time)</w:t>
+      </w:r>
+    </w:p>
+    <w:p>
+      <w:pPr>
+        <w:spacing w:before="120" w:after="0" w:line="240" w:lineRule="auto"/>
+        <w:rPr>
+          <w:rFonts w:asciiTheme="minorBidi" w:eastAsia="Times New Roman" w:hAnsiTheme="minorBidi"/>
+          <w:color w:val="3B3B3B"/>
+          <w:sz w:val="20"/>
+          <w:szCs w:val="20"/>
+        </w:rPr>
+      </w:pPr>
+      <w:r>
+        <w:rPr>
+          <w:rFonts w:asciiTheme="minorBidi" w:eastAsia="Times New Roman" w:hAnsiTheme="minorBidi"/>
+          <w:i/>
+          <w:iCs/>
+          <w:color w:val="3B3B3B"/>
+          <w:sz w:val="20"/>
+          <w:szCs w:val="20"/>
+        </w:rPr>
+        <w:t>Beirut, Lebanon | Sep 2015 – Feb 2026</w:t>
+      </w:r>
+    </w:p>
+    <w:p>
+      <w:pPr>
+        <w:numPr>
+          <w:ilvl w:val="0"/>
+          <w:numId w:val="5"/>
+        </w:numPr>
+        <w:spacing w:before="120" w:after="0" w:line="240" w:lineRule="auto"/>
+        <w:rPr>
+          <w:rFonts w:asciiTheme="minorBidi" w:eastAsia="Times New Roman" w:hAnsiTheme="minorBidi"/>
+          <w:color w:val="3B3B3B"/>
+          <w:sz w:val="20"/>
+          <w:szCs w:val="20"/>
+        </w:rPr>
+      </w:pPr>
+      <w:r>
+        <w:rPr>
+          <w:rFonts w:asciiTheme="minorBidi" w:eastAsia="Times New Roman" w:hAnsiTheme="minorBidi"/>
+          <w:color w:val="3B3B3B"/>
+          <w:sz w:val="20"/>
+          <w:szCs w:val="20"/>
+        </w:rPr>
+        <w:t>Rewrote the legacy payroll-submission web app from scratch on a current PHP version, and maintained other internal applications.</w:t>
+      </w:r>
+    </w:p>
+    <w:p>
+      <w:pPr>
+        <w:numPr>
+          <w:ilvl w:val="0"/>
+          <w:numId w:val="5"/>
+        </w:numPr>
+        <w:spacing w:before="100" w:beforeAutospacing="1" w:after="60" w:line="240" w:lineRule="auto"/>
+        <w:rPr>
+          <w:rFonts w:asciiTheme="minorBidi" w:eastAsia="Times New Roman" w:hAnsiTheme="minorBidi"/>
+          <w:color w:val="3B3B3B"/>
+          <w:sz w:val="20"/>
+          <w:szCs w:val="20"/>
+        </w:rPr>
+      </w:pPr>
+      <w:r>
+        <w:rPr>
+          <w:rFonts w:asciiTheme="minorBidi" w:eastAsia="Times New Roman" w:hAnsiTheme="minorBidi"/>
+          <w:color w:val="3B3B3B"/>
+          <w:sz w:val="20"/>
+          <w:szCs w:val="20"/>
+        </w:rPr>
+        <w:t>Moved hosting off a Canada-based private provider onto a </w:t>
+      </w:r>
+      <w:proofErr w:type="spellStart"/>
+      <w:r>
+        <w:rPr>
+          <w:rFonts w:asciiTheme="minorBidi" w:eastAsia="Times New Roman" w:hAnsiTheme="minorBidi"/>
+          <w:b/>
+          <w:bCs/>
+          <w:color w:val="3B3B3B"/>
+          <w:sz w:val="20"/>
+          <w:szCs w:val="20"/>
+        </w:rPr>
+        <w:t>Linode</w:t>
+      </w:r>
+      <w:proofErr w:type="spellEnd"/>
+      <w:r>
+        <w:rPr>
+          <w:rFonts w:asciiTheme="minorBidi" w:eastAsia="Times New Roman" w:hAnsiTheme="minorBidi"/>
+          <w:color w:val="3B3B3B"/>
+          <w:sz w:val="20"/>
+          <w:szCs w:val="20"/>
+        </w:rPr>
+        <w:t> Linux server I set up (Apache, MySQL), and led the database migration — cutting hosting from </w:t>
+      </w:r>
+      <w:r>
+        <w:rPr>
+          <w:rFonts w:asciiTheme="minorBidi" w:eastAsia="Times New Roman" w:hAnsiTheme="minorBidi"/>
+          <w:b/>
+          <w:bCs/>
+          <w:color w:val="3B3B3B"/>
+          <w:sz w:val="20"/>
+          <w:szCs w:val="20"/>
+        </w:rPr>
+        <w:t>~$4,000/month to $7.50/month</w:t>
+      </w:r>
+      <w:r>
+        <w:rPr>
+          <w:rFonts w:asciiTheme="minorBidi" w:eastAsia="Times New Roman" w:hAnsiTheme="minorBidi"/>
+          <w:color w:val="3B3B3B"/>
+          <w:sz w:val="20"/>
+          <w:szCs w:val="20"/>
+        </w:rPr>
+        <w:t> including backups.</w:t>
+      </w:r>
+    </w:p>
+    <w:p>
+      <w:pPr>
+        <w:spacing w:before="240" w:after="120" w:line="240" w:lineRule="auto"/>
+        <w:outlineLvl w:val="2"/>
+        <w:rPr>
+          <w:rFonts w:asciiTheme="minorBidi" w:eastAsia="Times New Roman" w:hAnsiTheme="minorBidi"/>
+          <w:b/>
+          <w:bCs/>
+          <w:color w:val="3B3B3B"/>
+          <w:sz w:val="20"/>
+          <w:szCs w:val="20"/>
+        </w:rPr>
+      </w:pPr>
+      <w:r>
+        <w:rPr>
+          <w:rFonts w:asciiTheme="minorBidi" w:eastAsia="Times New Roman" w:hAnsiTheme="minorBidi"/>
+          <w:b/>
+          <w:bCs/>
+          <w:color w:val="3B3B3B"/>
+          <w:sz w:val="20"/>
+          <w:szCs w:val="20"/>
+        </w:rPr>
+        <w:t>Software Developer - Al-</w:t>
+      </w:r>
+      <w:proofErr w:type="spellStart"/>
+      <w:r>
+        <w:rPr>
+          <w:rFonts w:asciiTheme="minorBidi" w:eastAsia="Times New Roman" w:hAnsiTheme="minorBidi"/>
+          <w:b/>
+          <w:bCs/>
+          <w:color w:val="3B3B3B"/>
+          <w:sz w:val="20"/>
+          <w:szCs w:val="20"/>
+        </w:rPr>
+        <w:t>Kaff</w:t>
+      </w:r>
+      <w:proofErr w:type="spellEnd"/>
+      <w:r>
+        <w:rPr>
+          <w:rFonts w:asciiTheme="minorBidi" w:eastAsia="Times New Roman" w:hAnsiTheme="minorBidi"/>
+          <w:b/>
+          <w:bCs/>
+          <w:color w:val="3B3B3B"/>
+          <w:sz w:val="20"/>
+          <w:szCs w:val="20"/>
+        </w:rPr>
+        <w:t xml:space="preserve"> </w:t>
+      </w:r>
+      <w:proofErr w:type="gramStart"/>
+      <w:r>
+        <w:rPr>
+          <w:rFonts w:asciiTheme="minorBidi" w:eastAsia="Times New Roman" w:hAnsiTheme="minorBidi"/>
+          <w:b/>
+          <w:bCs/>
+          <w:color w:val="3B3B3B"/>
+          <w:sz w:val="20"/>
+          <w:szCs w:val="20"/>
+        </w:rPr>
+        <w:t>For</w:t>
+      </w:r>
+      <w:proofErr w:type="gramEnd"/>
+      <w:r>
+        <w:rPr>
+          <w:rFonts w:asciiTheme="minorBidi" w:eastAsia="Times New Roman" w:hAnsiTheme="minorBidi"/>
+          <w:b/>
+          <w:bCs/>
+          <w:color w:val="3B3B3B"/>
+          <w:sz w:val="20"/>
+          <w:szCs w:val="20"/>
+        </w:rPr>
+        <w:t xml:space="preserve"> Computer (full-time)</w:t>
+      </w:r>
+    </w:p>
+    <w:p>
+      <w:pPr>
+        <w:spacing w:after="120" w:line="240" w:lineRule="auto"/>
+        <w:rPr>
+          <w:rFonts w:asciiTheme="minorBidi" w:eastAsia="Times New Roman" w:hAnsiTheme="minorBidi"/>
+          <w:color w:val="3B3B3B"/>
+          <w:sz w:val="20"/>
+          <w:szCs w:val="20"/>
+        </w:rPr>
+      </w:pPr>
+      <w:r>
+        <w:rPr>
+          <w:rFonts w:asciiTheme="minorBidi" w:eastAsia="Times New Roman" w:hAnsiTheme="minorBidi"/>
+          <w:i/>
+          <w:iCs/>
+          <w:color w:val="3B3B3B"/>
+          <w:sz w:val="20"/>
+          <w:szCs w:val="20"/>
+        </w:rPr>
+        <w:t>Riyadh, KSA | Mar 2013 – Sep 2015</w:t>
+      </w:r>
+    </w:p>
+    <w:p>
+      <w:pPr>
+        <w:numPr>
+          <w:ilvl w:val="0"/>
+          <w:numId w:val="6"/>
         </w:numPr>
         <w:spacing w:after="0" w:line="240" w:lineRule="auto"/>
         <w:rPr>
-          <w:rFonts w:ascii="Times New Roman" w:eastAsia="Times New Roman" w:hAnsi="Times New Roman" w:cs="Times New Roman"/>
-        </w:rPr>
-      </w:pPr>
-      <w:r>
-        <w:rPr>
-          <w:rFonts w:ascii="Times New Roman" w:eastAsia="Times New Roman" w:hAnsi="Times New Roman" w:cs="Times New Roman"/>
-        </w:rPr>
-        <w:t xml:space="preserve">Resolved critical performance bottlenecks in existing web applications by </w:t>
-      </w:r>
-      <w:r>
-        <w:rPr>
-          <w:rFonts w:ascii="Times New Roman" w:eastAsia="Times New Roman" w:hAnsi="Times New Roman" w:cs="Times New Roman"/>
-        </w:rPr>
-        <w:t>switching</w:t>
-      </w:r>
-      <w:r>
-        <w:rPr>
-          <w:rFonts w:ascii="Times New Roman" w:eastAsia="Times New Roman" w:hAnsi="Times New Roman" w:cs="Times New Roman"/>
-        </w:rPr>
-        <w:t xml:space="preserve"> database engine (</w:t>
-      </w:r>
-      <w:proofErr w:type="spellStart"/>
-      <w:r>
-        <w:rPr>
-          <w:rFonts w:ascii="Times New Roman" w:eastAsia="Times New Roman" w:hAnsi="Times New Roman" w:cs="Times New Roman"/>
-        </w:rPr>
-        <w:t>MyISAM</w:t>
-      </w:r>
-      <w:proofErr w:type="spellEnd"/>
-      <w:r>
-        <w:rPr>
-          <w:rFonts w:ascii="Times New Roman" w:eastAsia="Times New Roman" w:hAnsi="Times New Roman" w:cs="Times New Roman"/>
-        </w:rPr>
-        <w:t xml:space="preserve"> to </w:t>
-      </w:r>
-      <w:proofErr w:type="spellStart"/>
-      <w:r>
-        <w:rPr>
-          <w:rFonts w:ascii="Times New Roman" w:eastAsia="Times New Roman" w:hAnsi="Times New Roman" w:cs="Times New Roman"/>
-        </w:rPr>
-        <w:t>InnoDB</w:t>
-      </w:r>
-      <w:proofErr w:type="spellEnd"/>
-      <w:r>
-        <w:rPr>
-          <w:rFonts w:ascii="Times New Roman" w:eastAsia="Times New Roman" w:hAnsi="Times New Roman" w:cs="Times New Roman"/>
-        </w:rPr>
-        <w:t xml:space="preserve">) and redesigning existing tables, eliminating costly </w:t>
-      </w:r>
-      <w:r>
-        <w:rPr>
-          <w:rFonts w:ascii="Times New Roman" w:eastAsia="Times New Roman" w:hAnsi="Times New Roman" w:cs="Times New Roman"/>
-        </w:rPr>
-        <w:t>N+1</w:t>
-      </w:r>
-      <w:r>
-        <w:rPr>
-          <w:rFonts w:ascii="Times New Roman" w:eastAsia="Times New Roman" w:hAnsi="Times New Roman" w:cs="Times New Roman"/>
-        </w:rPr>
-        <w:t xml:space="preserve"> queries, and refactoring inefficient business logic.</w:t>
+          <w:rFonts w:asciiTheme="minorBidi" w:eastAsia="Times New Roman" w:hAnsiTheme="minorBidi"/>
+          <w:color w:val="3B3B3B"/>
+          <w:sz w:val="20"/>
+          <w:szCs w:val="20"/>
+        </w:rPr>
+      </w:pPr>
+      <w:r>
+        <w:rPr>
+          <w:rFonts w:asciiTheme="minorBidi" w:eastAsia="Times New Roman" w:hAnsiTheme="minorBidi"/>
+          <w:color w:val="3B3B3B"/>
+          <w:sz w:val="20"/>
+          <w:szCs w:val="20"/>
+        </w:rPr>
+        <w:t>As the </w:t>
+      </w:r>
+      <w:r>
+        <w:rPr>
+          <w:rFonts w:asciiTheme="minorBidi" w:eastAsia="Times New Roman" w:hAnsiTheme="minorBidi"/>
+          <w:b/>
+          <w:bCs/>
+          <w:color w:val="3B3B3B"/>
+          <w:sz w:val="20"/>
+          <w:szCs w:val="20"/>
+        </w:rPr>
+        <w:t>sole developer</w:t>
+      </w:r>
+      <w:r>
+        <w:rPr>
+          <w:rFonts w:asciiTheme="minorBidi" w:eastAsia="Times New Roman" w:hAnsiTheme="minorBidi"/>
+          <w:color w:val="3B3B3B"/>
+          <w:sz w:val="20"/>
+          <w:szCs w:val="20"/>
+        </w:rPr>
+        <w:t>, built internal web applications automating </w:t>
+      </w:r>
+      <w:r>
+        <w:rPr>
+          <w:rFonts w:asciiTheme="minorBidi" w:eastAsia="Times New Roman" w:hAnsiTheme="minorBidi"/>
+          <w:b/>
+          <w:bCs/>
+          <w:color w:val="3B3B3B"/>
+          <w:sz w:val="20"/>
+          <w:szCs w:val="20"/>
+        </w:rPr>
+        <w:t>monthly payroll processing</w:t>
+      </w:r>
+      <w:r>
+        <w:rPr>
+          <w:rFonts w:asciiTheme="minorBidi" w:eastAsia="Times New Roman" w:hAnsiTheme="minorBidi"/>
+          <w:color w:val="3B3B3B"/>
+          <w:sz w:val="20"/>
+          <w:szCs w:val="20"/>
+        </w:rPr>
+        <w:t> for </w:t>
+      </w:r>
+      <w:r>
+        <w:rPr>
+          <w:rFonts w:asciiTheme="minorBidi" w:eastAsia="Times New Roman" w:hAnsiTheme="minorBidi"/>
+          <w:b/>
+          <w:bCs/>
+          <w:color w:val="3B3B3B"/>
+          <w:sz w:val="20"/>
+          <w:szCs w:val="20"/>
+        </w:rPr>
+        <w:t>400 companies</w:t>
+      </w:r>
+      <w:r>
+        <w:rPr>
+          <w:rFonts w:asciiTheme="minorBidi" w:eastAsia="Times New Roman" w:hAnsiTheme="minorBidi"/>
+          <w:color w:val="3B3B3B"/>
+          <w:sz w:val="20"/>
+          <w:szCs w:val="20"/>
+        </w:rPr>
+        <w:t> (2,000+ employees each) and </w:t>
+      </w:r>
+      <w:r>
+        <w:rPr>
+          <w:rFonts w:asciiTheme="minorBidi" w:eastAsia="Times New Roman" w:hAnsiTheme="minorBidi"/>
+          <w:b/>
+          <w:bCs/>
+          <w:color w:val="3B3B3B"/>
+          <w:sz w:val="20"/>
+          <w:szCs w:val="20"/>
+        </w:rPr>
+        <w:t>secure member ATM card issuance</w:t>
+      </w:r>
+      <w:r>
+        <w:rPr>
+          <w:rFonts w:asciiTheme="minorBidi" w:eastAsia="Times New Roman" w:hAnsiTheme="minorBidi"/>
+          <w:color w:val="3B3B3B"/>
+          <w:sz w:val="20"/>
+          <w:szCs w:val="20"/>
+        </w:rPr>
+        <w:t> and lifecycle operations.</w:t>
       </w:r>
     </w:p>
     <w:p>
       <w:pPr>
+        <w:numPr>
+          <w:ilvl w:val="0"/>
+          <w:numId w:val="6"/>
+        </w:numPr>
+        <w:spacing w:before="100" w:beforeAutospacing="1" w:after="60" w:line="240" w:lineRule="auto"/>
+        <w:rPr>
+          <w:rFonts w:asciiTheme="minorBidi" w:eastAsia="Times New Roman" w:hAnsiTheme="minorBidi"/>
+          <w:color w:val="3B3B3B"/>
+          <w:sz w:val="20"/>
+          <w:szCs w:val="20"/>
+        </w:rPr>
+      </w:pPr>
+      <w:r>
+        <w:rPr>
+          <w:rFonts w:asciiTheme="minorBidi" w:eastAsia="Times New Roman" w:hAnsiTheme="minorBidi"/>
+          <w:color w:val="3B3B3B"/>
+          <w:sz w:val="20"/>
+          <w:szCs w:val="20"/>
+        </w:rPr>
+        <w:t>Resolved critical performance bottlenecks: migrated </w:t>
+      </w:r>
+      <w:proofErr w:type="spellStart"/>
+      <w:r>
+        <w:rPr>
+          <w:rFonts w:asciiTheme="minorBidi" w:eastAsia="Times New Roman" w:hAnsiTheme="minorBidi"/>
+          <w:b/>
+          <w:bCs/>
+          <w:color w:val="3B3B3B"/>
+          <w:sz w:val="20"/>
+          <w:szCs w:val="20"/>
+        </w:rPr>
+        <w:t>MyISAM</w:t>
+      </w:r>
+      <w:proofErr w:type="spellEnd"/>
+      <w:r>
+        <w:rPr>
+          <w:rFonts w:asciiTheme="minorBidi" w:eastAsia="Times New Roman" w:hAnsiTheme="minorBidi"/>
+          <w:b/>
+          <w:bCs/>
+          <w:color w:val="3B3B3B"/>
+          <w:sz w:val="20"/>
+          <w:szCs w:val="20"/>
+        </w:rPr>
+        <w:t xml:space="preserve"> → </w:t>
+      </w:r>
+      <w:proofErr w:type="spellStart"/>
+      <w:r>
+        <w:rPr>
+          <w:rFonts w:asciiTheme="minorBidi" w:eastAsia="Times New Roman" w:hAnsiTheme="minorBidi"/>
+          <w:b/>
+          <w:bCs/>
+          <w:color w:val="3B3B3B"/>
+          <w:sz w:val="20"/>
+          <w:szCs w:val="20"/>
+        </w:rPr>
+        <w:t>InnoDB</w:t>
+      </w:r>
+      <w:proofErr w:type="spellEnd"/>
+      <w:r>
+        <w:rPr>
+          <w:rFonts w:asciiTheme="minorBidi" w:eastAsia="Times New Roman" w:hAnsiTheme="minorBidi"/>
+          <w:color w:val="3B3B3B"/>
+          <w:sz w:val="20"/>
+          <w:szCs w:val="20"/>
+        </w:rPr>
+        <w:t>, redesigned core table structures, eliminated N+</w:t>
+      </w:r>
+      <w:bookmarkStart w:id="1" w:name="_GoBack"/>
+      <w:bookmarkEnd w:id="1"/>
+      <w:r>
+        <w:rPr>
+          <w:rFonts w:asciiTheme="minorBidi" w:eastAsia="Times New Roman" w:hAnsiTheme="minorBidi"/>
+          <w:color w:val="3B3B3B"/>
+          <w:sz w:val="20"/>
+          <w:szCs w:val="20"/>
+        </w:rPr>
+        <w:t>1 queries, and refactored business logic cutting payroll processing from </w:t>
+      </w:r>
+      <w:r>
+        <w:rPr>
+          <w:rFonts w:asciiTheme="minorBidi" w:eastAsia="Times New Roman" w:hAnsiTheme="minorBidi"/>
+          <w:b/>
+          <w:bCs/>
+          <w:color w:val="3B3B3B"/>
+          <w:sz w:val="20"/>
+          <w:szCs w:val="20"/>
+        </w:rPr>
+        <w:t>10 minutes with timeouts to 5 seconds or less</w:t>
+      </w:r>
+      <w:r>
+        <w:rPr>
+          <w:rFonts w:asciiTheme="minorBidi" w:eastAsia="Times New Roman" w:hAnsiTheme="minorBidi"/>
+          <w:color w:val="3B3B3B"/>
+          <w:sz w:val="20"/>
+          <w:szCs w:val="20"/>
+        </w:rPr>
+        <w:t>.</w:t>
+      </w:r>
+    </w:p>
+    <w:p>
+      <w:pPr>
         <w:spacing w:after="0" w:line="240" w:lineRule="auto"/>
         <w:ind w:left="432"/>
         <w:rPr>
-          <w:rFonts w:ascii="Times New Roman" w:eastAsia="Times New Roman" w:hAnsi="Times New Roman" w:cs="Times New Roman"/>
+          <w:rFonts w:asciiTheme="minorBidi" w:eastAsia="Times New Roman" w:hAnsiTheme="minorBidi"/>
+          <w:sz w:val="20"/>
+          <w:szCs w:val="20"/>
         </w:rPr>
       </w:pPr>
     </w:p>
     <w:p>
       <w:pPr>
-        <w:pBdr>
-          <w:bottom w:val="single" w:sz="6" w:space="1" w:color="auto"/>
-        </w:pBdr>
+        <w:spacing w:after="0"/>
         <w:jc w:val="center"/>
         <w:rPr>
-          <w:b/>
-          <w:bCs/>
-          <w:color w:val="2E74B5" w:themeColor="accent1" w:themeShade="BF"/>
-        </w:rPr>
-      </w:pPr>
-      <w:r>
-        <w:rPr>
-          <w:rFonts w:asciiTheme="minorBidi" w:hAnsiTheme="minorBidi"/>
-          <w:b/>
-          <w:bCs/>
-          <w:color w:val="2E74B5" w:themeColor="accent1" w:themeShade="BF"/>
+          <w:rFonts w:asciiTheme="minorBidi" w:hAnsiTheme="minorBidi"/>
+          <w:b/>
+          <w:bCs/>
+          <w:color w:val="0D0D0D" w:themeColor="text1" w:themeTint="F2"/>
+          <w:sz w:val="24"/>
+          <w:szCs w:val="24"/>
+        </w:rPr>
+      </w:pPr>
+      <w:r>
+        <w:rPr>
+          <w:rFonts w:asciiTheme="minorBidi" w:hAnsiTheme="minorBidi"/>
+          <w:b/>
+          <w:bCs/>
+          <w:color w:val="0D0D0D" w:themeColor="text1" w:themeTint="F2"/>
+          <w:sz w:val="24"/>
+          <w:szCs w:val="24"/>
         </w:rPr>
         <w:t>TECHNICAL SKILLS</w:t>
       </w:r>
     </w:p>
     <w:p>
       <w:pPr>
-        <w:pStyle w:val="ListParagraph"/>
         <w:numPr>
           <w:ilvl w:val="0"/>
-          <w:numId w:val="3"/>
+          <w:numId w:val="7"/>
         </w:numPr>
-        <w:spacing w:after="240" w:line="276" w:lineRule="auto"/>
-        <w:rPr>
-          <w:color w:val="000000" w:themeColor="text1"/>
-        </w:rPr>
-      </w:pPr>
-      <w:r>
-        <w:rPr>
-          <w:b/>
-          <w:bCs/>
-        </w:rPr>
-        <w:t>Programming Languages</w:t>
-      </w:r>
-      <w:r>
-        <w:t xml:space="preserve">: PHP, JavaScript, </w:t>
+        <w:spacing w:before="120" w:after="0" w:line="240" w:lineRule="auto"/>
+        <w:rPr>
+          <w:rFonts w:asciiTheme="minorBidi" w:hAnsiTheme="minorBidi"/>
+          <w:color w:val="3B3B3B"/>
+          <w:sz w:val="20"/>
+          <w:szCs w:val="20"/>
+        </w:rPr>
+      </w:pPr>
+      <w:r>
+        <w:rPr>
+          <w:rStyle w:val="Strong"/>
+          <w:rFonts w:asciiTheme="minorBidi" w:hAnsiTheme="minorBidi"/>
+          <w:color w:val="3B3B3B"/>
+          <w:sz w:val="20"/>
+          <w:szCs w:val="20"/>
+        </w:rPr>
+        <w:t>Frontend:</w:t>
+      </w:r>
+      <w:r>
+        <w:rPr>
+          <w:rFonts w:asciiTheme="minorBidi" w:hAnsiTheme="minorBidi"/>
+          <w:color w:val="3B3B3B"/>
+          <w:sz w:val="20"/>
+          <w:szCs w:val="20"/>
+        </w:rPr>
+        <w:t xml:space="preserve"> React, Next.js, </w:t>
       </w:r>
       <w:proofErr w:type="spellStart"/>
       <w:r>
+        <w:rPr>
+          <w:rFonts w:asciiTheme="minorBidi" w:hAnsiTheme="minorBidi"/>
+          <w:color w:val="3B3B3B"/>
+          <w:sz w:val="20"/>
+          <w:szCs w:val="20"/>
+        </w:rPr>
         <w:t>TypeScript</w:t>
       </w:r>
       <w:proofErr w:type="spellEnd"/>
       <w:r>
-        <w:t xml:space="preserve">, </w:t>
-      </w:r>
-      <w:r>
-        <w:t xml:space="preserve">Dart, </w:t>
-      </w:r>
-      <w:r>
-        <w:t>Python</w:t>
+        <w:rPr>
+          <w:rFonts w:asciiTheme="minorBidi" w:hAnsiTheme="minorBidi"/>
+          <w:color w:val="3B3B3B"/>
+          <w:sz w:val="20"/>
+          <w:szCs w:val="20"/>
+        </w:rPr>
+        <w:t>, JavaScript, Flutter (Dart)</w:t>
       </w:r>
     </w:p>
     <w:p>
       <w:pPr>
-        <w:pStyle w:val="ListParagraph"/>
         <w:numPr>
           <w:ilvl w:val="0"/>
-          <w:numId w:val="3"/>
+          <w:numId w:val="7"/>
         </w:numPr>
-        <w:spacing w:after="240" w:line="276" w:lineRule="auto"/>
-        <w:rPr>
-          <w:color w:val="000000" w:themeColor="text1"/>
-        </w:rPr>
-      </w:pPr>
-      <w:r>
-        <w:rPr>
-          <w:b/>
-          <w:bCs/>
-        </w:rPr>
-        <w:t>Libraries and Frameworks</w:t>
-      </w:r>
-      <w:r>
-        <w:t>:</w:t>
-      </w:r>
-      <w:r>
-        <w:t xml:space="preserve"> React, Next.JS, Node.JS, Flutter, </w:t>
-      </w:r>
-      <w:r>
-        <w:t>PHP MVC</w:t>
+        <w:spacing w:before="100" w:beforeAutospacing="1" w:after="60" w:line="240" w:lineRule="auto"/>
+        <w:rPr>
+          <w:rFonts w:asciiTheme="minorBidi" w:hAnsiTheme="minorBidi"/>
+          <w:color w:val="3B3B3B"/>
+          <w:sz w:val="20"/>
+          <w:szCs w:val="20"/>
+        </w:rPr>
+      </w:pPr>
+      <w:r>
+        <w:rPr>
+          <w:rStyle w:val="Strong"/>
+          <w:rFonts w:asciiTheme="minorBidi" w:hAnsiTheme="minorBidi"/>
+          <w:color w:val="3B3B3B"/>
+          <w:sz w:val="20"/>
+          <w:szCs w:val="20"/>
+        </w:rPr>
+        <w:t>Backend:</w:t>
+      </w:r>
+      <w:r>
+        <w:rPr>
+          <w:rFonts w:asciiTheme="minorBidi" w:hAnsiTheme="minorBidi"/>
+          <w:color w:val="3B3B3B"/>
+          <w:sz w:val="20"/>
+          <w:szCs w:val="20"/>
+        </w:rPr>
+        <w:t> Node.js, PHP (</w:t>
+      </w:r>
+      <w:proofErr w:type="spellStart"/>
+      <w:r>
+        <w:rPr>
+          <w:rFonts w:asciiTheme="minorBidi" w:hAnsiTheme="minorBidi"/>
+          <w:color w:val="3B3B3B"/>
+          <w:sz w:val="20"/>
+          <w:szCs w:val="20"/>
+        </w:rPr>
+        <w:t>Yii</w:t>
+      </w:r>
+      <w:proofErr w:type="spellEnd"/>
+      <w:r>
+        <w:rPr>
+          <w:rFonts w:asciiTheme="minorBidi" w:hAnsiTheme="minorBidi"/>
+          <w:color w:val="3B3B3B"/>
+          <w:sz w:val="20"/>
+          <w:szCs w:val="20"/>
+        </w:rPr>
+        <w:t xml:space="preserve"> 1.1), Python, REST API design</w:t>
       </w:r>
     </w:p>
     <w:p>
       <w:pPr>
-        <w:pStyle w:val="ListParagraph"/>
         <w:numPr>
           <w:ilvl w:val="0"/>
-          <w:numId w:val="3"/>
+          <w:numId w:val="7"/>
         </w:numPr>
-        <w:spacing w:after="240" w:line="276" w:lineRule="auto"/>
-        <w:rPr>
-          <w:color w:val="000000" w:themeColor="text1"/>
-        </w:rPr>
-      </w:pPr>
-      <w:r>
-        <w:rPr>
-          <w:b/>
-          <w:bCs/>
-        </w:rPr>
-        <w:t>Databases</w:t>
-      </w:r>
-      <w:r>
-        <w:t>:</w:t>
-      </w:r>
-      <w:r>
-        <w:t xml:space="preserve"> PostgreSQL, MySQL, MongoDB</w:t>
+        <w:spacing w:before="100" w:beforeAutospacing="1" w:after="60" w:line="240" w:lineRule="auto"/>
+        <w:rPr>
+          <w:rFonts w:asciiTheme="minorBidi" w:hAnsiTheme="minorBidi"/>
+          <w:color w:val="3B3B3B"/>
+          <w:sz w:val="20"/>
+          <w:szCs w:val="20"/>
+        </w:rPr>
+      </w:pPr>
+      <w:r>
+        <w:rPr>
+          <w:rStyle w:val="Strong"/>
+          <w:rFonts w:asciiTheme="minorBidi" w:hAnsiTheme="minorBidi"/>
+          <w:color w:val="3B3B3B"/>
+          <w:sz w:val="20"/>
+          <w:szCs w:val="20"/>
+        </w:rPr>
+        <w:t>Databases:</w:t>
+      </w:r>
+      <w:r>
+        <w:rPr>
+          <w:rFonts w:asciiTheme="minorBidi" w:hAnsiTheme="minorBidi"/>
+          <w:color w:val="3B3B3B"/>
+          <w:sz w:val="20"/>
+          <w:szCs w:val="20"/>
+        </w:rPr>
+        <w:t xml:space="preserve"> PostgreSQL, MySQL, SQLite, MongoDB, </w:t>
+      </w:r>
+      <w:proofErr w:type="spellStart"/>
+      <w:r>
+        <w:rPr>
+          <w:rFonts w:asciiTheme="minorBidi" w:hAnsiTheme="minorBidi"/>
+          <w:color w:val="3B3B3B"/>
+          <w:sz w:val="20"/>
+          <w:szCs w:val="20"/>
+        </w:rPr>
+        <w:t>Prisma</w:t>
+      </w:r>
+      <w:proofErr w:type="spellEnd"/>
+      <w:r>
+        <w:rPr>
+          <w:rFonts w:asciiTheme="minorBidi" w:hAnsiTheme="minorBidi"/>
+          <w:color w:val="3B3B3B"/>
+          <w:sz w:val="20"/>
+          <w:szCs w:val="20"/>
+        </w:rPr>
+        <w:t xml:space="preserve"> ORM</w:t>
       </w:r>
     </w:p>
     <w:p>
       <w:pPr>
-        <w:pStyle w:val="ListParagraph"/>
         <w:numPr>
           <w:ilvl w:val="0"/>
-          <w:numId w:val="3"/>
+          <w:numId w:val="7"/>
         </w:numPr>
-        <w:spacing w:after="240" w:line="276" w:lineRule="auto"/>
-        <w:rPr>
-          <w:color w:val="000000" w:themeColor="text1"/>
-        </w:rPr>
-      </w:pPr>
-      <w:r>
-        <w:rPr>
-          <w:b/>
-          <w:bCs/>
-        </w:rPr>
-        <w:t>Architecture</w:t>
-      </w:r>
-      <w:r>
-        <w:rPr>
-          <w:color w:val="000000" w:themeColor="text1"/>
-        </w:rPr>
-        <w:t>:</w:t>
-      </w:r>
-      <w:r>
-        <w:rPr>
-          <w:color w:val="000000" w:themeColor="text1"/>
-        </w:rPr>
-        <w:t xml:space="preserve"> Modular Monolith, REST API</w:t>
+        <w:spacing w:before="100" w:beforeAutospacing="1" w:after="60" w:line="240" w:lineRule="auto"/>
+        <w:rPr>
+          <w:rFonts w:asciiTheme="minorBidi" w:hAnsiTheme="minorBidi"/>
+          <w:color w:val="3B3B3B"/>
+          <w:sz w:val="20"/>
+          <w:szCs w:val="20"/>
+        </w:rPr>
+      </w:pPr>
+      <w:r>
+        <w:rPr>
+          <w:rStyle w:val="Strong"/>
+          <w:rFonts w:asciiTheme="minorBidi" w:hAnsiTheme="minorBidi"/>
+          <w:color w:val="3B3B3B"/>
+          <w:sz w:val="20"/>
+          <w:szCs w:val="20"/>
+        </w:rPr>
+        <w:t>Architecture:</w:t>
+      </w:r>
+      <w:r>
+        <w:rPr>
+          <w:rFonts w:asciiTheme="minorBidi" w:hAnsiTheme="minorBidi"/>
+          <w:color w:val="3B3B3B"/>
+          <w:sz w:val="20"/>
+          <w:szCs w:val="20"/>
+        </w:rPr>
+        <w:t> Modular monolith, REST, relational data modeling, performance tuning</w:t>
       </w:r>
     </w:p>
     <w:p>
       <w:pPr>
-        <w:pStyle w:val="ListParagraph"/>
         <w:numPr>
           <w:ilvl w:val="0"/>
-          <w:numId w:val="3"/>
+          <w:numId w:val="7"/>
         </w:numPr>
-        <w:spacing w:after="240" w:line="276" w:lineRule="auto"/>
-        <w:rPr>
-          <w:color w:val="000000" w:themeColor="text1"/>
-        </w:rPr>
-      </w:pPr>
-      <w:r>
-        <w:rPr>
-          <w:b/>
-          <w:bCs/>
-        </w:rPr>
-        <w:t>AI Fundamentals</w:t>
-      </w:r>
-      <w:r>
-        <w:t>:</w:t>
-      </w:r>
-      <w:r>
-        <w:t xml:space="preserve"> RAG, Vector Databases, tools calling, </w:t>
+        <w:spacing w:after="0" w:line="240" w:lineRule="auto"/>
+        <w:rPr>
+          <w:rFonts w:asciiTheme="minorBidi" w:hAnsiTheme="minorBidi"/>
+          <w:color w:val="3B3B3B"/>
+          <w:sz w:val="20"/>
+          <w:szCs w:val="20"/>
+        </w:rPr>
+      </w:pPr>
+      <w:r>
+        <w:rPr>
+          <w:rStyle w:val="Strong"/>
+          <w:rFonts w:asciiTheme="minorBidi" w:hAnsiTheme="minorBidi"/>
+          <w:color w:val="3B3B3B"/>
+          <w:sz w:val="20"/>
+          <w:szCs w:val="20"/>
+        </w:rPr>
+        <w:t>Platform:</w:t>
+      </w:r>
+      <w:r>
+        <w:rPr>
+          <w:rFonts w:asciiTheme="minorBidi" w:hAnsiTheme="minorBidi"/>
+          <w:color w:val="3B3B3B"/>
+          <w:sz w:val="20"/>
+          <w:szCs w:val="20"/>
+        </w:rPr>
+        <w:t> </w:t>
       </w:r>
       <w:proofErr w:type="spellStart"/>
       <w:r>
-        <w:t>LangChain</w:t>
+        <w:rPr>
+          <w:rFonts w:asciiTheme="minorBidi" w:hAnsiTheme="minorBidi"/>
+          <w:color w:val="3B3B3B"/>
+          <w:sz w:val="20"/>
+          <w:szCs w:val="20"/>
+        </w:rPr>
+        <w:t>Linode</w:t>
       </w:r>
       <w:proofErr w:type="spellEnd"/>
-    </w:p>
-    <w:p>
-      <w:pPr>
-        <w:pStyle w:val="ListParagraph"/>
-        <w:numPr>
-          <w:ilvl w:val="0"/>
-          <w:numId w:val="3"/>
-        </w:numPr>
-        <w:spacing w:after="240" w:line="276" w:lineRule="auto"/>
-        <w:rPr>
-          <w:color w:val="000000" w:themeColor="text1"/>
-        </w:rPr>
-      </w:pPr>
-      <w:r>
-        <w:rPr>
-          <w:b/>
-          <w:bCs/>
-        </w:rPr>
-        <w:t>OTHERS</w:t>
-      </w:r>
-      <w:r>
-        <w:t>:</w:t>
-      </w:r>
-      <w:r>
-        <w:t xml:space="preserve"> </w:t>
+      <w:r>
+        <w:rPr>
+          <w:rFonts w:asciiTheme="minorBidi" w:hAnsiTheme="minorBidi"/>
+          <w:color w:val="3B3B3B"/>
+          <w:sz w:val="20"/>
+          <w:szCs w:val="20"/>
+        </w:rPr>
+        <w:t xml:space="preserve">, </w:t>
       </w:r>
       <w:proofErr w:type="spellStart"/>
       <w:r>
+        <w:rPr>
+          <w:rFonts w:asciiTheme="minorBidi" w:hAnsiTheme="minorBidi"/>
+          <w:color w:val="3B3B3B"/>
+          <w:sz w:val="20"/>
+          <w:szCs w:val="20"/>
+        </w:rPr>
         <w:t>GitLab</w:t>
       </w:r>
       <w:proofErr w:type="spellEnd"/>
       <w:r>
+        <w:rPr>
+          <w:rFonts w:asciiTheme="minorBidi" w:hAnsiTheme="minorBidi"/>
+          <w:color w:val="3B3B3B"/>
+          <w:sz w:val="20"/>
+          <w:szCs w:val="20"/>
+        </w:rPr>
         <w:t xml:space="preserve">, </w:t>
       </w:r>
       <w:proofErr w:type="spellStart"/>
       <w:r>
+        <w:rPr>
+          <w:rFonts w:asciiTheme="minorBidi" w:hAnsiTheme="minorBidi"/>
+          <w:color w:val="3B3B3B"/>
+          <w:sz w:val="20"/>
+          <w:szCs w:val="20"/>
+        </w:rPr>
+        <w:t>Git</w:t>
+      </w:r>
+      <w:proofErr w:type="spellEnd"/>
+      <w:r>
+        <w:rPr>
+          <w:rFonts w:asciiTheme="minorBidi" w:hAnsiTheme="minorBidi"/>
+          <w:color w:val="3B3B3B"/>
+          <w:sz w:val="20"/>
+          <w:szCs w:val="20"/>
+        </w:rPr>
+        <w:t xml:space="preserve">, </w:t>
+      </w:r>
+      <w:proofErr w:type="spellStart"/>
+      <w:r>
+        <w:rPr>
+          <w:rFonts w:asciiTheme="minorBidi" w:hAnsiTheme="minorBidi"/>
+          <w:color w:val="3B3B3B"/>
+          <w:sz w:val="20"/>
+          <w:szCs w:val="20"/>
+        </w:rPr>
         <w:t>Vercel</w:t>
       </w:r>
       <w:proofErr w:type="spellEnd"/>
       <w:r>
+        <w:rPr>
+          <w:rFonts w:asciiTheme="minorBidi" w:hAnsiTheme="minorBidi"/>
+          <w:color w:val="3B3B3B"/>
+          <w:sz w:val="20"/>
+          <w:szCs w:val="20"/>
+        </w:rPr>
         <w:t xml:space="preserve">, Render, </w:t>
       </w:r>
       <w:proofErr w:type="spellStart"/>
       <w:r>
+        <w:rPr>
+          <w:rFonts w:asciiTheme="minorBidi" w:hAnsiTheme="minorBidi"/>
+          <w:color w:val="3B3B3B"/>
+          <w:sz w:val="20"/>
+          <w:szCs w:val="20"/>
+        </w:rPr>
         <w:t>Supabase</w:t>
       </w:r>
       <w:proofErr w:type="spellEnd"/>
       <w:r>
-        <w:t xml:space="preserve">, Neon DB, </w:t>
-      </w:r>
-      <w:proofErr w:type="spellStart"/>
-      <w:r>
-        <w:t>Prisma</w:t>
-      </w:r>
-      <w:proofErr w:type="spellEnd"/>
-      <w:r>
-        <w:t xml:space="preserve"> ORM</w:t>
-      </w:r>
-    </w:p>
-    <w:p>
-      <w:pPr>
-        <w:pStyle w:val="ListParagraph"/>
-        <w:numPr>
-          <w:ilvl w:val="0"/>
-          <w:numId w:val="3"/>
-        </w:numPr>
-        <w:spacing w:after="240" w:line="276" w:lineRule="auto"/>
-        <w:rPr>
-          <w:color w:val="000000" w:themeColor="text1"/>
-        </w:rPr>
-      </w:pPr>
-      <w:r>
-        <w:rPr>
-          <w:b/>
-          <w:bCs/>
-        </w:rPr>
-        <w:t>IDE</w:t>
-      </w:r>
-      <w:r>
-        <w:t>:</w:t>
-      </w:r>
-      <w:r>
-        <w:t xml:space="preserve"> Cursor IDE, Google </w:t>
-      </w:r>
-      <w:proofErr w:type="spellStart"/>
-      <w:r>
-        <w:t>Anti Gravity</w:t>
-      </w:r>
-      <w:proofErr w:type="spellEnd"/>
+        <w:rPr>
+          <w:rFonts w:asciiTheme="minorBidi" w:hAnsiTheme="minorBidi"/>
+          <w:color w:val="3B3B3B"/>
+          <w:sz w:val="20"/>
+          <w:szCs w:val="20"/>
+        </w:rPr>
+        <w:t>, Neon</w:t>
+      </w:r>
     </w:p>
     <w:sectPr>
-      <w:headerReference w:type="even" r:id="rId9"/>
-      <w:headerReference w:type="default" r:id="rId10"/>
-      <w:footerReference w:type="even" r:id="rId11"/>
-      <w:footerReference w:type="default" r:id="rId12"/>
-      <w:headerReference w:type="first" r:id="rId13"/>
-      <w:footerReference w:type="first" r:id="rId14"/>
       <w:pgSz w:w="12240" w:h="15840"/>
-      <w:pgMar w:top="1440" w:right="1800" w:bottom="1440" w:left="1800" w:header="720" w:footer="720" w:gutter="0"/>
+      <w:pgMar w:top="720" w:right="720" w:bottom="720" w:left="720" w:header="720" w:footer="720" w:gutter="0"/>
       <w:cols w:space="720"/>
       <w:docGrid w:linePitch="360"/>
     </w:sectPr>
@@ -957,153 +1560,6 @@
 </w:endnotes>
 </file>
 
-<file path=word/footer1.xml><?xml version="1.0" encoding="utf-8"?>
-<w:ftr xmlns:wpc="http://schemas.microsoft.com/office/word/2010/wordprocessingCanvas" xmlns:cx="http://schemas.microsoft.com/office/drawing/2014/chartex" xmlns:mc="http://schemas.openxmlformats.org/markup-compatibility/2006" xmlns:o="urn:schemas-microsoft-com:office:office" xmlns:r="http://schemas.openxmlformats.org/officeDocument/2006/relationships" xmlns:m="http://schemas.openxmlformats.org/officeDocument/2006/math" xmlns:v="urn:schemas-microsoft-com:vml" xmlns:wp14="http://schemas.microsoft.com/office/word/2010/wordprocessingDrawing" xmlns:wp="http://schemas.openxmlformats.org/drawingml/2006/wordprocessingDrawing" xmlns:w10="urn:schemas-microsoft-com:office:word" xmlns:w="http://schemas.openxmlformats.org/wordprocessingml/2006/main" xmlns:w14="http://schemas.microsoft.com/office/word/2010/wordml" xmlns:w15="http://schemas.microsoft.com/office/word/2012/wordml" xmlns:w16se="http://schemas.microsoft.com/office/word/2015/wordml/symex" xmlns:wpg="http://schemas.microsoft.com/office/word/2010/wordprocessingGroup" xmlns:wpi="http://schemas.microsoft.com/office/word/2010/wordprocessingInk" xmlns:wne="http://schemas.microsoft.com/office/word/2006/wordml" xmlns:wps="http://schemas.microsoft.com/office/word/2010/wordprocessingShape" mc:Ignorable="w14 w15 w16se wp14">
-  <w:p>
-    <w:pPr>
-      <w:pStyle w:val="Footer"/>
-    </w:pPr>
-  </w:p>
-</w:ftr>
-</file>
-
-<file path=word/footer2.xml><?xml version="1.0" encoding="utf-8"?>
-<w:ftr xmlns:wpc="http://schemas.microsoft.com/office/word/2010/wordprocessingCanvas" xmlns:cx="http://schemas.microsoft.com/office/drawing/2014/chartex" xmlns:mc="http://schemas.openxmlformats.org/markup-compatibility/2006" xmlns:o="urn:schemas-microsoft-com:office:office" xmlns:r="http://schemas.openxmlformats.org/officeDocument/2006/relationships" xmlns:m="http://schemas.openxmlformats.org/officeDocument/2006/math" xmlns:v="urn:schemas-microsoft-com:vml" xmlns:wp14="http://schemas.microsoft.com/office/word/2010/wordprocessingDrawing" xmlns:wp="http://schemas.openxmlformats.org/drawingml/2006/wordprocessingDrawing" xmlns:w10="urn:schemas-microsoft-com:office:word" xmlns:w="http://schemas.openxmlformats.org/wordprocessingml/2006/main" xmlns:w14="http://schemas.microsoft.com/office/word/2010/wordml" xmlns:w15="http://schemas.microsoft.com/office/word/2012/wordml" xmlns:w16se="http://schemas.microsoft.com/office/word/2015/wordml/symex" xmlns:wpg="http://schemas.microsoft.com/office/word/2010/wordprocessingGroup" xmlns:wpi="http://schemas.microsoft.com/office/word/2010/wordprocessingInk" xmlns:wne="http://schemas.microsoft.com/office/word/2006/wordml" xmlns:wps="http://schemas.microsoft.com/office/word/2010/wordprocessingShape" mc:Ignorable="w14 w15 w16se wp14">
-  <w:p>
-    <w:pPr>
-      <w:jc w:val="center"/>
-      <w:rPr>
-        <w:rFonts w:asciiTheme="minorBidi" w:hAnsiTheme="minorBidi"/>
-        <w:b/>
-        <w:bCs/>
-        <w:sz w:val="24"/>
-        <w:szCs w:val="24"/>
-      </w:rPr>
-    </w:pPr>
-    <w:r>
-      <w:rPr>
-        <w:rFonts w:asciiTheme="minorBidi" w:hAnsiTheme="minorBidi"/>
-        <w:b/>
-        <w:bCs/>
-        <w:sz w:val="20"/>
-        <w:szCs w:val="20"/>
-      </w:rPr>
-      <w:t xml:space="preserve">Bachelor of Science: Computer Science </w:t>
-    </w:r>
-    <w:r>
-      <w:rPr>
-        <w:rFonts w:asciiTheme="minorBidi" w:hAnsiTheme="minorBidi"/>
-        <w:b/>
-        <w:bCs/>
-        <w:sz w:val="24"/>
-        <w:szCs w:val="24"/>
-      </w:rPr>
-      <w:t>|</w:t>
-    </w:r>
-    <w:r>
-      <w:rPr>
-        <w:rFonts w:asciiTheme="minorBidi" w:hAnsiTheme="minorBidi"/>
-        <w:b/>
-        <w:bCs/>
-        <w:sz w:val="20"/>
-        <w:szCs w:val="20"/>
-      </w:rPr>
-      <w:t xml:space="preserve"> Sep 2012 </w:t>
-    </w:r>
-    <w:r>
-      <w:rPr>
-        <w:rFonts w:asciiTheme="minorBidi" w:hAnsiTheme="minorBidi"/>
-        <w:b/>
-        <w:bCs/>
-        <w:sz w:val="24"/>
-        <w:szCs w:val="24"/>
-      </w:rPr>
-      <w:t>|</w:t>
-    </w:r>
-    <w:r>
-      <w:rPr>
-        <w:rFonts w:asciiTheme="minorBidi" w:hAnsiTheme="minorBidi"/>
-        <w:b/>
-        <w:bCs/>
-        <w:sz w:val="20"/>
-        <w:szCs w:val="20"/>
-      </w:rPr>
-      <w:t xml:space="preserve"> </w:t>
-    </w:r>
-    <w:hyperlink r:id="rId1" w:history="1">
-      <w:r>
-        <w:rPr>
-          <w:rStyle w:val="Hyperlink"/>
-          <w:rFonts w:asciiTheme="minorBidi" w:hAnsiTheme="minorBidi"/>
-          <w:b/>
-          <w:bCs/>
-          <w:sz w:val="20"/>
-          <w:szCs w:val="20"/>
-          <w:u w:val="none"/>
-        </w:rPr>
-        <w:t>Lebanese</w:t>
-      </w:r>
-      <w:r>
-        <w:rPr>
-          <w:rStyle w:val="Hyperlink"/>
-          <w:rFonts w:asciiTheme="minorBidi" w:hAnsiTheme="minorBidi"/>
-          <w:b/>
-          <w:bCs/>
-          <w:sz w:val="20"/>
-          <w:szCs w:val="20"/>
-        </w:rPr>
-        <w:t xml:space="preserve"> </w:t>
-      </w:r>
-      <w:r>
-        <w:rPr>
-          <w:rStyle w:val="Hyperlink"/>
-          <w:rFonts w:asciiTheme="minorBidi" w:hAnsiTheme="minorBidi"/>
-          <w:b/>
-          <w:bCs/>
-          <w:sz w:val="20"/>
-          <w:szCs w:val="20"/>
-          <w:u w:val="none"/>
-        </w:rPr>
-        <w:t>International</w:t>
-      </w:r>
-      <w:r>
-        <w:rPr>
-          <w:rStyle w:val="Hyperlink"/>
-          <w:rFonts w:asciiTheme="minorBidi" w:hAnsiTheme="minorBidi"/>
-          <w:b/>
-          <w:bCs/>
-          <w:sz w:val="20"/>
-          <w:szCs w:val="20"/>
-        </w:rPr>
-        <w:t xml:space="preserve"> </w:t>
-      </w:r>
-      <w:r>
-        <w:rPr>
-          <w:rStyle w:val="Hyperlink"/>
-          <w:rFonts w:asciiTheme="minorBidi" w:hAnsiTheme="minorBidi"/>
-          <w:b/>
-          <w:bCs/>
-          <w:sz w:val="20"/>
-          <w:szCs w:val="20"/>
-          <w:u w:val="none"/>
-        </w:rPr>
-        <w:t>University</w:t>
-      </w:r>
-    </w:hyperlink>
-  </w:p>
-</w:ftr>
-</file>
-
-<file path=word/footer3.xml><?xml version="1.0" encoding="utf-8"?>
-<w:ftr xmlns:wpc="http://schemas.microsoft.com/office/word/2010/wordprocessingCanvas" xmlns:cx="http://schemas.microsoft.com/office/drawing/2014/chartex" xmlns:mc="http://schemas.openxmlformats.org/markup-compatibility/2006" xmlns:o="urn:schemas-microsoft-com:office:office" xmlns:r="http://schemas.openxmlformats.org/officeDocument/2006/relationships" xmlns:m="http://schemas.openxmlformats.org/officeDocument/2006/math" xmlns:v="urn:schemas-microsoft-com:vml" xmlns:wp14="http://schemas.microsoft.com/office/word/2010/wordprocessingDrawing" xmlns:wp="http://schemas.openxmlformats.org/drawingml/2006/wordprocessingDrawing" xmlns:w10="urn:schemas-microsoft-com:office:word" xmlns:w="http://schemas.openxmlformats.org/wordprocessingml/2006/main" xmlns:w14="http://schemas.microsoft.com/office/word/2010/wordml" xmlns:w15="http://schemas.microsoft.com/office/word/2012/wordml" xmlns:w16se="http://schemas.microsoft.com/office/word/2015/wordml/symex" xmlns:wpg="http://schemas.microsoft.com/office/word/2010/wordprocessingGroup" xmlns:wpi="http://schemas.microsoft.com/office/word/2010/wordprocessingInk" xmlns:wne="http://schemas.microsoft.com/office/word/2006/wordml" xmlns:wps="http://schemas.microsoft.com/office/word/2010/wordprocessingShape" mc:Ignorable="w14 w15 w16se wp14">
-  <w:p>
-    <w:pPr>
-      <w:pStyle w:val="Footer"/>
-    </w:pPr>
-  </w:p>
-</w:ftr>
-</file>
-
 <file path=word/footnotes.xml><?xml version="1.0" encoding="utf-8"?>
 <w:footnotes xmlns:wpc="http://schemas.microsoft.com/office/word/2010/wordprocessingCanvas" xmlns:cx="http://schemas.microsoft.com/office/drawing/2014/chartex" xmlns:mc="http://schemas.openxmlformats.org/markup-compatibility/2006" xmlns:o="urn:schemas-microsoft-com:office:office" xmlns:r="http://schemas.openxmlformats.org/officeDocument/2006/relationships" xmlns:m="http://schemas.openxmlformats.org/officeDocument/2006/math" xmlns:v="urn:schemas-microsoft-com:vml" xmlns:wp14="http://schemas.microsoft.com/office/word/2010/wordprocessingDrawing" xmlns:wp="http://schemas.openxmlformats.org/drawingml/2006/wordprocessingDrawing" xmlns:w10="urn:schemas-microsoft-com:office:word" xmlns:w="http://schemas.openxmlformats.org/wordprocessingml/2006/main" xmlns:w14="http://schemas.microsoft.com/office/word/2010/wordml" xmlns:w15="http://schemas.microsoft.com/office/word/2012/wordml" xmlns:w16se="http://schemas.microsoft.com/office/word/2015/wordml/symex" xmlns:wpg="http://schemas.microsoft.com/office/word/2010/wordprocessingGroup" xmlns:wpi="http://schemas.microsoft.com/office/word/2010/wordprocessingInk" xmlns:wne="http://schemas.microsoft.com/office/word/2006/wordml" xmlns:wps="http://schemas.microsoft.com/office/word/2010/wordprocessingShape" mc:Ignorable="w14 w15 w16se wp14">
   <w:footnote w:type="separator" w:id="-1">
@@ -1129,208 +1585,158 @@
 </w:footnotes>
 </file>
 
-<file path=word/header1.xml><?xml version="1.0" encoding="utf-8"?>
-<w:hdr xmlns:wpc="http://schemas.microsoft.com/office/word/2010/wordprocessingCanvas" xmlns:cx="http://schemas.microsoft.com/office/drawing/2014/chartex" xmlns:mc="http://schemas.openxmlformats.org/markup-compatibility/2006" xmlns:o="urn:schemas-microsoft-com:office:office" xmlns:r="http://schemas.openxmlformats.org/officeDocument/2006/relationships" xmlns:m="http://schemas.openxmlformats.org/officeDocument/2006/math" xmlns:v="urn:schemas-microsoft-com:vml" xmlns:wp14="http://schemas.microsoft.com/office/word/2010/wordprocessingDrawing" xmlns:wp="http://schemas.openxmlformats.org/drawingml/2006/wordprocessingDrawing" xmlns:w10="urn:schemas-microsoft-com:office:word" xmlns:w="http://schemas.openxmlformats.org/wordprocessingml/2006/main" xmlns:w14="http://schemas.microsoft.com/office/word/2010/wordml" xmlns:w15="http://schemas.microsoft.com/office/word/2012/wordml" xmlns:w16se="http://schemas.microsoft.com/office/word/2015/wordml/symex" xmlns:wpg="http://schemas.microsoft.com/office/word/2010/wordprocessingGroup" xmlns:wpi="http://schemas.microsoft.com/office/word/2010/wordprocessingInk" xmlns:wne="http://schemas.microsoft.com/office/word/2006/wordml" xmlns:wps="http://schemas.microsoft.com/office/word/2010/wordprocessingShape" mc:Ignorable="w14 w15 w16se wp14">
-  <w:p>
-    <w:pPr>
-      <w:pStyle w:val="Header"/>
-    </w:pPr>
-  </w:p>
-</w:hdr>
-</file>
-
-<file path=word/header2.xml><?xml version="1.0" encoding="utf-8"?>
-<w:hdr xmlns:wpc="http://schemas.microsoft.com/office/word/2010/wordprocessingCanvas" xmlns:cx="http://schemas.microsoft.com/office/drawing/2014/chartex" xmlns:mc="http://schemas.openxmlformats.org/markup-compatibility/2006" xmlns:o="urn:schemas-microsoft-com:office:office" xmlns:r="http://schemas.openxmlformats.org/officeDocument/2006/relationships" xmlns:m="http://schemas.openxmlformats.org/officeDocument/2006/math" xmlns:v="urn:schemas-microsoft-com:vml" xmlns:wp14="http://schemas.microsoft.com/office/word/2010/wordprocessingDrawing" xmlns:wp="http://schemas.openxmlformats.org/drawingml/2006/wordprocessingDrawing" xmlns:w10="urn:schemas-microsoft-com:office:word" xmlns:w="http://schemas.openxmlformats.org/wordprocessingml/2006/main" xmlns:w14="http://schemas.microsoft.com/office/word/2010/wordml" xmlns:w15="http://schemas.microsoft.com/office/word/2012/wordml" xmlns:w16se="http://schemas.microsoft.com/office/word/2015/wordml/symex" xmlns:wpg="http://schemas.microsoft.com/office/word/2010/wordprocessingGroup" xmlns:wpi="http://schemas.microsoft.com/office/word/2010/wordprocessingInk" xmlns:wne="http://schemas.microsoft.com/office/word/2006/wordml" xmlns:wps="http://schemas.microsoft.com/office/word/2010/wordprocessingShape" mc:Ignorable="w14 w15 w16se wp14">
-  <w:p>
-    <w:pPr>
-      <w:pStyle w:val="Heading1"/>
-      <w:jc w:val="center"/>
-      <w:rPr>
-        <w:rFonts w:asciiTheme="minorBidi" w:hAnsiTheme="minorBidi" w:cstheme="minorBidi"/>
-        <w:b/>
-        <w:bCs/>
-        <w:color w:val="000000" w:themeColor="text1"/>
-      </w:rPr>
-    </w:pPr>
-    <w:bookmarkStart w:id="0" w:name="_MOSTAFA_EL_KHANSA"/>
-    <w:bookmarkEnd w:id="0"/>
-    <w:r>
-      <w:rPr>
-        <w:rFonts w:asciiTheme="minorBidi" w:hAnsiTheme="minorBidi" w:cstheme="minorBidi"/>
-        <w:b/>
-        <w:bCs/>
-        <w:color w:val="000000" w:themeColor="text1"/>
-      </w:rPr>
-      <w:t>MOSTAFA EL KHANSA</w:t>
-    </w:r>
-  </w:p>
-  <w:p>
-    <w:pPr>
-      <w:jc w:val="center"/>
-      <w:rPr>
-        <w:rFonts w:asciiTheme="minorBidi" w:hAnsiTheme="minorBidi"/>
-        <w:b/>
-        <w:bCs/>
-        <w:sz w:val="28"/>
-        <w:szCs w:val="28"/>
-      </w:rPr>
-    </w:pPr>
-    <w:r>
-      <w:rPr>
-        <w:rFonts w:asciiTheme="minorBidi" w:hAnsiTheme="minorBidi"/>
-        <w:b/>
-        <w:bCs/>
-        <w:sz w:val="28"/>
-        <w:szCs w:val="28"/>
-      </w:rPr>
-      <w:t>Software Engineer</w:t>
-    </w:r>
-  </w:p>
-  <w:p>
-    <w:pPr>
-      <w:jc w:val="center"/>
-      <w:rPr>
-        <w:rFonts w:asciiTheme="minorBidi" w:hAnsiTheme="minorBidi"/>
-        <w:b/>
-        <w:bCs/>
-        <w:sz w:val="18"/>
-        <w:szCs w:val="18"/>
-      </w:rPr>
-    </w:pPr>
-    <w:r>
-      <w:rPr>
-        <w:rFonts w:asciiTheme="minorBidi" w:hAnsiTheme="minorBidi"/>
-        <w:b/>
-        <w:bCs/>
-        <w:sz w:val="18"/>
-        <w:szCs w:val="18"/>
-      </w:rPr>
-      <w:t xml:space="preserve">+961 81 761 183 | </w:t>
-    </w:r>
-    <w:hyperlink r:id="rId1" w:history="1">
-      <w:r>
-        <w:rPr>
-          <w:rStyle w:val="Hyperlink"/>
-          <w:rFonts w:asciiTheme="minorBidi" w:hAnsiTheme="minorBidi"/>
-          <w:b/>
-          <w:bCs/>
-          <w:color w:val="2E74B5" w:themeColor="accent1" w:themeShade="BF"/>
-          <w:sz w:val="18"/>
-          <w:szCs w:val="18"/>
-          <w:u w:val="none"/>
-        </w:rPr>
-        <w:t>mostafa.khansa.lb@gmail.com</w:t>
-      </w:r>
-    </w:hyperlink>
-    <w:r>
-      <w:rPr>
-        <w:rFonts w:asciiTheme="minorBidi" w:hAnsiTheme="minorBidi"/>
-        <w:b/>
-        <w:bCs/>
-        <w:sz w:val="18"/>
-        <w:szCs w:val="18"/>
-      </w:rPr>
-      <w:t xml:space="preserve"> | </w:t>
-    </w:r>
-    <w:hyperlink r:id="rId2" w:history="1">
-      <w:r>
-        <w:rPr>
-          <w:rStyle w:val="Hyperlink"/>
-          <w:rFonts w:asciiTheme="minorBidi" w:hAnsiTheme="minorBidi"/>
-          <w:b/>
-          <w:bCs/>
-          <w:sz w:val="18"/>
-          <w:szCs w:val="18"/>
-          <w:u w:val="none"/>
-        </w:rPr>
-        <w:t>https://www.linkedin.com/in/mostafa-el-khansa/</w:t>
-      </w:r>
-    </w:hyperlink>
-    <w:r>
-      <w:rPr>
-        <w:rStyle w:val="Hyperlink"/>
-        <w:rFonts w:asciiTheme="minorBidi" w:hAnsiTheme="minorBidi"/>
-        <w:b/>
-        <w:bCs/>
-        <w:color w:val="auto"/>
-        <w:sz w:val="18"/>
-        <w:szCs w:val="18"/>
-        <w:u w:val="none"/>
-      </w:rPr>
-      <w:t xml:space="preserve"> </w:t>
-    </w:r>
-    <w:hyperlink r:id="rId3" w:history="1">
-      <w:r>
-        <w:rPr>
-          <w:rStyle w:val="Hyperlink"/>
-          <w:rFonts w:asciiTheme="minorBidi" w:hAnsiTheme="minorBidi"/>
-          <w:b/>
-          <w:bCs/>
-          <w:color w:val="2E74B5" w:themeColor="accent1" w:themeShade="BF"/>
-          <w:sz w:val="18"/>
-          <w:szCs w:val="18"/>
-          <w:u w:val="none"/>
-        </w:rPr>
-        <w:t>https://github.com/mostafa-khansa</w:t>
-      </w:r>
-    </w:hyperlink>
-    <w:r>
-      <w:rPr>
-        <w:rStyle w:val="Hyperlink"/>
-        <w:rFonts w:asciiTheme="minorBidi" w:hAnsiTheme="minorBidi"/>
-        <w:b/>
-        <w:bCs/>
-        <w:color w:val="2E74B5" w:themeColor="accent1" w:themeShade="BF"/>
-        <w:sz w:val="18"/>
-        <w:szCs w:val="18"/>
-        <w:u w:val="none"/>
-      </w:rPr>
-      <w:t xml:space="preserve"> </w:t>
-    </w:r>
-    <w:r>
-      <w:rPr>
-        <w:rFonts w:asciiTheme="minorBidi" w:hAnsiTheme="minorBidi"/>
-        <w:b/>
-        <w:bCs/>
-        <w:sz w:val="18"/>
-        <w:szCs w:val="18"/>
-      </w:rPr>
-      <w:t>| Beirut</w:t>
-    </w:r>
-    <w:r>
-      <w:rPr>
-        <w:rFonts w:asciiTheme="minorBidi" w:hAnsiTheme="minorBidi"/>
-        <w:b/>
-        <w:bCs/>
-        <w:sz w:val="18"/>
-        <w:szCs w:val="18"/>
-      </w:rPr>
-      <w:t>, Lebanon</w:t>
-    </w:r>
-    <w:bookmarkStart w:id="1" w:name="_GoBack"/>
-    <w:bookmarkEnd w:id="1"/>
-  </w:p>
-  <w:p>
-    <w:pPr>
-      <w:pStyle w:val="Header"/>
-    </w:pPr>
-  </w:p>
-</w:hdr>
-</file>
-
-<file path=word/header3.xml><?xml version="1.0" encoding="utf-8"?>
-<w:hdr xmlns:wpc="http://schemas.microsoft.com/office/word/2010/wordprocessingCanvas" xmlns:cx="http://schemas.microsoft.com/office/drawing/2014/chartex" xmlns:mc="http://schemas.openxmlformats.org/markup-compatibility/2006" xmlns:o="urn:schemas-microsoft-com:office:office" xmlns:r="http://schemas.openxmlformats.org/officeDocument/2006/relationships" xmlns:m="http://schemas.openxmlformats.org/officeDocument/2006/math" xmlns:v="urn:schemas-microsoft-com:vml" xmlns:wp14="http://schemas.microsoft.com/office/word/2010/wordprocessingDrawing" xmlns:wp="http://schemas.openxmlformats.org/drawingml/2006/wordprocessingDrawing" xmlns:w10="urn:schemas-microsoft-com:office:word" xmlns:w="http://schemas.openxmlformats.org/wordprocessingml/2006/main" xmlns:w14="http://schemas.microsoft.com/office/word/2010/wordml" xmlns:w15="http://schemas.microsoft.com/office/word/2012/wordml" xmlns:w16se="http://schemas.microsoft.com/office/word/2015/wordml/symex" xmlns:wpg="http://schemas.microsoft.com/office/word/2010/wordprocessingGroup" xmlns:wpi="http://schemas.microsoft.com/office/word/2010/wordprocessingInk" xmlns:wne="http://schemas.microsoft.com/office/word/2006/wordml" xmlns:wps="http://schemas.microsoft.com/office/word/2010/wordprocessingShape" mc:Ignorable="w14 w15 w16se wp14">
-  <w:p>
-    <w:pPr>
-      <w:pStyle w:val="Header"/>
-    </w:pPr>
-  </w:p>
-</w:hdr>
-</file>
-
 <file path=word/numbering.xml><?xml version="1.0" encoding="utf-8"?>
 <w:numbering xmlns:wpc="http://schemas.microsoft.com/office/word/2010/wordprocessingCanvas" xmlns:cx="http://schemas.microsoft.com/office/drawing/2014/chartex" xmlns:mc="http://schemas.openxmlformats.org/markup-compatibility/2006" xmlns:o="urn:schemas-microsoft-com:office:office" xmlns:r="http://schemas.openxmlformats.org/officeDocument/2006/relationships" xmlns:m="http://schemas.openxmlformats.org/officeDocument/2006/math" xmlns:v="urn:schemas-microsoft-com:vml" xmlns:wp14="http://schemas.microsoft.com/office/word/2010/wordprocessingDrawing" xmlns:wp="http://schemas.openxmlformats.org/drawingml/2006/wordprocessingDrawing" xmlns:w10="urn:schemas-microsoft-com:office:word" xmlns:w="http://schemas.openxmlformats.org/wordprocessingml/2006/main" xmlns:w14="http://schemas.microsoft.com/office/word/2010/wordml" xmlns:w15="http://schemas.microsoft.com/office/word/2012/wordml" xmlns:w16se="http://schemas.microsoft.com/office/word/2015/wordml/symex" xmlns:wpg="http://schemas.microsoft.com/office/word/2010/wordprocessingGroup" xmlns:wpi="http://schemas.microsoft.com/office/word/2010/wordprocessingInk" xmlns:wne="http://schemas.microsoft.com/office/word/2006/wordml" xmlns:wps="http://schemas.microsoft.com/office/word/2010/wordprocessingShape" mc:Ignorable="w14 w15 w16se wp14">
   <w:abstractNum w:abstractNumId="0" w15:restartNumberingAfterBreak="0">
+    <w:nsid w:val="1C954521"/>
+    <w:multiLevelType w:val="multilevel"/>
+    <w:tmpl w:val="794240C6"/>
+    <w:lvl w:ilvl="0">
+      <w:start w:val="1"/>
+      <w:numFmt w:val="bullet"/>
+      <w:lvlText w:val=""/>
+      <w:lvlJc w:val="left"/>
+      <w:pPr>
+        <w:tabs>
+          <w:tab w:val="num" w:pos="720"/>
+        </w:tabs>
+        <w:ind w:left="720" w:hanging="360"/>
+      </w:pPr>
+      <w:rPr>
+        <w:rFonts w:ascii="Symbol" w:hAnsi="Symbol" w:hint="default"/>
+        <w:sz w:val="20"/>
+      </w:rPr>
+    </w:lvl>
+    <w:lvl w:ilvl="1" w:tentative="1">
+      <w:start w:val="1"/>
+      <w:numFmt w:val="bullet"/>
+      <w:lvlText w:val="o"/>
+      <w:lvlJc w:val="left"/>
+      <w:pPr>
+        <w:tabs>
+          <w:tab w:val="num" w:pos="1440"/>
+        </w:tabs>
+        <w:ind w:left="1440" w:hanging="360"/>
+      </w:pPr>
+      <w:rPr>
+        <w:rFonts w:ascii="Courier New" w:hAnsi="Courier New" w:hint="default"/>
+        <w:sz w:val="20"/>
+      </w:rPr>
+    </w:lvl>
+    <w:lvl w:ilvl="2" w:tentative="1">
+      <w:start w:val="1"/>
+      <w:numFmt w:val="bullet"/>
+      <w:lvlText w:val=""/>
+      <w:lvlJc w:val="left"/>
+      <w:pPr>
+        <w:tabs>
+          <w:tab w:val="num" w:pos="2160"/>
+        </w:tabs>
+        <w:ind w:left="2160" w:hanging="360"/>
+      </w:pPr>
+      <w:rPr>
+        <w:rFonts w:ascii="Wingdings" w:hAnsi="Wingdings" w:hint="default"/>
+        <w:sz w:val="20"/>
+      </w:rPr>
+    </w:lvl>
+    <w:lvl w:ilvl="3" w:tentative="1">
+      <w:start w:val="1"/>
+      <w:numFmt w:val="bullet"/>
+      <w:lvlText w:val=""/>
+      <w:lvlJc w:val="left"/>
+      <w:pPr>
+        <w:tabs>
+          <w:tab w:val="num" w:pos="2880"/>
+        </w:tabs>
+        <w:ind w:left="2880" w:hanging="360"/>
+      </w:pPr>
+      <w:rPr>
+        <w:rFonts w:ascii="Wingdings" w:hAnsi="Wingdings" w:hint="default"/>
+        <w:sz w:val="20"/>
+      </w:rPr>
+    </w:lvl>
+    <w:lvl w:ilvl="4" w:tentative="1">
+      <w:start w:val="1"/>
+      <w:numFmt w:val="bullet"/>
+      <w:lvlText w:val=""/>
+      <w:lvlJc w:val="left"/>
+      <w:pPr>
+        <w:tabs>
+          <w:tab w:val="num" w:pos="3600"/>
+        </w:tabs>
+        <w:ind w:left="3600" w:hanging="360"/>
+      </w:pPr>
+      <w:rPr>
+        <w:rFonts w:ascii="Wingdings" w:hAnsi="Wingdings" w:hint="default"/>
+        <w:sz w:val="20"/>
+      </w:rPr>
+    </w:lvl>
+    <w:lvl w:ilvl="5" w:tentative="1">
+      <w:start w:val="1"/>
+      <w:numFmt w:val="bullet"/>
+      <w:lvlText w:val=""/>
+      <w:lvlJc w:val="left"/>
+      <w:pPr>
+        <w:tabs>
+          <w:tab w:val="num" w:pos="4320"/>
+        </w:tabs>
+        <w:ind w:left="4320" w:hanging="360"/>
+      </w:pPr>
+      <w:rPr>
+        <w:rFonts w:ascii="Wingdings" w:hAnsi="Wingdings" w:hint="default"/>
+        <w:sz w:val="20"/>
+      </w:rPr>
+    </w:lvl>
+    <w:lvl w:ilvl="6" w:tentative="1">
+      <w:start w:val="1"/>
+      <w:numFmt w:val="bullet"/>
+      <w:lvlText w:val=""/>
+      <w:lvlJc w:val="left"/>
+      <w:pPr>
+        <w:tabs>
+          <w:tab w:val="num" w:pos="5040"/>
+        </w:tabs>
+        <w:ind w:left="5040" w:hanging="360"/>
+      </w:pPr>
+      <w:rPr>
+        <w:rFonts w:ascii="Wingdings" w:hAnsi="Wingdings" w:hint="default"/>
+        <w:sz w:val="20"/>
+      </w:rPr>
+    </w:lvl>
+    <w:lvl w:ilvl="7" w:tentative="1">
+      <w:start w:val="1"/>
+      <w:numFmt w:val="bullet"/>
+      <w:lvlText w:val=""/>
+      <w:lvlJc w:val="left"/>
+      <w:pPr>
+        <w:tabs>
+          <w:tab w:val="num" w:pos="5760"/>
+        </w:tabs>
+        <w:ind w:left="5760" w:hanging="360"/>
+      </w:pPr>
+      <w:rPr>
+        <w:rFonts w:ascii="Wingdings" w:hAnsi="Wingdings" w:hint="default"/>
+        <w:sz w:val="20"/>
+      </w:rPr>
+    </w:lvl>
+    <w:lvl w:ilvl="8" w:tentative="1">
+      <w:start w:val="1"/>
+      <w:numFmt w:val="bullet"/>
+      <w:lvlText w:val=""/>
+      <w:lvlJc w:val="left"/>
+      <w:pPr>
+        <w:tabs>
+          <w:tab w:val="num" w:pos="6480"/>
+        </w:tabs>
+        <w:ind w:left="6480" w:hanging="360"/>
+      </w:pPr>
+      <w:rPr>
+        <w:rFonts w:ascii="Wingdings" w:hAnsi="Wingdings" w:hint="default"/>
+        <w:sz w:val="20"/>
+      </w:rPr>
+    </w:lvl>
+  </w:abstractNum>
+  <w:abstractNum w:abstractNumId="1" w15:restartNumberingAfterBreak="0">
     <w:nsid w:val="1D4C2A77"/>
     <w:multiLevelType w:val="hybridMultilevel"/>
     <w:tmpl w:val="67628850"/>
@@ -1448,7 +1854,7 @@
       </w:rPr>
     </w:lvl>
   </w:abstractNum>
-  <w:abstractNum w:abstractNumId="1" w15:restartNumberingAfterBreak="0">
+  <w:abstractNum w:abstractNumId="2" w15:restartNumberingAfterBreak="0">
     <w:nsid w:val="21EA58D0"/>
     <w:multiLevelType w:val="hybridMultilevel"/>
     <w:tmpl w:val="FE103BD0"/>
@@ -1561,7 +1967,7 @@
       </w:rPr>
     </w:lvl>
   </w:abstractNum>
-  <w:abstractNum w:abstractNumId="2" w15:restartNumberingAfterBreak="0">
+  <w:abstractNum w:abstractNumId="3" w15:restartNumberingAfterBreak="0">
     <w:nsid w:val="297A79D3"/>
     <w:multiLevelType w:val="hybridMultilevel"/>
     <w:tmpl w:val="38767A2A"/>
@@ -1675,14 +2081,473 @@
       </w:rPr>
     </w:lvl>
   </w:abstractNum>
+  <w:abstractNum w:abstractNumId="4" w15:restartNumberingAfterBreak="0">
+    <w:nsid w:val="324B31DE"/>
+    <w:multiLevelType w:val="multilevel"/>
+    <w:tmpl w:val="BEE87604"/>
+    <w:lvl w:ilvl="0">
+      <w:start w:val="1"/>
+      <w:numFmt w:val="bullet"/>
+      <w:lvlText w:val=""/>
+      <w:lvlJc w:val="left"/>
+      <w:pPr>
+        <w:tabs>
+          <w:tab w:val="num" w:pos="720"/>
+        </w:tabs>
+        <w:ind w:left="720" w:hanging="360"/>
+      </w:pPr>
+      <w:rPr>
+        <w:rFonts w:ascii="Symbol" w:hAnsi="Symbol" w:hint="default"/>
+        <w:sz w:val="20"/>
+      </w:rPr>
+    </w:lvl>
+    <w:lvl w:ilvl="1" w:tentative="1">
+      <w:start w:val="1"/>
+      <w:numFmt w:val="bullet"/>
+      <w:lvlText w:val="o"/>
+      <w:lvlJc w:val="left"/>
+      <w:pPr>
+        <w:tabs>
+          <w:tab w:val="num" w:pos="1440"/>
+        </w:tabs>
+        <w:ind w:left="1440" w:hanging="360"/>
+      </w:pPr>
+      <w:rPr>
+        <w:rFonts w:ascii="Courier New" w:hAnsi="Courier New" w:hint="default"/>
+        <w:sz w:val="20"/>
+      </w:rPr>
+    </w:lvl>
+    <w:lvl w:ilvl="2" w:tentative="1">
+      <w:start w:val="1"/>
+      <w:numFmt w:val="bullet"/>
+      <w:lvlText w:val=""/>
+      <w:lvlJc w:val="left"/>
+      <w:pPr>
+        <w:tabs>
+          <w:tab w:val="num" w:pos="2160"/>
+        </w:tabs>
+        <w:ind w:left="2160" w:hanging="360"/>
+      </w:pPr>
+      <w:rPr>
+        <w:rFonts w:ascii="Wingdings" w:hAnsi="Wingdings" w:hint="default"/>
+        <w:sz w:val="20"/>
+      </w:rPr>
+    </w:lvl>
+    <w:lvl w:ilvl="3" w:tentative="1">
+      <w:start w:val="1"/>
+      <w:numFmt w:val="bullet"/>
+      <w:lvlText w:val=""/>
+      <w:lvlJc w:val="left"/>
+      <w:pPr>
+        <w:tabs>
+          <w:tab w:val="num" w:pos="2880"/>
+        </w:tabs>
+        <w:ind w:left="2880" w:hanging="360"/>
+      </w:pPr>
+      <w:rPr>
+        <w:rFonts w:ascii="Wingdings" w:hAnsi="Wingdings" w:hint="default"/>
+        <w:sz w:val="20"/>
+      </w:rPr>
+    </w:lvl>
+    <w:lvl w:ilvl="4" w:tentative="1">
+      <w:start w:val="1"/>
+      <w:numFmt w:val="bullet"/>
+      <w:lvlText w:val=""/>
+      <w:lvlJc w:val="left"/>
+      <w:pPr>
+        <w:tabs>
+          <w:tab w:val="num" w:pos="3600"/>
+        </w:tabs>
+        <w:ind w:left="3600" w:hanging="360"/>
+      </w:pPr>
+      <w:rPr>
+        <w:rFonts w:ascii="Wingdings" w:hAnsi="Wingdings" w:hint="default"/>
+        <w:sz w:val="20"/>
+      </w:rPr>
+    </w:lvl>
+    <w:lvl w:ilvl="5" w:tentative="1">
+      <w:start w:val="1"/>
+      <w:numFmt w:val="bullet"/>
+      <w:lvlText w:val=""/>
+      <w:lvlJc w:val="left"/>
+      <w:pPr>
+        <w:tabs>
+          <w:tab w:val="num" w:pos="4320"/>
+        </w:tabs>
+        <w:ind w:left="4320" w:hanging="360"/>
+      </w:pPr>
+      <w:rPr>
+        <w:rFonts w:ascii="Wingdings" w:hAnsi="Wingdings" w:hint="default"/>
+        <w:sz w:val="20"/>
+      </w:rPr>
+    </w:lvl>
+    <w:lvl w:ilvl="6" w:tentative="1">
+      <w:start w:val="1"/>
+      <w:numFmt w:val="bullet"/>
+      <w:lvlText w:val=""/>
+      <w:lvlJc w:val="left"/>
+      <w:pPr>
+        <w:tabs>
+          <w:tab w:val="num" w:pos="5040"/>
+        </w:tabs>
+        <w:ind w:left="5040" w:hanging="360"/>
+      </w:pPr>
+      <w:rPr>
+        <w:rFonts w:ascii="Wingdings" w:hAnsi="Wingdings" w:hint="default"/>
+        <w:sz w:val="20"/>
+      </w:rPr>
+    </w:lvl>
+    <w:lvl w:ilvl="7" w:tentative="1">
+      <w:start w:val="1"/>
+      <w:numFmt w:val="bullet"/>
+      <w:lvlText w:val=""/>
+      <w:lvlJc w:val="left"/>
+      <w:pPr>
+        <w:tabs>
+          <w:tab w:val="num" w:pos="5760"/>
+        </w:tabs>
+        <w:ind w:left="5760" w:hanging="360"/>
+      </w:pPr>
+      <w:rPr>
+        <w:rFonts w:ascii="Wingdings" w:hAnsi="Wingdings" w:hint="default"/>
+        <w:sz w:val="20"/>
+      </w:rPr>
+    </w:lvl>
+    <w:lvl w:ilvl="8" w:tentative="1">
+      <w:start w:val="1"/>
+      <w:numFmt w:val="bullet"/>
+      <w:lvlText w:val=""/>
+      <w:lvlJc w:val="left"/>
+      <w:pPr>
+        <w:tabs>
+          <w:tab w:val="num" w:pos="6480"/>
+        </w:tabs>
+        <w:ind w:left="6480" w:hanging="360"/>
+      </w:pPr>
+      <w:rPr>
+        <w:rFonts w:ascii="Wingdings" w:hAnsi="Wingdings" w:hint="default"/>
+        <w:sz w:val="20"/>
+      </w:rPr>
+    </w:lvl>
+  </w:abstractNum>
+  <w:abstractNum w:abstractNumId="5" w15:restartNumberingAfterBreak="0">
+    <w:nsid w:val="46EF70DF"/>
+    <w:multiLevelType w:val="multilevel"/>
+    <w:tmpl w:val="F292899C"/>
+    <w:lvl w:ilvl="0">
+      <w:start w:val="1"/>
+      <w:numFmt w:val="bullet"/>
+      <w:lvlText w:val=""/>
+      <w:lvlJc w:val="left"/>
+      <w:pPr>
+        <w:tabs>
+          <w:tab w:val="num" w:pos="720"/>
+        </w:tabs>
+        <w:ind w:left="720" w:hanging="360"/>
+      </w:pPr>
+      <w:rPr>
+        <w:rFonts w:ascii="Symbol" w:hAnsi="Symbol" w:hint="default"/>
+        <w:sz w:val="20"/>
+      </w:rPr>
+    </w:lvl>
+    <w:lvl w:ilvl="1" w:tentative="1">
+      <w:start w:val="1"/>
+      <w:numFmt w:val="bullet"/>
+      <w:lvlText w:val="o"/>
+      <w:lvlJc w:val="left"/>
+      <w:pPr>
+        <w:tabs>
+          <w:tab w:val="num" w:pos="1440"/>
+        </w:tabs>
+        <w:ind w:left="1440" w:hanging="360"/>
+      </w:pPr>
+      <w:rPr>
+        <w:rFonts w:ascii="Courier New" w:hAnsi="Courier New" w:hint="default"/>
+        <w:sz w:val="20"/>
+      </w:rPr>
+    </w:lvl>
+    <w:lvl w:ilvl="2" w:tentative="1">
+      <w:start w:val="1"/>
+      <w:numFmt w:val="bullet"/>
+      <w:lvlText w:val=""/>
+      <w:lvlJc w:val="left"/>
+      <w:pPr>
+        <w:tabs>
+          <w:tab w:val="num" w:pos="2160"/>
+        </w:tabs>
+        <w:ind w:left="2160" w:hanging="360"/>
+      </w:pPr>
+      <w:rPr>
+        <w:rFonts w:ascii="Wingdings" w:hAnsi="Wingdings" w:hint="default"/>
+        <w:sz w:val="20"/>
+      </w:rPr>
+    </w:lvl>
+    <w:lvl w:ilvl="3" w:tentative="1">
+      <w:start w:val="1"/>
+      <w:numFmt w:val="bullet"/>
+      <w:lvlText w:val=""/>
+      <w:lvlJc w:val="left"/>
+      <w:pPr>
+        <w:tabs>
+          <w:tab w:val="num" w:pos="2880"/>
+        </w:tabs>
+        <w:ind w:left="2880" w:hanging="360"/>
+      </w:pPr>
+      <w:rPr>
+        <w:rFonts w:ascii="Wingdings" w:hAnsi="Wingdings" w:hint="default"/>
+        <w:sz w:val="20"/>
+      </w:rPr>
+    </w:lvl>
+    <w:lvl w:ilvl="4" w:tentative="1">
+      <w:start w:val="1"/>
+      <w:numFmt w:val="bullet"/>
+      <w:lvlText w:val=""/>
+      <w:lvlJc w:val="left"/>
+      <w:pPr>
+        <w:tabs>
+          <w:tab w:val="num" w:pos="3600"/>
+        </w:tabs>
+        <w:ind w:left="3600" w:hanging="360"/>
+      </w:pPr>
+      <w:rPr>
+        <w:rFonts w:ascii="Wingdings" w:hAnsi="Wingdings" w:hint="default"/>
+        <w:sz w:val="20"/>
+      </w:rPr>
+    </w:lvl>
+    <w:lvl w:ilvl="5" w:tentative="1">
+      <w:start w:val="1"/>
+      <w:numFmt w:val="bullet"/>
+      <w:lvlText w:val=""/>
+      <w:lvlJc w:val="left"/>
+      <w:pPr>
+        <w:tabs>
+          <w:tab w:val="num" w:pos="4320"/>
+        </w:tabs>
+        <w:ind w:left="4320" w:hanging="360"/>
+      </w:pPr>
+      <w:rPr>
+        <w:rFonts w:ascii="Wingdings" w:hAnsi="Wingdings" w:hint="default"/>
+        <w:sz w:val="20"/>
+      </w:rPr>
+    </w:lvl>
+    <w:lvl w:ilvl="6" w:tentative="1">
+      <w:start w:val="1"/>
+      <w:numFmt w:val="bullet"/>
+      <w:lvlText w:val=""/>
+      <w:lvlJc w:val="left"/>
+      <w:pPr>
+        <w:tabs>
+          <w:tab w:val="num" w:pos="5040"/>
+        </w:tabs>
+        <w:ind w:left="5040" w:hanging="360"/>
+      </w:pPr>
+      <w:rPr>
+        <w:rFonts w:ascii="Wingdings" w:hAnsi="Wingdings" w:hint="default"/>
+        <w:sz w:val="20"/>
+      </w:rPr>
+    </w:lvl>
+    <w:lvl w:ilvl="7" w:tentative="1">
+      <w:start w:val="1"/>
+      <w:numFmt w:val="bullet"/>
+      <w:lvlText w:val=""/>
+      <w:lvlJc w:val="left"/>
+      <w:pPr>
+        <w:tabs>
+          <w:tab w:val="num" w:pos="5760"/>
+        </w:tabs>
+        <w:ind w:left="5760" w:hanging="360"/>
+      </w:pPr>
+      <w:rPr>
+        <w:rFonts w:ascii="Wingdings" w:hAnsi="Wingdings" w:hint="default"/>
+        <w:sz w:val="20"/>
+      </w:rPr>
+    </w:lvl>
+    <w:lvl w:ilvl="8" w:tentative="1">
+      <w:start w:val="1"/>
+      <w:numFmt w:val="bullet"/>
+      <w:lvlText w:val=""/>
+      <w:lvlJc w:val="left"/>
+      <w:pPr>
+        <w:tabs>
+          <w:tab w:val="num" w:pos="6480"/>
+        </w:tabs>
+        <w:ind w:left="6480" w:hanging="360"/>
+      </w:pPr>
+      <w:rPr>
+        <w:rFonts w:ascii="Wingdings" w:hAnsi="Wingdings" w:hint="default"/>
+        <w:sz w:val="20"/>
+      </w:rPr>
+    </w:lvl>
+  </w:abstractNum>
+  <w:abstractNum w:abstractNumId="6" w15:restartNumberingAfterBreak="0">
+    <w:nsid w:val="6E271DF2"/>
+    <w:multiLevelType w:val="multilevel"/>
+    <w:tmpl w:val="26F87E5E"/>
+    <w:lvl w:ilvl="0">
+      <w:start w:val="1"/>
+      <w:numFmt w:val="bullet"/>
+      <w:lvlText w:val=""/>
+      <w:lvlJc w:val="left"/>
+      <w:pPr>
+        <w:tabs>
+          <w:tab w:val="num" w:pos="720"/>
+        </w:tabs>
+        <w:ind w:left="720" w:hanging="360"/>
+      </w:pPr>
+      <w:rPr>
+        <w:rFonts w:ascii="Symbol" w:hAnsi="Symbol" w:hint="default"/>
+        <w:sz w:val="20"/>
+      </w:rPr>
+    </w:lvl>
+    <w:lvl w:ilvl="1" w:tentative="1">
+      <w:start w:val="1"/>
+      <w:numFmt w:val="bullet"/>
+      <w:lvlText w:val="o"/>
+      <w:lvlJc w:val="left"/>
+      <w:pPr>
+        <w:tabs>
+          <w:tab w:val="num" w:pos="1440"/>
+        </w:tabs>
+        <w:ind w:left="1440" w:hanging="360"/>
+      </w:pPr>
+      <w:rPr>
+        <w:rFonts w:ascii="Courier New" w:hAnsi="Courier New" w:hint="default"/>
+        <w:sz w:val="20"/>
+      </w:rPr>
+    </w:lvl>
+    <w:lvl w:ilvl="2" w:tentative="1">
+      <w:start w:val="1"/>
+      <w:numFmt w:val="bullet"/>
+      <w:lvlText w:val=""/>
+      <w:lvlJc w:val="left"/>
+      <w:pPr>
+        <w:tabs>
+          <w:tab w:val="num" w:pos="2160"/>
+        </w:tabs>
+        <w:ind w:left="2160" w:hanging="360"/>
+      </w:pPr>
+      <w:rPr>
+        <w:rFonts w:ascii="Wingdings" w:hAnsi="Wingdings" w:hint="default"/>
+        <w:sz w:val="20"/>
+      </w:rPr>
+    </w:lvl>
+    <w:lvl w:ilvl="3" w:tentative="1">
+      <w:start w:val="1"/>
+      <w:numFmt w:val="bullet"/>
+      <w:lvlText w:val=""/>
+      <w:lvlJc w:val="left"/>
+      <w:pPr>
+        <w:tabs>
+          <w:tab w:val="num" w:pos="2880"/>
+        </w:tabs>
+        <w:ind w:left="2880" w:hanging="360"/>
+      </w:pPr>
+      <w:rPr>
+        <w:rFonts w:ascii="Wingdings" w:hAnsi="Wingdings" w:hint="default"/>
+        <w:sz w:val="20"/>
+      </w:rPr>
+    </w:lvl>
+    <w:lvl w:ilvl="4" w:tentative="1">
+      <w:start w:val="1"/>
+      <w:numFmt w:val="bullet"/>
+      <w:lvlText w:val=""/>
+      <w:lvlJc w:val="left"/>
+      <w:pPr>
+        <w:tabs>
+          <w:tab w:val="num" w:pos="3600"/>
+        </w:tabs>
+        <w:ind w:left="3600" w:hanging="360"/>
+      </w:pPr>
+      <w:rPr>
+        <w:rFonts w:ascii="Wingdings" w:hAnsi="Wingdings" w:hint="default"/>
+        <w:sz w:val="20"/>
+      </w:rPr>
+    </w:lvl>
+    <w:lvl w:ilvl="5" w:tentative="1">
+      <w:start w:val="1"/>
+      <w:numFmt w:val="bullet"/>
+      <w:lvlText w:val=""/>
+      <w:lvlJc w:val="left"/>
+      <w:pPr>
+        <w:tabs>
+          <w:tab w:val="num" w:pos="4320"/>
+        </w:tabs>
+        <w:ind w:left="4320" w:hanging="360"/>
+      </w:pPr>
+      <w:rPr>
+        <w:rFonts w:ascii="Wingdings" w:hAnsi="Wingdings" w:hint="default"/>
+        <w:sz w:val="20"/>
+      </w:rPr>
+    </w:lvl>
+    <w:lvl w:ilvl="6" w:tentative="1">
+      <w:start w:val="1"/>
+      <w:numFmt w:val="bullet"/>
+      <w:lvlText w:val=""/>
+      <w:lvlJc w:val="left"/>
+      <w:pPr>
+        <w:tabs>
+          <w:tab w:val="num" w:pos="5040"/>
+        </w:tabs>
+        <w:ind w:left="5040" w:hanging="360"/>
+      </w:pPr>
+      <w:rPr>
+        <w:rFonts w:ascii="Wingdings" w:hAnsi="Wingdings" w:hint="default"/>
+        <w:sz w:val="20"/>
+      </w:rPr>
+    </w:lvl>
+    <w:lvl w:ilvl="7" w:tentative="1">
+      <w:start w:val="1"/>
+      <w:numFmt w:val="bullet"/>
+      <w:lvlText w:val=""/>
+      <w:lvlJc w:val="left"/>
+      <w:pPr>
+        <w:tabs>
+          <w:tab w:val="num" w:pos="5760"/>
+        </w:tabs>
+        <w:ind w:left="5760" w:hanging="360"/>
+      </w:pPr>
+      <w:rPr>
+        <w:rFonts w:ascii="Wingdings" w:hAnsi="Wingdings" w:hint="default"/>
+        <w:sz w:val="20"/>
+      </w:rPr>
+    </w:lvl>
+    <w:lvl w:ilvl="8" w:tentative="1">
+      <w:start w:val="1"/>
+      <w:numFmt w:val="bullet"/>
+      <w:lvlText w:val=""/>
+      <w:lvlJc w:val="left"/>
+      <w:pPr>
+        <w:tabs>
+          <w:tab w:val="num" w:pos="6480"/>
+        </w:tabs>
+        <w:ind w:left="6480" w:hanging="360"/>
+      </w:pPr>
+      <w:rPr>
+        <w:rFonts w:ascii="Wingdings" w:hAnsi="Wingdings" w:hint="default"/>
+        <w:sz w:val="20"/>
+      </w:rPr>
+    </w:lvl>
+  </w:abstractNum>
   <w:num w:numId="1">
+    <w:abstractNumId w:val="2"/>
+  </w:num>
+  <w:num w:numId="2">
+    <w:abstractNumId w:val="3"/>
+  </w:num>
+  <w:num w:numId="3">
     <w:abstractNumId w:val="1"/>
   </w:num>
-  <w:num w:numId="2">
-    <w:abstractNumId w:val="2"/>
+  <w:num w:numId="4">
+    <w:abstractNumId w:val="0"/>
   </w:num>
-  <w:num w:numId="3">
-    <w:abstractNumId w:val="0"/>
+  <w:num w:numId="5">
+    <w:abstractNumId w:val="4"/>
+  </w:num>
+  <w:num w:numId="6">
+    <w:abstractNumId w:val="6"/>
+  </w:num>
+  <w:num w:numId="7">
+    <w:abstractNumId w:val="5"/>
   </w:num>
 </w:numbering>
 </file>
@@ -1692,7 +2557,7 @@
   <w:docDefaults>
     <w:rPrDefault>
       <w:rPr>
-        <w:rFonts w:asciiTheme="minorHAnsi" w:eastAsiaTheme="minorHAnsi" w:hAnsiTheme="minorHAnsi" w:cstheme="minorBidi"/>
+        <w:rFonts w:asciiTheme="minorHAnsi" w:eastAsiaTheme="minorEastAsia" w:hAnsiTheme="minorHAnsi" w:cstheme="minorBidi"/>
         <w:sz w:val="22"/>
         <w:szCs w:val="22"/>
         <w:lang w:val="en-US" w:eastAsia="en-US" w:bidi="ar-SA"/>
@@ -2080,6 +2945,7 @@
   <w:style w:type="paragraph" w:default="1" w:styleId="Normal">
     <w:name w:val="Normal"/>
     <w:qFormat/>
+    <w:rsid w:val="007118F3"/>
   </w:style>
   <w:style w:type="paragraph" w:styleId="Heading1">
     <w:name w:val="heading 1"/>
@@ -2088,18 +2954,203 @@
     <w:link w:val="Heading1Char"/>
     <w:uiPriority w:val="9"/>
     <w:qFormat/>
-    <w:rsid w:val="00D056B4"/>
+    <w:rsid w:val="007118F3"/>
     <w:pPr>
       <w:keepNext/>
       <w:keepLines/>
-      <w:spacing w:before="240" w:after="0"/>
+      <w:spacing w:before="400" w:after="40" w:line="240" w:lineRule="auto"/>
       <w:outlineLvl w:val="0"/>
+    </w:pPr>
+    <w:rPr>
+      <w:rFonts w:asciiTheme="majorHAnsi" w:eastAsiaTheme="majorEastAsia" w:hAnsiTheme="majorHAnsi" w:cstheme="majorBidi"/>
+      <w:color w:val="1F4E79" w:themeColor="accent1" w:themeShade="80"/>
+      <w:sz w:val="36"/>
+      <w:szCs w:val="36"/>
+    </w:rPr>
+  </w:style>
+  <w:style w:type="paragraph" w:styleId="Heading2">
+    <w:name w:val="heading 2"/>
+    <w:basedOn w:val="Normal"/>
+    <w:next w:val="Normal"/>
+    <w:link w:val="Heading2Char"/>
+    <w:uiPriority w:val="9"/>
+    <w:semiHidden/>
+    <w:unhideWhenUsed/>
+    <w:qFormat/>
+    <w:rsid w:val="007118F3"/>
+    <w:pPr>
+      <w:keepNext/>
+      <w:keepLines/>
+      <w:spacing w:before="40" w:after="0" w:line="240" w:lineRule="auto"/>
+      <w:outlineLvl w:val="1"/>
     </w:pPr>
     <w:rPr>
       <w:rFonts w:asciiTheme="majorHAnsi" w:eastAsiaTheme="majorEastAsia" w:hAnsiTheme="majorHAnsi" w:cstheme="majorBidi"/>
       <w:color w:val="2E74B5" w:themeColor="accent1" w:themeShade="BF"/>
       <w:sz w:val="32"/>
       <w:szCs w:val="32"/>
+    </w:rPr>
+  </w:style>
+  <w:style w:type="paragraph" w:styleId="Heading3">
+    <w:name w:val="heading 3"/>
+    <w:basedOn w:val="Normal"/>
+    <w:next w:val="Normal"/>
+    <w:link w:val="Heading3Char"/>
+    <w:uiPriority w:val="9"/>
+    <w:unhideWhenUsed/>
+    <w:qFormat/>
+    <w:rsid w:val="007118F3"/>
+    <w:pPr>
+      <w:keepNext/>
+      <w:keepLines/>
+      <w:spacing w:before="40" w:after="0" w:line="240" w:lineRule="auto"/>
+      <w:outlineLvl w:val="2"/>
+    </w:pPr>
+    <w:rPr>
+      <w:rFonts w:asciiTheme="majorHAnsi" w:eastAsiaTheme="majorEastAsia" w:hAnsiTheme="majorHAnsi" w:cstheme="majorBidi"/>
+      <w:color w:val="2E74B5" w:themeColor="accent1" w:themeShade="BF"/>
+      <w:sz w:val="28"/>
+      <w:szCs w:val="28"/>
+    </w:rPr>
+  </w:style>
+  <w:style w:type="paragraph" w:styleId="Heading4">
+    <w:name w:val="heading 4"/>
+    <w:basedOn w:val="Normal"/>
+    <w:next w:val="Normal"/>
+    <w:link w:val="Heading4Char"/>
+    <w:uiPriority w:val="9"/>
+    <w:semiHidden/>
+    <w:unhideWhenUsed/>
+    <w:qFormat/>
+    <w:rsid w:val="007118F3"/>
+    <w:pPr>
+      <w:keepNext/>
+      <w:keepLines/>
+      <w:spacing w:before="40" w:after="0"/>
+      <w:outlineLvl w:val="3"/>
+    </w:pPr>
+    <w:rPr>
+      <w:rFonts w:asciiTheme="majorHAnsi" w:eastAsiaTheme="majorEastAsia" w:hAnsiTheme="majorHAnsi" w:cstheme="majorBidi"/>
+      <w:color w:val="2E74B5" w:themeColor="accent1" w:themeShade="BF"/>
+      <w:sz w:val="24"/>
+      <w:szCs w:val="24"/>
+    </w:rPr>
+  </w:style>
+  <w:style w:type="paragraph" w:styleId="Heading5">
+    <w:name w:val="heading 5"/>
+    <w:basedOn w:val="Normal"/>
+    <w:next w:val="Normal"/>
+    <w:link w:val="Heading5Char"/>
+    <w:uiPriority w:val="9"/>
+    <w:semiHidden/>
+    <w:unhideWhenUsed/>
+    <w:qFormat/>
+    <w:rsid w:val="007118F3"/>
+    <w:pPr>
+      <w:keepNext/>
+      <w:keepLines/>
+      <w:spacing w:before="40" w:after="0"/>
+      <w:outlineLvl w:val="4"/>
+    </w:pPr>
+    <w:rPr>
+      <w:rFonts w:asciiTheme="majorHAnsi" w:eastAsiaTheme="majorEastAsia" w:hAnsiTheme="majorHAnsi" w:cstheme="majorBidi"/>
+      <w:caps/>
+      <w:color w:val="2E74B5" w:themeColor="accent1" w:themeShade="BF"/>
+    </w:rPr>
+  </w:style>
+  <w:style w:type="paragraph" w:styleId="Heading6">
+    <w:name w:val="heading 6"/>
+    <w:basedOn w:val="Normal"/>
+    <w:next w:val="Normal"/>
+    <w:link w:val="Heading6Char"/>
+    <w:uiPriority w:val="9"/>
+    <w:semiHidden/>
+    <w:unhideWhenUsed/>
+    <w:qFormat/>
+    <w:rsid w:val="007118F3"/>
+    <w:pPr>
+      <w:keepNext/>
+      <w:keepLines/>
+      <w:spacing w:before="40" w:after="0"/>
+      <w:outlineLvl w:val="5"/>
+    </w:pPr>
+    <w:rPr>
+      <w:rFonts w:asciiTheme="majorHAnsi" w:eastAsiaTheme="majorEastAsia" w:hAnsiTheme="majorHAnsi" w:cstheme="majorBidi"/>
+      <w:i/>
+      <w:iCs/>
+      <w:caps/>
+      <w:color w:val="1F4E79" w:themeColor="accent1" w:themeShade="80"/>
+    </w:rPr>
+  </w:style>
+  <w:style w:type="paragraph" w:styleId="Heading7">
+    <w:name w:val="heading 7"/>
+    <w:basedOn w:val="Normal"/>
+    <w:next w:val="Normal"/>
+    <w:link w:val="Heading7Char"/>
+    <w:uiPriority w:val="9"/>
+    <w:semiHidden/>
+    <w:unhideWhenUsed/>
+    <w:qFormat/>
+    <w:rsid w:val="007118F3"/>
+    <w:pPr>
+      <w:keepNext/>
+      <w:keepLines/>
+      <w:spacing w:before="40" w:after="0"/>
+      <w:outlineLvl w:val="6"/>
+    </w:pPr>
+    <w:rPr>
+      <w:rFonts w:asciiTheme="majorHAnsi" w:eastAsiaTheme="majorEastAsia" w:hAnsiTheme="majorHAnsi" w:cstheme="majorBidi"/>
+      <w:b/>
+      <w:bCs/>
+      <w:color w:val="1F4E79" w:themeColor="accent1" w:themeShade="80"/>
+    </w:rPr>
+  </w:style>
+  <w:style w:type="paragraph" w:styleId="Heading8">
+    <w:name w:val="heading 8"/>
+    <w:basedOn w:val="Normal"/>
+    <w:next w:val="Normal"/>
+    <w:link w:val="Heading8Char"/>
+    <w:uiPriority w:val="9"/>
+    <w:semiHidden/>
+    <w:unhideWhenUsed/>
+    <w:qFormat/>
+    <w:rsid w:val="007118F3"/>
+    <w:pPr>
+      <w:keepNext/>
+      <w:keepLines/>
+      <w:spacing w:before="40" w:after="0"/>
+      <w:outlineLvl w:val="7"/>
+    </w:pPr>
+    <w:rPr>
+      <w:rFonts w:asciiTheme="majorHAnsi" w:eastAsiaTheme="majorEastAsia" w:hAnsiTheme="majorHAnsi" w:cstheme="majorBidi"/>
+      <w:b/>
+      <w:bCs/>
+      <w:i/>
+      <w:iCs/>
+      <w:color w:val="1F4E79" w:themeColor="accent1" w:themeShade="80"/>
+    </w:rPr>
+  </w:style>
+  <w:style w:type="paragraph" w:styleId="Heading9">
+    <w:name w:val="heading 9"/>
+    <w:basedOn w:val="Normal"/>
+    <w:next w:val="Normal"/>
+    <w:link w:val="Heading9Char"/>
+    <w:uiPriority w:val="9"/>
+    <w:semiHidden/>
+    <w:unhideWhenUsed/>
+    <w:qFormat/>
+    <w:rsid w:val="007118F3"/>
+    <w:pPr>
+      <w:keepNext/>
+      <w:keepLines/>
+      <w:spacing w:before="40" w:after="0"/>
+      <w:outlineLvl w:val="8"/>
+    </w:pPr>
+    <w:rPr>
+      <w:rFonts w:asciiTheme="majorHAnsi" w:eastAsiaTheme="majorEastAsia" w:hAnsiTheme="majorHAnsi" w:cstheme="majorBidi"/>
+      <w:i/>
+      <w:iCs/>
+      <w:color w:val="1F4E79" w:themeColor="accent1" w:themeShade="80"/>
     </w:rPr>
   </w:style>
   <w:style w:type="character" w:default="1" w:styleId="DefaultParagraphFont">
@@ -2134,12 +3185,12 @@
     <w:basedOn w:val="DefaultParagraphFont"/>
     <w:link w:val="Heading1"/>
     <w:uiPriority w:val="9"/>
-    <w:rsid w:val="00D056B4"/>
+    <w:rsid w:val="007118F3"/>
     <w:rPr>
       <w:rFonts w:asciiTheme="majorHAnsi" w:eastAsiaTheme="majorEastAsia" w:hAnsiTheme="majorHAnsi" w:cstheme="majorBidi"/>
-      <w:color w:val="2E74B5" w:themeColor="accent1" w:themeShade="BF"/>
-      <w:sz w:val="32"/>
-      <w:szCs w:val="32"/>
+      <w:color w:val="1F4E79" w:themeColor="accent1" w:themeShade="80"/>
+      <w:sz w:val="36"/>
+      <w:szCs w:val="36"/>
     </w:rPr>
   </w:style>
   <w:style w:type="character" w:styleId="Hyperlink">
@@ -2213,7 +3264,7 @@
     <w:name w:val="No Spacing"/>
     <w:uiPriority w:val="1"/>
     <w:qFormat/>
-    <w:rsid w:val="009860E2"/>
+    <w:rsid w:val="007118F3"/>
     <w:pPr>
       <w:spacing w:after="0" w:line="240" w:lineRule="auto"/>
     </w:pPr>
@@ -2225,17 +3276,18 @@
     <w:link w:val="TitleChar"/>
     <w:uiPriority w:val="10"/>
     <w:qFormat/>
-    <w:rsid w:val="00CE7A6C"/>
+    <w:rsid w:val="007118F3"/>
     <w:pPr>
-      <w:spacing w:after="0" w:line="240" w:lineRule="auto"/>
+      <w:spacing w:after="0" w:line="204" w:lineRule="auto"/>
       <w:contextualSpacing/>
     </w:pPr>
     <w:rPr>
       <w:rFonts w:asciiTheme="majorHAnsi" w:eastAsiaTheme="majorEastAsia" w:hAnsiTheme="majorHAnsi" w:cstheme="majorBidi"/>
-      <w:spacing w:val="-10"/>
-      <w:kern w:val="28"/>
-      <w:sz w:val="56"/>
-      <w:szCs w:val="56"/>
+      <w:caps/>
+      <w:color w:val="44546A" w:themeColor="text2"/>
+      <w:spacing w:val="-15"/>
+      <w:sz w:val="72"/>
+      <w:szCs w:val="72"/>
     </w:rPr>
   </w:style>
   <w:style w:type="character" w:customStyle="1" w:styleId="TitleChar">
@@ -2243,13 +3295,14 @@
     <w:basedOn w:val="DefaultParagraphFont"/>
     <w:link w:val="Title"/>
     <w:uiPriority w:val="10"/>
-    <w:rsid w:val="00CE7A6C"/>
+    <w:rsid w:val="007118F3"/>
     <w:rPr>
       <w:rFonts w:asciiTheme="majorHAnsi" w:eastAsiaTheme="majorEastAsia" w:hAnsiTheme="majorHAnsi" w:cstheme="majorBidi"/>
-      <w:spacing w:val="-10"/>
-      <w:kern w:val="28"/>
-      <w:sz w:val="56"/>
-      <w:szCs w:val="56"/>
+      <w:caps/>
+      <w:color w:val="44546A" w:themeColor="text2"/>
+      <w:spacing w:val="-15"/>
+      <w:sz w:val="72"/>
+      <w:szCs w:val="72"/>
     </w:rPr>
   </w:style>
   <w:style w:type="paragraph" w:styleId="ListParagraph">
@@ -2267,6 +3320,393 @@
     <w:name w:val="math-inline"/>
     <w:basedOn w:val="DefaultParagraphFont"/>
     <w:rsid w:val="0045294B"/>
+  </w:style>
+  <w:style w:type="character" w:customStyle="1" w:styleId="Heading3Char">
+    <w:name w:val="Heading 3 Char"/>
+    <w:basedOn w:val="DefaultParagraphFont"/>
+    <w:link w:val="Heading3"/>
+    <w:uiPriority w:val="9"/>
+    <w:rsid w:val="007118F3"/>
+    <w:rPr>
+      <w:rFonts w:asciiTheme="majorHAnsi" w:eastAsiaTheme="majorEastAsia" w:hAnsiTheme="majorHAnsi" w:cstheme="majorBidi"/>
+      <w:color w:val="2E74B5" w:themeColor="accent1" w:themeShade="BF"/>
+      <w:sz w:val="28"/>
+      <w:szCs w:val="28"/>
+    </w:rPr>
+  </w:style>
+  <w:style w:type="paragraph" w:customStyle="1" w:styleId="code-line">
+    <w:name w:val="code-line"/>
+    <w:basedOn w:val="Normal"/>
+    <w:rsid w:val="00923830"/>
+    <w:pPr>
+      <w:spacing w:before="100" w:beforeAutospacing="1" w:after="100" w:afterAutospacing="1" w:line="240" w:lineRule="auto"/>
+    </w:pPr>
+    <w:rPr>
+      <w:rFonts w:ascii="Times New Roman" w:eastAsia="Times New Roman" w:hAnsi="Times New Roman" w:cs="Times New Roman"/>
+      <w:sz w:val="24"/>
+      <w:szCs w:val="24"/>
+    </w:rPr>
+  </w:style>
+  <w:style w:type="character" w:styleId="Emphasis">
+    <w:name w:val="Emphasis"/>
+    <w:basedOn w:val="DefaultParagraphFont"/>
+    <w:uiPriority w:val="20"/>
+    <w:qFormat/>
+    <w:rsid w:val="007118F3"/>
+    <w:rPr>
+      <w:i/>
+      <w:iCs/>
+    </w:rPr>
+  </w:style>
+  <w:style w:type="character" w:styleId="Strong">
+    <w:name w:val="Strong"/>
+    <w:basedOn w:val="DefaultParagraphFont"/>
+    <w:uiPriority w:val="22"/>
+    <w:qFormat/>
+    <w:rsid w:val="007118F3"/>
+    <w:rPr>
+      <w:b/>
+      <w:bCs/>
+    </w:rPr>
+  </w:style>
+  <w:style w:type="character" w:styleId="HTMLCode">
+    <w:name w:val="HTML Code"/>
+    <w:basedOn w:val="DefaultParagraphFont"/>
+    <w:uiPriority w:val="99"/>
+    <w:semiHidden/>
+    <w:unhideWhenUsed/>
+    <w:rsid w:val="00923830"/>
+    <w:rPr>
+      <w:rFonts w:ascii="Courier New" w:eastAsia="Times New Roman" w:hAnsi="Courier New" w:cs="Courier New"/>
+      <w:sz w:val="20"/>
+      <w:szCs w:val="20"/>
+    </w:rPr>
+  </w:style>
+  <w:style w:type="character" w:customStyle="1" w:styleId="Heading2Char">
+    <w:name w:val="Heading 2 Char"/>
+    <w:basedOn w:val="DefaultParagraphFont"/>
+    <w:link w:val="Heading2"/>
+    <w:uiPriority w:val="9"/>
+    <w:semiHidden/>
+    <w:rsid w:val="007118F3"/>
+    <w:rPr>
+      <w:rFonts w:asciiTheme="majorHAnsi" w:eastAsiaTheme="majorEastAsia" w:hAnsiTheme="majorHAnsi" w:cstheme="majorBidi"/>
+      <w:color w:val="2E74B5" w:themeColor="accent1" w:themeShade="BF"/>
+      <w:sz w:val="32"/>
+      <w:szCs w:val="32"/>
+    </w:rPr>
+  </w:style>
+  <w:style w:type="paragraph" w:styleId="BalloonText">
+    <w:name w:val="Balloon Text"/>
+    <w:basedOn w:val="Normal"/>
+    <w:link w:val="BalloonTextChar"/>
+    <w:uiPriority w:val="99"/>
+    <w:semiHidden/>
+    <w:unhideWhenUsed/>
+    <w:rsid w:val="00C76F9D"/>
+    <w:pPr>
+      <w:spacing w:after="0" w:line="240" w:lineRule="auto"/>
+    </w:pPr>
+    <w:rPr>
+      <w:rFonts w:ascii="Segoe UI" w:hAnsi="Segoe UI" w:cs="Segoe UI"/>
+      <w:sz w:val="18"/>
+      <w:szCs w:val="18"/>
+    </w:rPr>
+  </w:style>
+  <w:style w:type="character" w:customStyle="1" w:styleId="BalloonTextChar">
+    <w:name w:val="Balloon Text Char"/>
+    <w:basedOn w:val="DefaultParagraphFont"/>
+    <w:link w:val="BalloonText"/>
+    <w:uiPriority w:val="99"/>
+    <w:semiHidden/>
+    <w:rsid w:val="00C76F9D"/>
+    <w:rPr>
+      <w:rFonts w:ascii="Segoe UI" w:hAnsi="Segoe UI" w:cs="Segoe UI"/>
+      <w:sz w:val="18"/>
+      <w:szCs w:val="18"/>
+    </w:rPr>
+  </w:style>
+  <w:style w:type="character" w:customStyle="1" w:styleId="Heading4Char">
+    <w:name w:val="Heading 4 Char"/>
+    <w:basedOn w:val="DefaultParagraphFont"/>
+    <w:link w:val="Heading4"/>
+    <w:uiPriority w:val="9"/>
+    <w:semiHidden/>
+    <w:rsid w:val="007118F3"/>
+    <w:rPr>
+      <w:rFonts w:asciiTheme="majorHAnsi" w:eastAsiaTheme="majorEastAsia" w:hAnsiTheme="majorHAnsi" w:cstheme="majorBidi"/>
+      <w:color w:val="2E74B5" w:themeColor="accent1" w:themeShade="BF"/>
+      <w:sz w:val="24"/>
+      <w:szCs w:val="24"/>
+    </w:rPr>
+  </w:style>
+  <w:style w:type="character" w:customStyle="1" w:styleId="Heading5Char">
+    <w:name w:val="Heading 5 Char"/>
+    <w:basedOn w:val="DefaultParagraphFont"/>
+    <w:link w:val="Heading5"/>
+    <w:uiPriority w:val="9"/>
+    <w:semiHidden/>
+    <w:rsid w:val="007118F3"/>
+    <w:rPr>
+      <w:rFonts w:asciiTheme="majorHAnsi" w:eastAsiaTheme="majorEastAsia" w:hAnsiTheme="majorHAnsi" w:cstheme="majorBidi"/>
+      <w:caps/>
+      <w:color w:val="2E74B5" w:themeColor="accent1" w:themeShade="BF"/>
+    </w:rPr>
+  </w:style>
+  <w:style w:type="character" w:customStyle="1" w:styleId="Heading6Char">
+    <w:name w:val="Heading 6 Char"/>
+    <w:basedOn w:val="DefaultParagraphFont"/>
+    <w:link w:val="Heading6"/>
+    <w:uiPriority w:val="9"/>
+    <w:semiHidden/>
+    <w:rsid w:val="007118F3"/>
+    <w:rPr>
+      <w:rFonts w:asciiTheme="majorHAnsi" w:eastAsiaTheme="majorEastAsia" w:hAnsiTheme="majorHAnsi" w:cstheme="majorBidi"/>
+      <w:i/>
+      <w:iCs/>
+      <w:caps/>
+      <w:color w:val="1F4E79" w:themeColor="accent1" w:themeShade="80"/>
+    </w:rPr>
+  </w:style>
+  <w:style w:type="character" w:customStyle="1" w:styleId="Heading7Char">
+    <w:name w:val="Heading 7 Char"/>
+    <w:basedOn w:val="DefaultParagraphFont"/>
+    <w:link w:val="Heading7"/>
+    <w:uiPriority w:val="9"/>
+    <w:semiHidden/>
+    <w:rsid w:val="007118F3"/>
+    <w:rPr>
+      <w:rFonts w:asciiTheme="majorHAnsi" w:eastAsiaTheme="majorEastAsia" w:hAnsiTheme="majorHAnsi" w:cstheme="majorBidi"/>
+      <w:b/>
+      <w:bCs/>
+      <w:color w:val="1F4E79" w:themeColor="accent1" w:themeShade="80"/>
+    </w:rPr>
+  </w:style>
+  <w:style w:type="character" w:customStyle="1" w:styleId="Heading8Char">
+    <w:name w:val="Heading 8 Char"/>
+    <w:basedOn w:val="DefaultParagraphFont"/>
+    <w:link w:val="Heading8"/>
+    <w:uiPriority w:val="9"/>
+    <w:semiHidden/>
+    <w:rsid w:val="007118F3"/>
+    <w:rPr>
+      <w:rFonts w:asciiTheme="majorHAnsi" w:eastAsiaTheme="majorEastAsia" w:hAnsiTheme="majorHAnsi" w:cstheme="majorBidi"/>
+      <w:b/>
+      <w:bCs/>
+      <w:i/>
+      <w:iCs/>
+      <w:color w:val="1F4E79" w:themeColor="accent1" w:themeShade="80"/>
+    </w:rPr>
+  </w:style>
+  <w:style w:type="character" w:customStyle="1" w:styleId="Heading9Char">
+    <w:name w:val="Heading 9 Char"/>
+    <w:basedOn w:val="DefaultParagraphFont"/>
+    <w:link w:val="Heading9"/>
+    <w:uiPriority w:val="9"/>
+    <w:semiHidden/>
+    <w:rsid w:val="007118F3"/>
+    <w:rPr>
+      <w:rFonts w:asciiTheme="majorHAnsi" w:eastAsiaTheme="majorEastAsia" w:hAnsiTheme="majorHAnsi" w:cstheme="majorBidi"/>
+      <w:i/>
+      <w:iCs/>
+      <w:color w:val="1F4E79" w:themeColor="accent1" w:themeShade="80"/>
+    </w:rPr>
+  </w:style>
+  <w:style w:type="paragraph" w:styleId="Caption">
+    <w:name w:val="caption"/>
+    <w:basedOn w:val="Normal"/>
+    <w:next w:val="Normal"/>
+    <w:uiPriority w:val="35"/>
+    <w:semiHidden/>
+    <w:unhideWhenUsed/>
+    <w:qFormat/>
+    <w:rsid w:val="007118F3"/>
+    <w:pPr>
+      <w:spacing w:line="240" w:lineRule="auto"/>
+    </w:pPr>
+    <w:rPr>
+      <w:b/>
+      <w:bCs/>
+      <w:smallCaps/>
+      <w:color w:val="44546A" w:themeColor="text2"/>
+    </w:rPr>
+  </w:style>
+  <w:style w:type="paragraph" w:styleId="Subtitle">
+    <w:name w:val="Subtitle"/>
+    <w:basedOn w:val="Normal"/>
+    <w:next w:val="Normal"/>
+    <w:link w:val="SubtitleChar"/>
+    <w:uiPriority w:val="11"/>
+    <w:qFormat/>
+    <w:rsid w:val="007118F3"/>
+    <w:pPr>
+      <w:numPr>
+        <w:ilvl w:val="1"/>
+      </w:numPr>
+      <w:spacing w:after="240" w:line="240" w:lineRule="auto"/>
+    </w:pPr>
+    <w:rPr>
+      <w:rFonts w:asciiTheme="majorHAnsi" w:eastAsiaTheme="majorEastAsia" w:hAnsiTheme="majorHAnsi" w:cstheme="majorBidi"/>
+      <w:color w:val="5B9BD5" w:themeColor="accent1"/>
+      <w:sz w:val="28"/>
+      <w:szCs w:val="28"/>
+    </w:rPr>
+  </w:style>
+  <w:style w:type="character" w:customStyle="1" w:styleId="SubtitleChar">
+    <w:name w:val="Subtitle Char"/>
+    <w:basedOn w:val="DefaultParagraphFont"/>
+    <w:link w:val="Subtitle"/>
+    <w:uiPriority w:val="11"/>
+    <w:rsid w:val="007118F3"/>
+    <w:rPr>
+      <w:rFonts w:asciiTheme="majorHAnsi" w:eastAsiaTheme="majorEastAsia" w:hAnsiTheme="majorHAnsi" w:cstheme="majorBidi"/>
+      <w:color w:val="5B9BD5" w:themeColor="accent1"/>
+      <w:sz w:val="28"/>
+      <w:szCs w:val="28"/>
+    </w:rPr>
+  </w:style>
+  <w:style w:type="paragraph" w:styleId="Quote">
+    <w:name w:val="Quote"/>
+    <w:basedOn w:val="Normal"/>
+    <w:next w:val="Normal"/>
+    <w:link w:val="QuoteChar"/>
+    <w:uiPriority w:val="29"/>
+    <w:qFormat/>
+    <w:rsid w:val="007118F3"/>
+    <w:pPr>
+      <w:spacing w:before="120" w:after="120"/>
+      <w:ind w:left="720"/>
+    </w:pPr>
+    <w:rPr>
+      <w:color w:val="44546A" w:themeColor="text2"/>
+      <w:sz w:val="24"/>
+      <w:szCs w:val="24"/>
+    </w:rPr>
+  </w:style>
+  <w:style w:type="character" w:customStyle="1" w:styleId="QuoteChar">
+    <w:name w:val="Quote Char"/>
+    <w:basedOn w:val="DefaultParagraphFont"/>
+    <w:link w:val="Quote"/>
+    <w:uiPriority w:val="29"/>
+    <w:rsid w:val="007118F3"/>
+    <w:rPr>
+      <w:color w:val="44546A" w:themeColor="text2"/>
+      <w:sz w:val="24"/>
+      <w:szCs w:val="24"/>
+    </w:rPr>
+  </w:style>
+  <w:style w:type="paragraph" w:styleId="IntenseQuote">
+    <w:name w:val="Intense Quote"/>
+    <w:basedOn w:val="Normal"/>
+    <w:next w:val="Normal"/>
+    <w:link w:val="IntenseQuoteChar"/>
+    <w:uiPriority w:val="30"/>
+    <w:qFormat/>
+    <w:rsid w:val="007118F3"/>
+    <w:pPr>
+      <w:spacing w:before="100" w:beforeAutospacing="1" w:after="240" w:line="240" w:lineRule="auto"/>
+      <w:ind w:left="720"/>
+      <w:jc w:val="center"/>
+    </w:pPr>
+    <w:rPr>
+      <w:rFonts w:asciiTheme="majorHAnsi" w:eastAsiaTheme="majorEastAsia" w:hAnsiTheme="majorHAnsi" w:cstheme="majorBidi"/>
+      <w:color w:val="44546A" w:themeColor="text2"/>
+      <w:spacing w:val="-6"/>
+      <w:sz w:val="32"/>
+      <w:szCs w:val="32"/>
+    </w:rPr>
+  </w:style>
+  <w:style w:type="character" w:customStyle="1" w:styleId="IntenseQuoteChar">
+    <w:name w:val="Intense Quote Char"/>
+    <w:basedOn w:val="DefaultParagraphFont"/>
+    <w:link w:val="IntenseQuote"/>
+    <w:uiPriority w:val="30"/>
+    <w:rsid w:val="007118F3"/>
+    <w:rPr>
+      <w:rFonts w:asciiTheme="majorHAnsi" w:eastAsiaTheme="majorEastAsia" w:hAnsiTheme="majorHAnsi" w:cstheme="majorBidi"/>
+      <w:color w:val="44546A" w:themeColor="text2"/>
+      <w:spacing w:val="-6"/>
+      <w:sz w:val="32"/>
+      <w:szCs w:val="32"/>
+    </w:rPr>
+  </w:style>
+  <w:style w:type="character" w:styleId="SubtleEmphasis">
+    <w:name w:val="Subtle Emphasis"/>
+    <w:basedOn w:val="DefaultParagraphFont"/>
+    <w:uiPriority w:val="19"/>
+    <w:qFormat/>
+    <w:rsid w:val="007118F3"/>
+    <w:rPr>
+      <w:i/>
+      <w:iCs/>
+      <w:color w:val="595959" w:themeColor="text1" w:themeTint="A6"/>
+    </w:rPr>
+  </w:style>
+  <w:style w:type="character" w:styleId="IntenseEmphasis">
+    <w:name w:val="Intense Emphasis"/>
+    <w:basedOn w:val="DefaultParagraphFont"/>
+    <w:uiPriority w:val="21"/>
+    <w:qFormat/>
+    <w:rsid w:val="007118F3"/>
+    <w:rPr>
+      <w:b/>
+      <w:bCs/>
+      <w:i/>
+      <w:iCs/>
+    </w:rPr>
+  </w:style>
+  <w:style w:type="character" w:styleId="SubtleReference">
+    <w:name w:val="Subtle Reference"/>
+    <w:basedOn w:val="DefaultParagraphFont"/>
+    <w:uiPriority w:val="31"/>
+    <w:qFormat/>
+    <w:rsid w:val="007118F3"/>
+    <w:rPr>
+      <w:smallCaps/>
+      <w:color w:val="595959" w:themeColor="text1" w:themeTint="A6"/>
+      <w:u w:val="none" w:color="7F7F7F" w:themeColor="text1" w:themeTint="80"/>
+      <w:bdr w:val="none" w:sz="0" w:space="0" w:color="auto"/>
+    </w:rPr>
+  </w:style>
+  <w:style w:type="character" w:styleId="IntenseReference">
+    <w:name w:val="Intense Reference"/>
+    <w:basedOn w:val="DefaultParagraphFont"/>
+    <w:uiPriority w:val="32"/>
+    <w:qFormat/>
+    <w:rsid w:val="007118F3"/>
+    <w:rPr>
+      <w:b/>
+      <w:bCs/>
+      <w:smallCaps/>
+      <w:color w:val="44546A" w:themeColor="text2"/>
+      <w:u w:val="single"/>
+    </w:rPr>
+  </w:style>
+  <w:style w:type="character" w:styleId="BookTitle">
+    <w:name w:val="Book Title"/>
+    <w:basedOn w:val="DefaultParagraphFont"/>
+    <w:uiPriority w:val="33"/>
+    <w:qFormat/>
+    <w:rsid w:val="007118F3"/>
+    <w:rPr>
+      <w:b/>
+      <w:bCs/>
+      <w:smallCaps/>
+      <w:spacing w:val="10"/>
+    </w:rPr>
+  </w:style>
+  <w:style w:type="paragraph" w:styleId="TOCHeading">
+    <w:name w:val="TOC Heading"/>
+    <w:basedOn w:val="Heading1"/>
+    <w:next w:val="Normal"/>
+    <w:uiPriority w:val="39"/>
+    <w:semiHidden/>
+    <w:unhideWhenUsed/>
+    <w:qFormat/>
+    <w:rsid w:val="007118F3"/>
+    <w:pPr>
+      <w:outlineLvl w:val="9"/>
+    </w:pPr>
   </w:style>
 </w:styles>
 </file>

--- a/Mostafa-khansa-custom-cv.docx
+++ b/Mostafa-khansa-custom-cv.docx
@@ -164,15 +164,27 @@
           <w:sz w:val="20"/>
           <w:szCs w:val="20"/>
         </w:rPr>
-        <w:t xml:space="preserve"> Bachelor of sciences computer science</w:t>
-      </w:r>
-      <w:r>
+        <w:t xml:space="preserve"> </w:t>
+      </w:r>
+    </w:p>
+    <w:p>
+      <w:pPr>
+        <w:jc w:val="center"/>
         <w:rPr>
           <w:rFonts w:asciiTheme="minorBidi" w:hAnsiTheme="minorBidi"/>
-          <w:sz w:val="20"/>
-          <w:szCs w:val="20"/>
-        </w:rPr>
-        <w:t xml:space="preserve"> Lebanese International University</w:t>
+          <w:b/>
+          <w:bCs/>
+        </w:rPr>
+      </w:pPr>
+      <w:bookmarkStart w:id="1" w:name="_GoBack"/>
+      <w:bookmarkEnd w:id="1"/>
+      <w:r>
+        <w:rPr>
+          <w:rFonts w:asciiTheme="minorBidi" w:hAnsiTheme="minorBidi"/>
+          <w:b/>
+          <w:bCs/>
+        </w:rPr>
+        <w:t>Professional Summary</w:t>
       </w:r>
     </w:p>
     <w:p>
@@ -435,7 +447,6 @@
         </w:rPr>
         <w:t> instead of raising PHP </w:t>
       </w:r>
-      <w:proofErr w:type="spellStart"/>
       <w:r>
         <w:rPr>
           <w:rFonts w:asciiTheme="minorBidi" w:eastAsia="Times New Roman" w:hAnsiTheme="minorBidi"/>
@@ -445,7 +456,6 @@
         </w:rPr>
         <w:t>max_input_vars</w:t>
       </w:r>
-      <w:proofErr w:type="spellEnd"/>
       <w:r>
         <w:rPr>
           <w:rFonts w:asciiTheme="minorBidi" w:eastAsia="Times New Roman" w:hAnsiTheme="minorBidi"/>
@@ -607,7 +617,6 @@
         </w:rPr>
         <w:t>Extended </w:t>
       </w:r>
-      <w:proofErr w:type="spellStart"/>
       <w:r>
         <w:rPr>
           <w:rFonts w:asciiTheme="minorBidi" w:eastAsia="Times New Roman" w:hAnsiTheme="minorBidi"/>
@@ -617,9 +626,17 @@
           <w:sz w:val="20"/>
           <w:szCs w:val="20"/>
         </w:rPr>
-        <w:t>Yii</w:t>
-      </w:r>
-      <w:proofErr w:type="spellEnd"/>
+        <w:t>Yii 1.1</w:t>
+      </w:r>
+      <w:r>
+        <w:rPr>
+          <w:rFonts w:asciiTheme="minorBidi" w:eastAsia="Times New Roman" w:hAnsiTheme="minorBidi"/>
+          <w:color w:val="3B3B3B"/>
+          <w:sz w:val="20"/>
+          <w:szCs w:val="20"/>
+        </w:rPr>
+        <w:t> logging so production errors include tenant, logged-in user, originating SQL, and a full stack trace - cutting diagnosis time on a large codebase of pages, procedures, functions, and triggers. Logs are viewed in </w:t>
+      </w:r>
       <w:r>
         <w:rPr>
           <w:rFonts w:asciiTheme="minorBidi" w:eastAsia="Times New Roman" w:hAnsiTheme="minorBidi"/>
@@ -629,18 +646,22 @@
           <w:sz w:val="20"/>
           <w:szCs w:val="20"/>
         </w:rPr>
-        <w:t xml:space="preserve"> 1.1</w:t>
-      </w:r>
-      <w:r>
-        <w:rPr>
-          <w:rFonts w:asciiTheme="minorBidi" w:eastAsia="Times New Roman" w:hAnsiTheme="minorBidi"/>
-          <w:color w:val="3B3B3B"/>
-          <w:sz w:val="20"/>
-          <w:szCs w:val="20"/>
-        </w:rPr>
-        <w:t> logging so production errors include tenant, logged-in user, originating SQL, and a full stack trace - cutting diagnosis time on a large codebase of pages, procedures, functions, and triggers. Logs are viewed in </w:t>
-      </w:r>
-      <w:r>
+        <w:t>AWS CloudWatch</w:t>
+      </w:r>
+      <w:r>
+        <w:rPr>
+          <w:rFonts w:asciiTheme="minorBidi" w:eastAsia="Times New Roman" w:hAnsiTheme="minorBidi"/>
+          <w:color w:val="3B3B3B"/>
+          <w:sz w:val="20"/>
+          <w:szCs w:val="20"/>
+        </w:rPr>
+        <w:t> (pipeline owned by DevOps).</w:t>
+      </w:r>
+    </w:p>
+    <w:p>
+      <w:pPr>
+        <w:spacing w:before="240" w:after="0" w:line="240" w:lineRule="auto"/>
+        <w:outlineLvl w:val="2"/>
         <w:rPr>
           <w:rFonts w:asciiTheme="minorBidi" w:eastAsia="Times New Roman" w:hAnsiTheme="minorBidi"/>
           <w:b/>
@@ -649,9 +670,7 @@
           <w:sz w:val="20"/>
           <w:szCs w:val="20"/>
         </w:rPr>
-        <w:t xml:space="preserve">AWS </w:t>
-      </w:r>
-      <w:proofErr w:type="spellStart"/>
+      </w:pPr>
       <w:r>
         <w:rPr>
           <w:rFonts w:asciiTheme="minorBidi" w:eastAsia="Times New Roman" w:hAnsiTheme="minorBidi"/>
@@ -661,90 +680,7 @@
           <w:sz w:val="20"/>
           <w:szCs w:val="20"/>
         </w:rPr>
-        <w:t>CloudWatch</w:t>
-      </w:r>
-      <w:proofErr w:type="spellEnd"/>
-      <w:r>
-        <w:rPr>
-          <w:rFonts w:asciiTheme="minorBidi" w:eastAsia="Times New Roman" w:hAnsiTheme="minorBidi"/>
-          <w:color w:val="3B3B3B"/>
-          <w:sz w:val="20"/>
-          <w:szCs w:val="20"/>
-        </w:rPr>
-        <w:t> (pipeline owned by DevOps).</w:t>
-      </w:r>
-    </w:p>
-    <w:p>
-      <w:pPr>
-        <w:spacing w:before="240" w:after="0" w:line="240" w:lineRule="auto"/>
-        <w:outlineLvl w:val="2"/>
-        <w:rPr>
-          <w:rFonts w:asciiTheme="minorBidi" w:eastAsia="Times New Roman" w:hAnsiTheme="minorBidi"/>
-          <w:b/>
-          <w:bCs/>
-          <w:color w:val="3B3B3B"/>
-          <w:sz w:val="20"/>
-          <w:szCs w:val="20"/>
-        </w:rPr>
-      </w:pPr>
-      <w:r>
-        <w:rPr>
-          <w:rFonts w:asciiTheme="minorBidi" w:eastAsia="Times New Roman" w:hAnsiTheme="minorBidi"/>
-          <w:b/>
-          <w:bCs/>
-          <w:color w:val="3B3B3B"/>
-          <w:sz w:val="20"/>
-          <w:szCs w:val="20"/>
-        </w:rPr>
-        <w:t>Software Developer - Al-</w:t>
-      </w:r>
-      <w:proofErr w:type="spellStart"/>
-      <w:r>
-        <w:rPr>
-          <w:rFonts w:asciiTheme="minorBidi" w:eastAsia="Times New Roman" w:hAnsiTheme="minorBidi"/>
-          <w:b/>
-          <w:bCs/>
-          <w:color w:val="3B3B3B"/>
-          <w:sz w:val="20"/>
-          <w:szCs w:val="20"/>
-        </w:rPr>
-        <w:t>Kaff</w:t>
-      </w:r>
-      <w:proofErr w:type="spellEnd"/>
-      <w:r>
-        <w:rPr>
-          <w:rFonts w:asciiTheme="minorBidi" w:eastAsia="Times New Roman" w:hAnsiTheme="minorBidi"/>
-          <w:b/>
-          <w:bCs/>
-          <w:color w:val="3B3B3B"/>
-          <w:sz w:val="20"/>
-          <w:szCs w:val="20"/>
-        </w:rPr>
-        <w:t xml:space="preserve"> </w:t>
-      </w:r>
-      <w:proofErr w:type="gramStart"/>
-      <w:r>
-        <w:rPr>
-          <w:rFonts w:asciiTheme="minorBidi" w:eastAsia="Times New Roman" w:hAnsiTheme="minorBidi"/>
-          <w:b/>
-          <w:bCs/>
-          <w:color w:val="3B3B3B"/>
-          <w:sz w:val="20"/>
-          <w:szCs w:val="20"/>
-        </w:rPr>
-        <w:t>For</w:t>
-      </w:r>
-      <w:proofErr w:type="gramEnd"/>
-      <w:r>
-        <w:rPr>
-          <w:rFonts w:asciiTheme="minorBidi" w:eastAsia="Times New Roman" w:hAnsiTheme="minorBidi"/>
-          <w:b/>
-          <w:bCs/>
-          <w:color w:val="3B3B3B"/>
-          <w:sz w:val="20"/>
-          <w:szCs w:val="20"/>
-        </w:rPr>
-        <w:t xml:space="preserve"> Computer (remote, part-time)</w:t>
+        <w:t>Software Developer - Al-Kaff For Computer (remote, part-time)</w:t>
       </w:r>
     </w:p>
     <w:p>
@@ -816,7 +752,6 @@
         </w:rPr>
         <w:t>Moved hosting off a Canada-based private provider onto a </w:t>
       </w:r>
-      <w:proofErr w:type="spellStart"/>
       <w:r>
         <w:rPr>
           <w:rFonts w:asciiTheme="minorBidi" w:eastAsia="Times New Roman" w:hAnsiTheme="minorBidi"/>
@@ -828,7 +763,6 @@
         </w:rPr>
         <w:t>Linode</w:t>
       </w:r>
-      <w:proofErr w:type="spellEnd"/>
       <w:r>
         <w:rPr>
           <w:rFonts w:asciiTheme="minorBidi" w:eastAsia="Times New Roman" w:hAnsiTheme="minorBidi"/>
@@ -881,55 +815,7 @@
           <w:sz w:val="20"/>
           <w:szCs w:val="20"/>
         </w:rPr>
-        <w:t>Software Developer - Al-</w:t>
-      </w:r>
-      <w:proofErr w:type="spellStart"/>
-      <w:r>
-        <w:rPr>
-          <w:rFonts w:asciiTheme="minorBidi" w:eastAsia="Times New Roman" w:hAnsiTheme="minorBidi"/>
-          <w:b/>
-          <w:bCs/>
-          <w:color w:val="3B3B3B"/>
-          <w:sz w:val="20"/>
-          <w:szCs w:val="20"/>
-        </w:rPr>
-        <w:t>Kaff</w:t>
-      </w:r>
-      <w:proofErr w:type="spellEnd"/>
-      <w:r>
-        <w:rPr>
-          <w:rFonts w:asciiTheme="minorBidi" w:eastAsia="Times New Roman" w:hAnsiTheme="minorBidi"/>
-          <w:b/>
-          <w:bCs/>
-          <w:color w:val="3B3B3B"/>
-          <w:sz w:val="20"/>
-          <w:szCs w:val="20"/>
-        </w:rPr>
-        <w:t xml:space="preserve"> </w:t>
-      </w:r>
-      <w:proofErr w:type="gramStart"/>
-      <w:r>
-        <w:rPr>
-          <w:rFonts w:asciiTheme="minorBidi" w:eastAsia="Times New Roman" w:hAnsiTheme="minorBidi"/>
-          <w:b/>
-          <w:bCs/>
-          <w:color w:val="3B3B3B"/>
-          <w:sz w:val="20"/>
-          <w:szCs w:val="20"/>
-        </w:rPr>
-        <w:t>For</w:t>
-      </w:r>
-      <w:proofErr w:type="gramEnd"/>
-      <w:r>
-        <w:rPr>
-          <w:rFonts w:asciiTheme="minorBidi" w:eastAsia="Times New Roman" w:hAnsiTheme="minorBidi"/>
-          <w:b/>
-          <w:bCs/>
-          <w:color w:val="3B3B3B"/>
-          <w:sz w:val="20"/>
-          <w:szCs w:val="20"/>
-        </w:rPr>
-        <w:t xml:space="preserve"> Computer (full-time)</w:t>
+        <w:t>Software Developer - Al-Kaff For Computer (full-time)</w:t>
       </w:r>
     </w:p>
     <w:p>
@@ -1081,7 +967,6 @@
         </w:rPr>
         <w:t>Resolved critical performance bottlenecks: migrated </w:t>
       </w:r>
-      <w:proofErr w:type="spellStart"/>
       <w:r>
         <w:rPr>
           <w:rFonts w:asciiTheme="minorBidi" w:eastAsia="Times New Roman" w:hAnsiTheme="minorBidi"/>
@@ -1091,52 +976,16 @@
           <w:sz w:val="20"/>
           <w:szCs w:val="20"/>
         </w:rPr>
-        <w:t>MyISAM</w:t>
-      </w:r>
-      <w:proofErr w:type="spellEnd"/>
-      <w:r>
-        <w:rPr>
-          <w:rFonts w:asciiTheme="minorBidi" w:eastAsia="Times New Roman" w:hAnsiTheme="minorBidi"/>
-          <w:b/>
-          <w:bCs/>
-          <w:color w:val="3B3B3B"/>
-          <w:sz w:val="20"/>
-          <w:szCs w:val="20"/>
-        </w:rPr>
-        <w:t xml:space="preserve"> → </w:t>
-      </w:r>
-      <w:proofErr w:type="spellStart"/>
-      <w:r>
-        <w:rPr>
-          <w:rFonts w:asciiTheme="minorBidi" w:eastAsia="Times New Roman" w:hAnsiTheme="minorBidi"/>
-          <w:b/>
-          <w:bCs/>
-          <w:color w:val="3B3B3B"/>
-          <w:sz w:val="20"/>
-          <w:szCs w:val="20"/>
-        </w:rPr>
-        <w:t>InnoDB</w:t>
-      </w:r>
-      <w:proofErr w:type="spellEnd"/>
-      <w:r>
-        <w:rPr>
-          <w:rFonts w:asciiTheme="minorBidi" w:eastAsia="Times New Roman" w:hAnsiTheme="minorBidi"/>
-          <w:color w:val="3B3B3B"/>
-          <w:sz w:val="20"/>
-          <w:szCs w:val="20"/>
-        </w:rPr>
-        <w:t>, redesigned core table structures, eliminated N+</w:t>
-      </w:r>
-      <w:bookmarkStart w:id="1" w:name="_GoBack"/>
-      <w:bookmarkEnd w:id="1"/>
-      <w:r>
-        <w:rPr>
-          <w:rFonts w:asciiTheme="minorBidi" w:eastAsia="Times New Roman" w:hAnsiTheme="minorBidi"/>
-          <w:color w:val="3B3B3B"/>
-          <w:sz w:val="20"/>
-          <w:szCs w:val="20"/>
-        </w:rPr>
-        <w:t>1 queries, and refactored business logic cutting payroll processing from </w:t>
+        <w:t>MyISAM → InnoDB</w:t>
+      </w:r>
+      <w:r>
+        <w:rPr>
+          <w:rFonts w:asciiTheme="minorBidi" w:eastAsia="Times New Roman" w:hAnsiTheme="minorBidi"/>
+          <w:color w:val="3B3B3B"/>
+          <w:sz w:val="20"/>
+          <w:szCs w:val="20"/>
+        </w:rPr>
+        <w:t>, redesigned core table structures, eliminated N+1 queries, and refactored business logic cutting payroll processing from </w:t>
       </w:r>
       <w:r>
         <w:rPr>
@@ -1226,27 +1075,7 @@
           <w:sz w:val="20"/>
           <w:szCs w:val="20"/>
         </w:rPr>
-        <w:t xml:space="preserve"> React, Next.js, </w:t>
-      </w:r>
-      <w:proofErr w:type="spellStart"/>
-      <w:r>
-        <w:rPr>
-          <w:rFonts w:asciiTheme="minorBidi" w:hAnsiTheme="minorBidi"/>
-          <w:color w:val="3B3B3B"/>
-          <w:sz w:val="20"/>
-          <w:szCs w:val="20"/>
-        </w:rPr>
-        <w:t>TypeScript</w:t>
-      </w:r>
-      <w:proofErr w:type="spellEnd"/>
-      <w:r>
-        <w:rPr>
-          <w:rFonts w:asciiTheme="minorBidi" w:hAnsiTheme="minorBidi"/>
-          <w:color w:val="3B3B3B"/>
-          <w:sz w:val="20"/>
-          <w:szCs w:val="20"/>
-        </w:rPr>
-        <w:t>, JavaScript, Flutter (Dart)</w:t>
+        <w:t> React, Next.js, TypeScript, JavaScript, Flutter (Dart)</w:t>
       </w:r>
     </w:p>
     <w:p>
@@ -1280,27 +1109,7 @@
           <w:sz w:val="20"/>
           <w:szCs w:val="20"/>
         </w:rPr>
-        <w:t> Node.js, PHP (</w:t>
-      </w:r>
-      <w:proofErr w:type="spellStart"/>
-      <w:r>
-        <w:rPr>
-          <w:rFonts w:asciiTheme="minorBidi" w:hAnsiTheme="minorBidi"/>
-          <w:color w:val="3B3B3B"/>
-          <w:sz w:val="20"/>
-          <w:szCs w:val="20"/>
-        </w:rPr>
-        <w:t>Yii</w:t>
-      </w:r>
-      <w:proofErr w:type="spellEnd"/>
-      <w:r>
-        <w:rPr>
-          <w:rFonts w:asciiTheme="minorBidi" w:hAnsiTheme="minorBidi"/>
-          <w:color w:val="3B3B3B"/>
-          <w:sz w:val="20"/>
-          <w:szCs w:val="20"/>
-        </w:rPr>
-        <w:t xml:space="preserve"> 1.1), Python, REST API design</w:t>
+        <w:t> Node.js, PHP (Yii 1.1), Python, REST API design</w:t>
       </w:r>
     </w:p>
     <w:p>
@@ -1334,27 +1143,7 @@
           <w:sz w:val="20"/>
           <w:szCs w:val="20"/>
         </w:rPr>
-        <w:t xml:space="preserve"> PostgreSQL, MySQL, SQLite, MongoDB, </w:t>
-      </w:r>
-      <w:proofErr w:type="spellStart"/>
-      <w:r>
-        <w:rPr>
-          <w:rFonts w:asciiTheme="minorBidi" w:hAnsiTheme="minorBidi"/>
-          <w:color w:val="3B3B3B"/>
-          <w:sz w:val="20"/>
-          <w:szCs w:val="20"/>
-        </w:rPr>
-        <w:t>Prisma</w:t>
-      </w:r>
-      <w:proofErr w:type="spellEnd"/>
-      <w:r>
-        <w:rPr>
-          <w:rFonts w:asciiTheme="minorBidi" w:hAnsiTheme="minorBidi"/>
-          <w:color w:val="3B3B3B"/>
-          <w:sz w:val="20"/>
-          <w:szCs w:val="20"/>
-        </w:rPr>
-        <w:t xml:space="preserve"> ORM</w:t>
+        <w:t> PostgreSQL, MySQL, SQLite, MongoDB, Prisma ORM</w:t>
       </w:r>
     </w:p>
     <w:p>
@@ -1422,107 +1211,7 @@
           <w:sz w:val="20"/>
           <w:szCs w:val="20"/>
         </w:rPr>
-        <w:t> </w:t>
-      </w:r>
-      <w:proofErr w:type="spellStart"/>
-      <w:r>
-        <w:rPr>
-          <w:rFonts w:asciiTheme="minorBidi" w:hAnsiTheme="minorBidi"/>
-          <w:color w:val="3B3B3B"/>
-          <w:sz w:val="20"/>
-          <w:szCs w:val="20"/>
-        </w:rPr>
-        <w:t>Linode</w:t>
-      </w:r>
-      <w:proofErr w:type="spellEnd"/>
-      <w:r>
-        <w:rPr>
-          <w:rFonts w:asciiTheme="minorBidi" w:hAnsiTheme="minorBidi"/>
-          <w:color w:val="3B3B3B"/>
-          <w:sz w:val="20"/>
-          <w:szCs w:val="20"/>
-        </w:rPr>
-        <w:t xml:space="preserve">, </w:t>
-      </w:r>
-      <w:proofErr w:type="spellStart"/>
-      <w:r>
-        <w:rPr>
-          <w:rFonts w:asciiTheme="minorBidi" w:hAnsiTheme="minorBidi"/>
-          <w:color w:val="3B3B3B"/>
-          <w:sz w:val="20"/>
-          <w:szCs w:val="20"/>
-        </w:rPr>
-        <w:t>GitLab</w:t>
-      </w:r>
-      <w:proofErr w:type="spellEnd"/>
-      <w:r>
-        <w:rPr>
-          <w:rFonts w:asciiTheme="minorBidi" w:hAnsiTheme="minorBidi"/>
-          <w:color w:val="3B3B3B"/>
-          <w:sz w:val="20"/>
-          <w:szCs w:val="20"/>
-        </w:rPr>
-        <w:t xml:space="preserve">, </w:t>
-      </w:r>
-      <w:proofErr w:type="spellStart"/>
-      <w:r>
-        <w:rPr>
-          <w:rFonts w:asciiTheme="minorBidi" w:hAnsiTheme="minorBidi"/>
-          <w:color w:val="3B3B3B"/>
-          <w:sz w:val="20"/>
-          <w:szCs w:val="20"/>
-        </w:rPr>
-        <w:t>Git</w:t>
-      </w:r>
-      <w:proofErr w:type="spellEnd"/>
-      <w:r>
-        <w:rPr>
-          <w:rFonts w:asciiTheme="minorBidi" w:hAnsiTheme="minorBidi"/>
-          <w:color w:val="3B3B3B"/>
-          <w:sz w:val="20"/>
-          <w:szCs w:val="20"/>
-        </w:rPr>
-        <w:t xml:space="preserve">, </w:t>
-      </w:r>
-      <w:proofErr w:type="spellStart"/>
-      <w:r>
-        <w:rPr>
-          <w:rFonts w:asciiTheme="minorBidi" w:hAnsiTheme="minorBidi"/>
-          <w:color w:val="3B3B3B"/>
-          <w:sz w:val="20"/>
-          <w:szCs w:val="20"/>
-        </w:rPr>
-        <w:t>Vercel</w:t>
-      </w:r>
-      <w:proofErr w:type="spellEnd"/>
-      <w:r>
-        <w:rPr>
-          <w:rFonts w:asciiTheme="minorBidi" w:hAnsiTheme="minorBidi"/>
-          <w:color w:val="3B3B3B"/>
-          <w:sz w:val="20"/>
-          <w:szCs w:val="20"/>
-        </w:rPr>
-        <w:t xml:space="preserve">, Render, </w:t>
-      </w:r>
-      <w:proofErr w:type="spellStart"/>
-      <w:r>
-        <w:rPr>
-          <w:rFonts w:asciiTheme="minorBidi" w:hAnsiTheme="minorBidi"/>
-          <w:color w:val="3B3B3B"/>
-          <w:sz w:val="20"/>
-          <w:szCs w:val="20"/>
-        </w:rPr>
-        <w:t>Supabase</w:t>
-      </w:r>
-      <w:proofErr w:type="spellEnd"/>
-      <w:r>
-        <w:rPr>
-          <w:rFonts w:asciiTheme="minorBidi" w:hAnsiTheme="minorBidi"/>
-          <w:color w:val="3B3B3B"/>
-          <w:sz w:val="20"/>
-          <w:szCs w:val="20"/>
-        </w:rPr>
-        <w:t>, Neon</w:t>
+        <w:t> Linode, GitLab, Git, Vercel, Render, Supabase, Neon</w:t>
       </w:r>
     </w:p>
     <w:sectPr>

--- a/Mostafa-khansa-custom-cv.docx
+++ b/Mostafa-khansa-custom-cv.docx
@@ -176,15 +176,30 @@
           <w:bCs/>
         </w:rPr>
       </w:pPr>
-      <w:bookmarkStart w:id="1" w:name="_GoBack"/>
-      <w:bookmarkEnd w:id="1"/>
       <w:r>
         <w:rPr>
           <w:rFonts w:asciiTheme="minorBidi" w:hAnsiTheme="minorBidi"/>
           <w:b/>
           <w:bCs/>
-        </w:rPr>
-        <w:t>Professional Summary</w:t>
+          <w:color w:val="0D0D0D" w:themeColor="text1" w:themeTint="F2"/>
+        </w:rPr>
+        <w:t>PROFESSIONAL</w:t>
+      </w:r>
+      <w:r>
+        <w:rPr>
+          <w:rFonts w:asciiTheme="minorBidi" w:hAnsiTheme="minorBidi"/>
+          <w:b/>
+          <w:bCs/>
+        </w:rPr>
+        <w:t xml:space="preserve"> </w:t>
+      </w:r>
+      <w:r>
+        <w:rPr>
+          <w:rFonts w:asciiTheme="minorBidi" w:hAnsiTheme="minorBidi"/>
+          <w:b/>
+          <w:bCs/>
+        </w:rPr>
+        <w:t>SUMMARY</w:t>
       </w:r>
     </w:p>
     <w:p>
@@ -399,71 +414,7 @@
         </w:rPr>
       </w:pPr>
       <w:r>
-        <w:rPr>
-          <w:rFonts w:asciiTheme="minorBidi" w:eastAsia="Times New Roman" w:hAnsiTheme="minorBidi"/>
-          <w:color w:val="3B3B3B"/>
-          <w:sz w:val="20"/>
-          <w:szCs w:val="20"/>
-        </w:rPr>
-        <w:t>A shared document component (sales, orders, purchases) posted </w:t>
-      </w:r>
-      <w:r>
-        <w:rPr>
-          <w:rFonts w:asciiTheme="minorBidi" w:eastAsia="Times New Roman" w:hAnsiTheme="minorBidi"/>
-          <w:b/>
-          <w:bCs/>
-          <w:color w:val="3B3B3B"/>
-          <w:sz w:val="20"/>
-          <w:szCs w:val="20"/>
-        </w:rPr>
-        <w:t>10,000+ form fields</w:t>
-      </w:r>
-      <w:r>
-        <w:rPr>
-          <w:rFonts w:asciiTheme="minorBidi" w:eastAsia="Times New Roman" w:hAnsiTheme="minorBidi"/>
-          <w:color w:val="3B3B3B"/>
-          <w:sz w:val="20"/>
-          <w:szCs w:val="20"/>
-        </w:rPr>
-        <w:t>, so invoices with ~300 line items silently saved only ~100. Replaced per-field POST with a </w:t>
-      </w:r>
-      <w:r>
-        <w:rPr>
-          <w:rFonts w:asciiTheme="minorBidi" w:eastAsia="Times New Roman" w:hAnsiTheme="minorBidi"/>
-          <w:b/>
-          <w:bCs/>
-          <w:color w:val="3B3B3B"/>
-          <w:sz w:val="20"/>
-          <w:szCs w:val="20"/>
-        </w:rPr>
-        <w:t>single JSON payload</w:t>
-      </w:r>
-      <w:r>
-        <w:rPr>
-          <w:rFonts w:asciiTheme="minorBidi" w:eastAsia="Times New Roman" w:hAnsiTheme="minorBidi"/>
-          <w:color w:val="3B3B3B"/>
-          <w:sz w:val="20"/>
-          <w:szCs w:val="20"/>
-        </w:rPr>
-        <w:t> instead of raising PHP </w:t>
-      </w:r>
-      <w:r>
-        <w:rPr>
-          <w:rFonts w:asciiTheme="minorBidi" w:eastAsia="Times New Roman" w:hAnsiTheme="minorBidi"/>
-          <w:color w:val="3B3B3B"/>
-          <w:sz w:val="20"/>
-          <w:szCs w:val="20"/>
-        </w:rPr>
-        <w:t>max_input_vars</w:t>
-      </w:r>
-      <w:r>
-        <w:rPr>
-          <w:rFonts w:asciiTheme="minorBidi" w:eastAsia="Times New Roman" w:hAnsiTheme="minorBidi"/>
-          <w:color w:val="3B3B3B"/>
-          <w:sz w:val="20"/>
-          <w:szCs w:val="20"/>
-        </w:rPr>
-        <w:t>, so full documents persist.</w:t>
+        <w:t>Ended silent truncation of large invoices in the shared sales/orders/purchases form (10,000+ fields posted per document) by moving to a single JSON payload instead of raising PHP's input limit.</w:t>
       </w:r>
     </w:p>
     <w:p>
@@ -839,6 +790,8 @@
         </w:rPr>
         <w:t>Riyadh, KSA | Mar 2013 – Sep 2015</w:t>
       </w:r>
+      <w:bookmarkStart w:id="1" w:name="_GoBack"/>
+      <w:bookmarkEnd w:id="1"/>
     </w:p>
     <w:p>
       <w:pPr>
@@ -1028,8 +981,6 @@
           <w:b/>
           <w:bCs/>
           <w:color w:val="0D0D0D" w:themeColor="text1" w:themeTint="F2"/>
-          <w:sz w:val="24"/>
-          <w:szCs w:val="24"/>
         </w:rPr>
       </w:pPr>
       <w:r>
@@ -1038,8 +989,6 @@
           <w:b/>
           <w:bCs/>
           <w:color w:val="0D0D0D" w:themeColor="text1" w:themeTint="F2"/>
-          <w:sz w:val="24"/>
-          <w:szCs w:val="24"/>
         </w:rPr>
         <w:t>TECHNICAL SKILLS</w:t>
       </w:r>

--- a/Mostafa-khansa-custom-cv.docx
+++ b/Mostafa-khansa-custom-cv.docx
@@ -653,7 +653,18 @@
           <w:sz w:val="20"/>
           <w:szCs w:val="20"/>
         </w:rPr>
-        <w:t>Beirut, Lebanon | Sep 2015 – Feb 2026</w:t>
+        <w:t xml:space="preserve">Beirut, Lebanon | </w:t>
+      </w:r>
+      <w:r>
+        <w:rPr>
+          <w:rFonts w:asciiTheme="minorBidi" w:eastAsia="Times New Roman" w:hAnsiTheme="minorBidi"/>
+          <w:i/>
+          <w:iCs/>
+          <w:color w:val="3B3B3B"/>
+          <w:sz w:val="20"/>
+          <w:szCs w:val="20"/>
+        </w:rPr>
+        <w:t>Mar 2013 – Sep 2015</w:t>
       </w:r>
     </w:p>
     <w:p>
@@ -746,8 +757,28 @@
     </w:p>
     <w:p>
       <w:pPr>
-        <w:spacing w:before="240" w:after="120" w:line="240" w:lineRule="auto"/>
-        <w:outlineLvl w:val="2"/>
+        <w:numPr>
+          <w:ilvl w:val="0"/>
+          <w:numId w:val="5"/>
+        </w:numPr>
+        <w:spacing w:after="0" w:line="240" w:lineRule="auto"/>
+        <w:rPr>
+          <w:rFonts w:asciiTheme="minorBidi" w:eastAsia="Times New Roman" w:hAnsiTheme="minorBidi"/>
+          <w:color w:val="3B3B3B"/>
+          <w:sz w:val="20"/>
+          <w:szCs w:val="20"/>
+        </w:rPr>
+      </w:pPr>
+      <w:r>
+        <w:rPr>
+          <w:rFonts w:asciiTheme="minorBidi" w:eastAsia="Times New Roman" w:hAnsiTheme="minorBidi"/>
+          <w:color w:val="3B3B3B"/>
+          <w:sz w:val="20"/>
+          <w:szCs w:val="20"/>
+        </w:rPr>
+        <w:t>As the </w:t>
+      </w:r>
+      <w:r>
         <w:rPr>
           <w:rFonts w:asciiTheme="minorBidi" w:eastAsia="Times New Roman" w:hAnsiTheme="minorBidi"/>
           <w:b/>
@@ -756,7 +787,17 @@
           <w:sz w:val="20"/>
           <w:szCs w:val="20"/>
         </w:rPr>
-      </w:pPr>
+        <w:t>sole developer</w:t>
+      </w:r>
+      <w:r>
+        <w:rPr>
+          <w:rFonts w:asciiTheme="minorBidi" w:eastAsia="Times New Roman" w:hAnsiTheme="minorBidi"/>
+          <w:color w:val="3B3B3B"/>
+          <w:sz w:val="20"/>
+          <w:szCs w:val="20"/>
+        </w:rPr>
+        <w:t>, built internal web applications automating </w:t>
+      </w:r>
       <w:r>
         <w:rPr>
           <w:rFonts w:asciiTheme="minorBidi" w:eastAsia="Times New Roman" w:hAnsiTheme="minorBidi"/>
@@ -766,215 +807,124 @@
           <w:sz w:val="20"/>
           <w:szCs w:val="20"/>
         </w:rPr>
-        <w:t>Software Developer - Al-Kaff For Computer (full-time)</w:t>
+        <w:t>monthly payroll processing</w:t>
+      </w:r>
+      <w:r>
+        <w:rPr>
+          <w:rFonts w:asciiTheme="minorBidi" w:eastAsia="Times New Roman" w:hAnsiTheme="minorBidi"/>
+          <w:color w:val="3B3B3B"/>
+          <w:sz w:val="20"/>
+          <w:szCs w:val="20"/>
+        </w:rPr>
+        <w:t> for </w:t>
+      </w:r>
+      <w:r>
+        <w:rPr>
+          <w:rFonts w:asciiTheme="minorBidi" w:eastAsia="Times New Roman" w:hAnsiTheme="minorBidi"/>
+          <w:b/>
+          <w:bCs/>
+          <w:color w:val="3B3B3B"/>
+          <w:sz w:val="20"/>
+          <w:szCs w:val="20"/>
+        </w:rPr>
+        <w:t>400 companies</w:t>
+      </w:r>
+      <w:r>
+        <w:rPr>
+          <w:rFonts w:asciiTheme="minorBidi" w:eastAsia="Times New Roman" w:hAnsiTheme="minorBidi"/>
+          <w:color w:val="3B3B3B"/>
+          <w:sz w:val="20"/>
+          <w:szCs w:val="20"/>
+        </w:rPr>
+        <w:t> (2,000+ employees each) and </w:t>
+      </w:r>
+      <w:r>
+        <w:rPr>
+          <w:rFonts w:asciiTheme="minorBidi" w:eastAsia="Times New Roman" w:hAnsiTheme="minorBidi"/>
+          <w:b/>
+          <w:bCs/>
+          <w:color w:val="3B3B3B"/>
+          <w:sz w:val="20"/>
+          <w:szCs w:val="20"/>
+        </w:rPr>
+        <w:t>secure member ATM card issuance</w:t>
+      </w:r>
+      <w:r>
+        <w:rPr>
+          <w:rFonts w:asciiTheme="minorBidi" w:eastAsia="Times New Roman" w:hAnsiTheme="minorBidi"/>
+          <w:color w:val="3B3B3B"/>
+          <w:sz w:val="20"/>
+          <w:szCs w:val="20"/>
+        </w:rPr>
+        <w:t> and lifecycle operations.</w:t>
       </w:r>
     </w:p>
     <w:p>
       <w:pPr>
-        <w:spacing w:after="120" w:line="240" w:lineRule="auto"/>
-        <w:rPr>
-          <w:rFonts w:asciiTheme="minorBidi" w:eastAsia="Times New Roman" w:hAnsiTheme="minorBidi"/>
-          <w:color w:val="3B3B3B"/>
-          <w:sz w:val="20"/>
-          <w:szCs w:val="20"/>
-        </w:rPr>
-      </w:pPr>
-      <w:r>
-        <w:rPr>
-          <w:rFonts w:asciiTheme="minorBidi" w:eastAsia="Times New Roman" w:hAnsiTheme="minorBidi"/>
-          <w:i/>
-          <w:iCs/>
-          <w:color w:val="3B3B3B"/>
-          <w:sz w:val="20"/>
-          <w:szCs w:val="20"/>
-        </w:rPr>
-        <w:t>Riyadh, KSA | Mar 2013 – Sep 2015</w:t>
-      </w:r>
-      <w:bookmarkStart w:id="1" w:name="_GoBack"/>
-      <w:bookmarkEnd w:id="1"/>
+        <w:numPr>
+          <w:ilvl w:val="0"/>
+          <w:numId w:val="5"/>
+        </w:numPr>
+        <w:spacing w:before="100" w:beforeAutospacing="1" w:after="60" w:line="240" w:lineRule="auto"/>
+        <w:rPr>
+          <w:rFonts w:asciiTheme="minorBidi" w:eastAsia="Times New Roman" w:hAnsiTheme="minorBidi"/>
+          <w:sz w:val="20"/>
+          <w:szCs w:val="20"/>
+        </w:rPr>
+      </w:pPr>
+      <w:r>
+        <w:rPr>
+          <w:rFonts w:asciiTheme="minorBidi" w:eastAsia="Times New Roman" w:hAnsiTheme="minorBidi"/>
+          <w:color w:val="3B3B3B"/>
+          <w:sz w:val="20"/>
+          <w:szCs w:val="20"/>
+        </w:rPr>
+        <w:t>Resolved critical performance bottlenecks: migrated </w:t>
+      </w:r>
+      <w:r>
+        <w:rPr>
+          <w:rFonts w:asciiTheme="minorBidi" w:eastAsia="Times New Roman" w:hAnsiTheme="minorBidi"/>
+          <w:b/>
+          <w:bCs/>
+          <w:color w:val="3B3B3B"/>
+          <w:sz w:val="20"/>
+          <w:szCs w:val="20"/>
+        </w:rPr>
+        <w:t>MyISAM → InnoDB</w:t>
+      </w:r>
+      <w:r>
+        <w:rPr>
+          <w:rFonts w:asciiTheme="minorBidi" w:eastAsia="Times New Roman" w:hAnsiTheme="minorBidi"/>
+          <w:color w:val="3B3B3B"/>
+          <w:sz w:val="20"/>
+          <w:szCs w:val="20"/>
+        </w:rPr>
+        <w:t>, redesigned core table structures, eliminated N+1 queries, and refactored business logic cutting payroll processing from </w:t>
+      </w:r>
+      <w:r>
+        <w:rPr>
+          <w:rFonts w:asciiTheme="minorBidi" w:eastAsia="Times New Roman" w:hAnsiTheme="minorBidi"/>
+          <w:b/>
+          <w:bCs/>
+          <w:color w:val="3B3B3B"/>
+          <w:sz w:val="20"/>
+          <w:szCs w:val="20"/>
+        </w:rPr>
+        <w:t>10 minutes with timeouts to 5 seconds or less</w:t>
+      </w:r>
+      <w:r>
+        <w:rPr>
+          <w:rFonts w:asciiTheme="minorBidi" w:eastAsia="Times New Roman" w:hAnsiTheme="minorBidi"/>
+          <w:color w:val="3B3B3B"/>
+          <w:sz w:val="20"/>
+          <w:szCs w:val="20"/>
+        </w:rPr>
+        <w:t>.</w:t>
+      </w:r>
     </w:p>
     <w:p>
       <w:pPr>
-        <w:numPr>
-          <w:ilvl w:val="0"/>
-          <w:numId w:val="6"/>
-        </w:numPr>
-        <w:spacing w:after="0" w:line="240" w:lineRule="auto"/>
-        <w:rPr>
-          <w:rFonts w:asciiTheme="minorBidi" w:eastAsia="Times New Roman" w:hAnsiTheme="minorBidi"/>
-          <w:color w:val="3B3B3B"/>
-          <w:sz w:val="20"/>
-          <w:szCs w:val="20"/>
-        </w:rPr>
-      </w:pPr>
-      <w:r>
-        <w:rPr>
-          <w:rFonts w:asciiTheme="minorBidi" w:eastAsia="Times New Roman" w:hAnsiTheme="minorBidi"/>
-          <w:color w:val="3B3B3B"/>
-          <w:sz w:val="20"/>
-          <w:szCs w:val="20"/>
-        </w:rPr>
-        <w:t>As the </w:t>
-      </w:r>
-      <w:r>
-        <w:rPr>
-          <w:rFonts w:asciiTheme="minorBidi" w:eastAsia="Times New Roman" w:hAnsiTheme="minorBidi"/>
-          <w:b/>
-          <w:bCs/>
-          <w:color w:val="3B3B3B"/>
-          <w:sz w:val="20"/>
-          <w:szCs w:val="20"/>
-        </w:rPr>
-        <w:t>sole developer</w:t>
-      </w:r>
-      <w:r>
-        <w:rPr>
-          <w:rFonts w:asciiTheme="minorBidi" w:eastAsia="Times New Roman" w:hAnsiTheme="minorBidi"/>
-          <w:color w:val="3B3B3B"/>
-          <w:sz w:val="20"/>
-          <w:szCs w:val="20"/>
-        </w:rPr>
-        <w:t>, built internal web applications automating </w:t>
-      </w:r>
-      <w:r>
-        <w:rPr>
-          <w:rFonts w:asciiTheme="minorBidi" w:eastAsia="Times New Roman" w:hAnsiTheme="minorBidi"/>
-          <w:b/>
-          <w:bCs/>
-          <w:color w:val="3B3B3B"/>
-          <w:sz w:val="20"/>
-          <w:szCs w:val="20"/>
-        </w:rPr>
-        <w:t>monthly payroll processing</w:t>
-      </w:r>
-      <w:r>
-        <w:rPr>
-          <w:rFonts w:asciiTheme="minorBidi" w:eastAsia="Times New Roman" w:hAnsiTheme="minorBidi"/>
-          <w:color w:val="3B3B3B"/>
-          <w:sz w:val="20"/>
-          <w:szCs w:val="20"/>
-        </w:rPr>
-        <w:t> for </w:t>
-      </w:r>
-      <w:r>
-        <w:rPr>
-          <w:rFonts w:asciiTheme="minorBidi" w:eastAsia="Times New Roman" w:hAnsiTheme="minorBidi"/>
-          <w:b/>
-          <w:bCs/>
-          <w:color w:val="3B3B3B"/>
-          <w:sz w:val="20"/>
-          <w:szCs w:val="20"/>
-        </w:rPr>
-        <w:t>400 companies</w:t>
-      </w:r>
-      <w:r>
-        <w:rPr>
-          <w:rFonts w:asciiTheme="minorBidi" w:eastAsia="Times New Roman" w:hAnsiTheme="minorBidi"/>
-          <w:color w:val="3B3B3B"/>
-          <w:sz w:val="20"/>
-          <w:szCs w:val="20"/>
-        </w:rPr>
-        <w:t> (2,000+ employees each) and </w:t>
-      </w:r>
-      <w:r>
-        <w:rPr>
-          <w:rFonts w:asciiTheme="minorBidi" w:eastAsia="Times New Roman" w:hAnsiTheme="minorBidi"/>
-          <w:b/>
-          <w:bCs/>
-          <w:color w:val="3B3B3B"/>
-          <w:sz w:val="20"/>
-          <w:szCs w:val="20"/>
-        </w:rPr>
-        <w:t>secure member ATM card issuance</w:t>
-      </w:r>
-      <w:r>
-        <w:rPr>
-          <w:rFonts w:asciiTheme="minorBidi" w:eastAsia="Times New Roman" w:hAnsiTheme="minorBidi"/>
-          <w:color w:val="3B3B3B"/>
-          <w:sz w:val="20"/>
-          <w:szCs w:val="20"/>
-        </w:rPr>
-        <w:t> and lifecycle operations.</w:t>
-      </w:r>
-    </w:p>
-    <w:p>
-      <w:pPr>
-        <w:numPr>
-          <w:ilvl w:val="0"/>
-          <w:numId w:val="6"/>
-        </w:numPr>
-        <w:spacing w:before="100" w:beforeAutospacing="1" w:after="60" w:line="240" w:lineRule="auto"/>
-        <w:rPr>
-          <w:rFonts w:asciiTheme="minorBidi" w:eastAsia="Times New Roman" w:hAnsiTheme="minorBidi"/>
-          <w:color w:val="3B3B3B"/>
-          <w:sz w:val="20"/>
-          <w:szCs w:val="20"/>
-        </w:rPr>
-      </w:pPr>
-      <w:r>
-        <w:rPr>
-          <w:rFonts w:asciiTheme="minorBidi" w:eastAsia="Times New Roman" w:hAnsiTheme="minorBidi"/>
-          <w:color w:val="3B3B3B"/>
-          <w:sz w:val="20"/>
-          <w:szCs w:val="20"/>
-        </w:rPr>
-        <w:t>Resolved critical performance bottlenecks: migrated </w:t>
-      </w:r>
-      <w:r>
-        <w:rPr>
-          <w:rFonts w:asciiTheme="minorBidi" w:eastAsia="Times New Roman" w:hAnsiTheme="minorBidi"/>
-          <w:b/>
-          <w:bCs/>
-          <w:color w:val="3B3B3B"/>
-          <w:sz w:val="20"/>
-          <w:szCs w:val="20"/>
-        </w:rPr>
-        <w:t>MyISAM → InnoDB</w:t>
-      </w:r>
-      <w:r>
-        <w:rPr>
-          <w:rFonts w:asciiTheme="minorBidi" w:eastAsia="Times New Roman" w:hAnsiTheme="minorBidi"/>
-          <w:color w:val="3B3B3B"/>
-          <w:sz w:val="20"/>
-          <w:szCs w:val="20"/>
-        </w:rPr>
-        <w:t>, redesigned core table structures, eliminated N+1 queries, and refactored business logic cutting payroll processing from </w:t>
-      </w:r>
-      <w:r>
-        <w:rPr>
-          <w:rFonts w:asciiTheme="minorBidi" w:eastAsia="Times New Roman" w:hAnsiTheme="minorBidi"/>
-          <w:b/>
-          <w:bCs/>
-          <w:color w:val="3B3B3B"/>
-          <w:sz w:val="20"/>
-          <w:szCs w:val="20"/>
-        </w:rPr>
-        <w:t>10 minutes with timeouts to 5 seconds or less</w:t>
-      </w:r>
-      <w:r>
-        <w:rPr>
-          <w:rFonts w:asciiTheme="minorBidi" w:eastAsia="Times New Roman" w:hAnsiTheme="minorBidi"/>
-          <w:color w:val="3B3B3B"/>
-          <w:sz w:val="20"/>
-          <w:szCs w:val="20"/>
-        </w:rPr>
-        <w:t>.</w:t>
-      </w:r>
-    </w:p>
-    <w:p>
-      <w:pPr>
-        <w:spacing w:after="0" w:line="240" w:lineRule="auto"/>
-        <w:ind w:left="432"/>
-        <w:rPr>
-          <w:rFonts w:asciiTheme="minorBidi" w:eastAsia="Times New Roman" w:hAnsiTheme="minorBidi"/>
-          <w:sz w:val="20"/>
-          <w:szCs w:val="20"/>
-        </w:rPr>
-      </w:pPr>
-    </w:p>
-    <w:p>
-      <w:pPr>
-        <w:spacing w:after="0"/>
+        <w:spacing w:before="120" w:after="120"/>
         <w:jc w:val="center"/>
         <w:rPr>
           <w:rFonts w:asciiTheme="minorBidi" w:hAnsiTheme="minorBidi"/>
@@ -1162,6 +1112,84 @@
         </w:rPr>
         <w:t> Linode, GitLab, Git, Vercel, Render, Supabase, Neon</w:t>
       </w:r>
+    </w:p>
+    <w:p>
+      <w:pPr>
+        <w:pStyle w:val="ListParagraph"/>
+        <w:spacing w:after="0"/>
+        <w:rPr>
+          <w:rFonts w:asciiTheme="minorBidi" w:hAnsiTheme="minorBidi"/>
+          <w:b/>
+          <w:bCs/>
+          <w:color w:val="0D0D0D" w:themeColor="text1" w:themeTint="F2"/>
+        </w:rPr>
+      </w:pPr>
+    </w:p>
+    <w:p>
+      <w:pPr>
+        <w:spacing w:before="120" w:after="0"/>
+        <w:jc w:val="center"/>
+        <w:rPr>
+          <w:rFonts w:asciiTheme="minorBidi" w:hAnsiTheme="minorBidi"/>
+          <w:b/>
+          <w:bCs/>
+          <w:color w:val="0D0D0D" w:themeColor="text1" w:themeTint="F2"/>
+        </w:rPr>
+      </w:pPr>
+      <w:r>
+        <w:rPr>
+          <w:rFonts w:asciiTheme="minorBidi" w:hAnsiTheme="minorBidi"/>
+          <w:b/>
+          <w:bCs/>
+          <w:color w:val="0D0D0D" w:themeColor="text1" w:themeTint="F2"/>
+        </w:rPr>
+        <w:t>EDUCATION</w:t>
+      </w:r>
+      <w:bookmarkStart w:id="1" w:name="_GoBack"/>
+      <w:bookmarkEnd w:id="1"/>
+    </w:p>
+    <w:p>
+      <w:pPr>
+        <w:pStyle w:val="ListParagraph"/>
+        <w:spacing w:before="120" w:after="0"/>
+        <w:rPr>
+          <w:rFonts w:asciiTheme="minorBidi" w:hAnsiTheme="minorBidi"/>
+          <w:color w:val="0D0D0D" w:themeColor="text1" w:themeTint="F2"/>
+        </w:rPr>
+      </w:pPr>
+      <w:r>
+        <w:rPr>
+          <w:rFonts w:asciiTheme="minorBidi" w:hAnsiTheme="minorBidi"/>
+          <w:color w:val="0D0D0D" w:themeColor="text1" w:themeTint="F2"/>
+        </w:rPr>
+        <w:t xml:space="preserve">Bachelor of Sciences, Computer </w:t>
+      </w:r>
+      <w:r>
+        <w:rPr>
+          <w:rFonts w:asciiTheme="minorBidi" w:hAnsiTheme="minorBidi"/>
+          <w:color w:val="0D0D0D" w:themeColor="text1" w:themeTint="F2"/>
+        </w:rPr>
+        <w:t>Science,</w:t>
+      </w:r>
+      <w:r>
+        <w:rPr>
+          <w:rFonts w:asciiTheme="minorBidi" w:hAnsiTheme="minorBidi"/>
+          <w:color w:val="0D0D0D" w:themeColor="text1" w:themeTint="F2"/>
+        </w:rPr>
+        <w:t xml:space="preserve"> Lebanese International University, 2012</w:t>
+      </w:r>
+    </w:p>
+    <w:p>
+      <w:pPr>
+        <w:spacing w:after="0" w:line="240" w:lineRule="auto"/>
+        <w:ind w:left="720"/>
+        <w:rPr>
+          <w:rFonts w:asciiTheme="minorBidi" w:hAnsiTheme="minorBidi"/>
+          <w:color w:val="3B3B3B"/>
+          <w:sz w:val="20"/>
+          <w:szCs w:val="20"/>
+        </w:rPr>
+      </w:pPr>
     </w:p>
     <w:sectPr>
       <w:pgSz w:w="12240" w:h="15840"/>
